--- a/MultiRoof Windows Linux Packaging Documentation.docx
+++ b/MultiRoof Windows Linux Packaging Documentation.docx
@@ -15,13 +15,23 @@
           <w:szCs w:val="36"/>
         </w:rPr>
       </w:pPr>
+      <w:proofErr w:type="spellStart"/>
       <w:r>
         <w:rPr>
           <w:rFonts w:asciiTheme="majorBidi" w:hAnsiTheme="majorBidi"/>
           <w:sz w:val="32"/>
           <w:szCs w:val="36"/>
         </w:rPr>
-        <w:t>MultiRoof Application Packaging Documentation</w:t>
+        <w:t>MultiRoof</w:t>
+      </w:r>
+      <w:proofErr w:type="spellEnd"/>
+      <w:r>
+        <w:rPr>
+          <w:rFonts w:asciiTheme="majorBidi" w:hAnsiTheme="majorBidi"/>
+          <w:sz w:val="32"/>
+          <w:szCs w:val="36"/>
+        </w:rPr>
+        <w:t xml:space="preserve"> Application Packaging Documentation</w:t>
       </w:r>
     </w:p>
     <w:p>
@@ -52,13 +62,59 @@
           <w:szCs w:val="24"/>
         </w:rPr>
       </w:pPr>
+      <w:proofErr w:type="spellStart"/>
       <w:r>
         <w:rPr>
           <w:rFonts w:asciiTheme="majorBidi" w:hAnsiTheme="majorBidi" w:cstheme="majorBidi"/>
           <w:sz w:val="22"/>
           <w:szCs w:val="24"/>
         </w:rPr>
-        <w:t>MultiRoof - LoD 2.2 CityJSON Generator</w:t>
+        <w:t>MultiRoof</w:t>
+      </w:r>
+      <w:proofErr w:type="spellEnd"/>
+      <w:r>
+        <w:rPr>
+          <w:rFonts w:asciiTheme="majorBidi" w:hAnsiTheme="majorBidi" w:cstheme="majorBidi"/>
+          <w:sz w:val="22"/>
+          <w:szCs w:val="24"/>
+        </w:rPr>
+        <w:t xml:space="preserve"> - </w:t>
+      </w:r>
+      <w:proofErr w:type="spellStart"/>
+      <w:r>
+        <w:rPr>
+          <w:rFonts w:asciiTheme="majorBidi" w:hAnsiTheme="majorBidi" w:cstheme="majorBidi"/>
+          <w:sz w:val="22"/>
+          <w:szCs w:val="24"/>
+        </w:rPr>
+        <w:t>LoD</w:t>
+      </w:r>
+      <w:proofErr w:type="spellEnd"/>
+      <w:r>
+        <w:rPr>
+          <w:rFonts w:asciiTheme="majorBidi" w:hAnsiTheme="majorBidi" w:cstheme="majorBidi"/>
+          <w:sz w:val="22"/>
+          <w:szCs w:val="24"/>
+        </w:rPr>
+        <w:t xml:space="preserve"> 2.2 </w:t>
+      </w:r>
+      <w:proofErr w:type="spellStart"/>
+      <w:r>
+        <w:rPr>
+          <w:rFonts w:asciiTheme="majorBidi" w:hAnsiTheme="majorBidi" w:cstheme="majorBidi"/>
+          <w:sz w:val="22"/>
+          <w:szCs w:val="24"/>
+        </w:rPr>
+        <w:t>CityJSON</w:t>
+      </w:r>
+      <w:proofErr w:type="spellEnd"/>
+      <w:r>
+        <w:rPr>
+          <w:rFonts w:asciiTheme="majorBidi" w:hAnsiTheme="majorBidi" w:cstheme="majorBidi"/>
+          <w:sz w:val="22"/>
+          <w:szCs w:val="24"/>
+        </w:rPr>
+        <w:t xml:space="preserve"> Generator</w:t>
       </w:r>
     </w:p>
     <w:p>
@@ -83,192 +139,630 @@
     </w:p>
     <w:p>
       <w:pPr>
-        <w:pStyle w:val="ListParagraph"/>
-        <w:numPr>
-          <w:ilvl w:val="0"/>
-          <w:numId w:val="10"/>
-        </w:numPr>
+        <w:pStyle w:val="NormalWeb"/>
         <w:jc w:val="both"/>
-        <w:rPr>
-          <w:rFonts w:asciiTheme="majorBidi" w:hAnsiTheme="majorBidi" w:cstheme="majorBidi"/>
-          <w:lang w:val="en-BE"/>
-        </w:rPr>
-      </w:pPr>
-      <w:r>
-        <w:rPr>
-          <w:rFonts w:asciiTheme="majorBidi" w:hAnsiTheme="majorBidi" w:cstheme="majorBidi"/>
-          <w:lang w:val="en-BE"/>
-        </w:rPr>
-        <w:t>This document describes the procedure used to package the MultiRoof Python application for both Windows and Linux operating systems. Although the same Python source code is used as the basis of the application, separate builds are created for each operating system because Windows and Linux use different executable formats and distribution mechanisms.</w:t>
+      </w:pPr>
+      <w:r>
+        <w:t xml:space="preserve">This document describes the </w:t>
+      </w:r>
+      <w:r>
+        <w:t xml:space="preserve">procedure used to </w:t>
+      </w:r>
+      <w:r>
+        <w:rPr>
+          <w:rStyle w:val="Strong"/>
+          <w:b w:val="0"/>
+          <w:bCs w:val="0"/>
+        </w:rPr>
+        <w:t xml:space="preserve">build and package the </w:t>
+      </w:r>
+      <w:proofErr w:type="spellStart"/>
+      <w:r>
+        <w:rPr>
+          <w:rStyle w:val="Strong"/>
+          <w:b w:val="0"/>
+          <w:bCs w:val="0"/>
+        </w:rPr>
+        <w:t>MultiRoof</w:t>
+      </w:r>
+      <w:proofErr w:type="spellEnd"/>
+      <w:r>
+        <w:rPr>
+          <w:rStyle w:val="Strong"/>
+          <w:b w:val="0"/>
+          <w:bCs w:val="0"/>
+        </w:rPr>
+        <w:t xml:space="preserve"> Python application for Windows and Linux operating systems</w:t>
+      </w:r>
+      <w:r>
+        <w:t xml:space="preserve">. </w:t>
       </w:r>
     </w:p>
     <w:p>
       <w:pPr>
-        <w:pStyle w:val="ListParagraph"/>
-        <w:numPr>
-          <w:ilvl w:val="0"/>
-          <w:numId w:val="10"/>
-        </w:numPr>
+        <w:pStyle w:val="NormalWeb"/>
         <w:jc w:val="both"/>
-        <w:rPr>
-          <w:rFonts w:asciiTheme="majorBidi" w:hAnsiTheme="majorBidi" w:cstheme="majorBidi"/>
-          <w:lang w:val="en-BE"/>
-        </w:rPr>
-      </w:pPr>
-      <w:r>
-        <w:rPr>
-          <w:rFonts w:asciiTheme="majorBidi" w:hAnsiTheme="majorBidi" w:cstheme="majorBidi"/>
-          <w:lang w:val="en-BE"/>
-        </w:rPr>
-        <w:t>PyInstaller is the main packaging tool used for both platforms. It analyzes the MultiRoof Python application and packages the Python code, Python interpreter, required libraries such as PyQt6, UI files, icons, and other application resources into a form that can be executed on the target operating system. As a result, end users do not need to manually install Python or the application's Python dependencies before running MultiRoof.</w:t>
+      </w:pPr>
+      <w:proofErr w:type="spellStart"/>
+      <w:r>
+        <w:rPr>
+          <w:rStyle w:val="Strong"/>
+          <w:b w:val="0"/>
+          <w:bCs w:val="0"/>
+        </w:rPr>
+        <w:t>PyInstaller</w:t>
+      </w:r>
+      <w:proofErr w:type="spellEnd"/>
+      <w:r>
+        <w:t xml:space="preserve"> is the primary packaging tool used for both operating systems. It analyzes the </w:t>
+      </w:r>
+      <w:proofErr w:type="spellStart"/>
+      <w:r>
+        <w:t>MultiRoof</w:t>
+      </w:r>
+      <w:proofErr w:type="spellEnd"/>
+      <w:r>
+        <w:t xml:space="preserve"> Python application and packages the source code, Python interpreter, required libraries such as PyQt6, user-interface files, icons, and other application resources into a form that can be executed on the target operating system. Consequently, end users do not need to manually install Python or the required Python packages before running the packaged </w:t>
+      </w:r>
+      <w:proofErr w:type="spellStart"/>
+      <w:r>
+        <w:t>MultiRoof</w:t>
+      </w:r>
+      <w:proofErr w:type="spellEnd"/>
+      <w:r>
+        <w:t xml:space="preserve"> application.</w:t>
       </w:r>
     </w:p>
     <w:p>
       <w:pPr>
-        <w:pStyle w:val="ListParagraph"/>
-        <w:numPr>
-          <w:ilvl w:val="0"/>
-          <w:numId w:val="10"/>
-        </w:numPr>
+        <w:pStyle w:val="NormalWeb"/>
         <w:jc w:val="both"/>
-        <w:rPr>
-          <w:rFonts w:asciiTheme="majorBidi" w:hAnsiTheme="majorBidi" w:cstheme="majorBidi"/>
-          <w:lang w:val="en-BE"/>
-        </w:rPr>
-      </w:pPr>
-      <w:r>
-        <w:rPr>
-          <w:rFonts w:asciiTheme="majorBidi" w:hAnsiTheme="majorBidi" w:cstheme="majorBidi"/>
-          <w:lang w:val="en-BE"/>
-        </w:rPr>
-        <w:t>For Windows, PyInstaller uses the multiroof.spec configuration and creates MultiRoof.exe together with its required supporting files in the dist\MultiRoof directory. Because the project uses PyInstaller's one-directory (onedir) approach, the executable must remain together with these supporting files.</w:t>
+      </w:pPr>
+      <w:r>
+        <w:t xml:space="preserve">For </w:t>
+      </w:r>
+      <w:r>
+        <w:rPr>
+          <w:rStyle w:val="Strong"/>
+          <w:b w:val="0"/>
+          <w:bCs w:val="0"/>
+        </w:rPr>
+        <w:t>Windows</w:t>
+      </w:r>
+      <w:r>
+        <w:t xml:space="preserve">, the automated build process is started using </w:t>
+      </w:r>
+      <w:r>
+        <w:rPr>
+          <w:rStyle w:val="HTMLCode"/>
+          <w:rFonts w:eastAsiaTheme="minorEastAsia"/>
+        </w:rPr>
+        <w:t>build_windows.bat</w:t>
+      </w:r>
+      <w:r>
+        <w:t xml:space="preserve">, which launches the main PowerShell build script, </w:t>
+      </w:r>
+      <w:r>
+        <w:rPr>
+          <w:rStyle w:val="HTMLCode"/>
+          <w:rFonts w:eastAsiaTheme="minorEastAsia"/>
+        </w:rPr>
+        <w:t>build_windows.ps1</w:t>
+      </w:r>
+      <w:r>
+        <w:t xml:space="preserve">. This script prepares the build environment, installs the required build dependencies, and invokes </w:t>
+      </w:r>
+      <w:proofErr w:type="spellStart"/>
+      <w:r>
+        <w:t>PyInstaller</w:t>
+      </w:r>
+      <w:proofErr w:type="spellEnd"/>
+      <w:r>
+        <w:t xml:space="preserve">. </w:t>
+      </w:r>
+      <w:proofErr w:type="spellStart"/>
+      <w:r>
+        <w:t>PyInstaller</w:t>
+      </w:r>
+      <w:proofErr w:type="spellEnd"/>
+      <w:r>
+        <w:t xml:space="preserve"> reads the </w:t>
+      </w:r>
+      <w:proofErr w:type="spellStart"/>
+      <w:proofErr w:type="gramStart"/>
+      <w:r>
+        <w:rPr>
+          <w:rStyle w:val="HTMLCode"/>
+          <w:rFonts w:eastAsiaTheme="minorEastAsia"/>
+        </w:rPr>
+        <w:t>multiroof.spec</w:t>
+      </w:r>
+      <w:proofErr w:type="spellEnd"/>
+      <w:proofErr w:type="gramEnd"/>
+      <w:r>
+        <w:t xml:space="preserve"> configuration file and generates the </w:t>
+      </w:r>
+      <w:proofErr w:type="spellStart"/>
+      <w:r>
+        <w:t>MultiRoof</w:t>
+      </w:r>
+      <w:proofErr w:type="spellEnd"/>
+      <w:r>
+        <w:t xml:space="preserve"> Windows application as </w:t>
+      </w:r>
+      <w:proofErr w:type="spellStart"/>
+      <w:r>
+        <w:rPr>
+          <w:rStyle w:val="HTMLCode"/>
+          <w:rFonts w:eastAsiaTheme="minorEastAsia"/>
+        </w:rPr>
+        <w:t>dist</w:t>
+      </w:r>
+      <w:proofErr w:type="spellEnd"/>
+      <w:r>
+        <w:rPr>
+          <w:rStyle w:val="HTMLCode"/>
+          <w:rFonts w:eastAsiaTheme="minorEastAsia"/>
+        </w:rPr>
+        <w:t>\</w:t>
+      </w:r>
+      <w:proofErr w:type="spellStart"/>
+      <w:r>
+        <w:rPr>
+          <w:rStyle w:val="HTMLCode"/>
+          <w:rFonts w:eastAsiaTheme="minorEastAsia"/>
+        </w:rPr>
+        <w:t>MultiRoof</w:t>
+      </w:r>
+      <w:proofErr w:type="spellEnd"/>
+      <w:r>
+        <w:rPr>
+          <w:rStyle w:val="HTMLCode"/>
+          <w:rFonts w:eastAsiaTheme="minorEastAsia"/>
+        </w:rPr>
+        <w:t>\MultiRoof.exe</w:t>
+      </w:r>
+      <w:r>
+        <w:t xml:space="preserve">, together with its required supporting files. Because the project uses </w:t>
+      </w:r>
+      <w:proofErr w:type="spellStart"/>
+      <w:r>
+        <w:t>PyInstaller's</w:t>
+      </w:r>
+      <w:proofErr w:type="spellEnd"/>
+      <w:r>
+        <w:t xml:space="preserve"> one-directory (</w:t>
+      </w:r>
+      <w:proofErr w:type="spellStart"/>
+      <w:r>
+        <w:rPr>
+          <w:rStyle w:val="HTMLCode"/>
+          <w:rFonts w:eastAsiaTheme="minorEastAsia"/>
+        </w:rPr>
+        <w:t>onedir</w:t>
+      </w:r>
+      <w:proofErr w:type="spellEnd"/>
+      <w:r>
+        <w:t xml:space="preserve">) build mode, </w:t>
+      </w:r>
+      <w:r>
+        <w:rPr>
+          <w:rStyle w:val="HTMLCode"/>
+          <w:rFonts w:eastAsiaTheme="minorEastAsia"/>
+        </w:rPr>
+        <w:t>MultiRoof.exe</w:t>
+      </w:r>
+      <w:r>
+        <w:t xml:space="preserve"> must remain together with the supporting files contained in the </w:t>
+      </w:r>
+      <w:proofErr w:type="spellStart"/>
+      <w:r>
+        <w:rPr>
+          <w:rStyle w:val="HTMLCode"/>
+          <w:rFonts w:eastAsiaTheme="minorEastAsia"/>
+        </w:rPr>
+        <w:t>dist</w:t>
+      </w:r>
+      <w:proofErr w:type="spellEnd"/>
+      <w:r>
+        <w:rPr>
+          <w:rStyle w:val="HTMLCode"/>
+          <w:rFonts w:eastAsiaTheme="minorEastAsia"/>
+        </w:rPr>
+        <w:t>\</w:t>
+      </w:r>
+      <w:proofErr w:type="spellStart"/>
+      <w:r>
+        <w:rPr>
+          <w:rStyle w:val="HTMLCode"/>
+          <w:rFonts w:eastAsiaTheme="minorEastAsia"/>
+        </w:rPr>
+        <w:t>MultiRoof</w:t>
+      </w:r>
+      <w:proofErr w:type="spellEnd"/>
+      <w:r>
+        <w:t xml:space="preserve"> directory.</w:t>
       </w:r>
     </w:p>
     <w:p>
       <w:pPr>
-        <w:pStyle w:val="ListParagraph"/>
-        <w:numPr>
-          <w:ilvl w:val="0"/>
-          <w:numId w:val="10"/>
-        </w:numPr>
+        <w:pStyle w:val="NormalWeb"/>
         <w:jc w:val="both"/>
-        <w:rPr>
-          <w:rFonts w:asciiTheme="majorBidi" w:hAnsiTheme="majorBidi" w:cstheme="majorBidi"/>
-          <w:lang w:val="en-BE"/>
-        </w:rPr>
-      </w:pPr>
-      <w:r>
-        <w:rPr>
-          <w:rFonts w:asciiTheme="majorBidi" w:hAnsiTheme="majorBidi" w:cstheme="majorBidi"/>
-          <w:lang w:val="en-BE"/>
-        </w:rPr>
-        <w:t>Inno Setup is then used as an additional Windows packaging stage. Although the application generated by PyInstaller can already be executed, distributing the complete dist\MultiRoof directory directly is less convenient for end users. Inno Setup packages the PyInstaller output into a standard Windows installer, MultiRoofSetup.exe. This provides a familiar installation process and can manage the installation directory, application shortcuts, icons, and uninstallation.</w:t>
+      </w:pPr>
+      <w:r>
+        <w:rPr>
+          <w:rStyle w:val="Strong"/>
+          <w:b w:val="0"/>
+          <w:bCs w:val="0"/>
+        </w:rPr>
+        <w:t>Inno Setup</w:t>
+      </w:r>
+      <w:r>
+        <w:t xml:space="preserve"> is used as an additional Windows distribution stage. It is important to distinguish its role from that of </w:t>
+      </w:r>
+      <w:proofErr w:type="spellStart"/>
+      <w:r>
+        <w:t>PyInstaller</w:t>
+      </w:r>
+      <w:proofErr w:type="spellEnd"/>
+      <w:r>
+        <w:t xml:space="preserve">: </w:t>
+      </w:r>
+      <w:proofErr w:type="spellStart"/>
+      <w:r>
+        <w:t>PyInstaller</w:t>
+      </w:r>
+      <w:proofErr w:type="spellEnd"/>
+      <w:r>
+        <w:t xml:space="preserve"> creates the runnable </w:t>
+      </w:r>
+      <w:proofErr w:type="spellStart"/>
+      <w:r>
+        <w:t>MultiRoof</w:t>
+      </w:r>
+      <w:proofErr w:type="spellEnd"/>
+      <w:r>
+        <w:t xml:space="preserve"> application, whereas Inno Setup creates the installer for that application. </w:t>
+      </w:r>
+      <w:r>
+        <w:rPr>
+          <w:rStyle w:val="HTMLCode"/>
+          <w:rFonts w:eastAsiaTheme="minorEastAsia"/>
+        </w:rPr>
+        <w:t>MultiRoof.exe</w:t>
+      </w:r>
+      <w:r>
+        <w:t xml:space="preserve"> can already be executed after the </w:t>
+      </w:r>
+      <w:proofErr w:type="spellStart"/>
+      <w:r>
+        <w:t>PyInstaller</w:t>
+      </w:r>
+      <w:proofErr w:type="spellEnd"/>
+      <w:r>
+        <w:t xml:space="preserve"> build</w:t>
+      </w:r>
+      <w:r>
+        <w:t xml:space="preserve">. </w:t>
+      </w:r>
+      <w:r>
+        <w:t xml:space="preserve">Inno Setup therefore packages the </w:t>
+      </w:r>
+      <w:proofErr w:type="spellStart"/>
+      <w:r>
+        <w:t>PyInstaller</w:t>
+      </w:r>
+      <w:proofErr w:type="spellEnd"/>
+      <w:r>
+        <w:t xml:space="preserve">-generated application and its supporting files into </w:t>
+      </w:r>
+      <w:r>
+        <w:rPr>
+          <w:rStyle w:val="HTMLCode"/>
+          <w:rFonts w:eastAsiaTheme="minorEastAsia"/>
+        </w:rPr>
+        <w:t>MultiRoofSetup.exe</w:t>
+      </w:r>
+      <w:r>
+        <w:t>.</w:t>
       </w:r>
     </w:p>
     <w:p>
       <w:pPr>
-        <w:pStyle w:val="ListParagraph"/>
-        <w:numPr>
-          <w:ilvl w:val="0"/>
-          <w:numId w:val="10"/>
-        </w:numPr>
+        <w:pStyle w:val="NormalWeb"/>
         <w:jc w:val="both"/>
-        <w:rPr>
-          <w:rFonts w:asciiTheme="majorBidi" w:hAnsiTheme="majorBidi" w:cstheme="majorBidi"/>
-          <w:lang w:val="en-BE"/>
-        </w:rPr>
-      </w:pPr>
-      <w:r>
-        <w:rPr>
-          <w:rFonts w:asciiTheme="majorBidi" w:hAnsiTheme="majorBidi" w:cstheme="majorBidi"/>
-          <w:lang w:val="en-BE"/>
-        </w:rPr>
-        <w:t>For Linux, PyInstaller performs a similar role but creates a native Linux executable named MultiRoof, without the Windows .exe extension. The Linux build uses multiroof_linux.spec, and the generated application is located in dist/MultiRoof/MultiRoof together with its required supporting files.</w:t>
+      </w:pPr>
+      <w:r>
+        <w:t xml:space="preserve">For </w:t>
+      </w:r>
+      <w:r>
+        <w:rPr>
+          <w:rStyle w:val="Strong"/>
+          <w:b w:val="0"/>
+          <w:bCs w:val="0"/>
+        </w:rPr>
+        <w:t>Linux</w:t>
+      </w:r>
+      <w:r>
+        <w:t xml:space="preserve">, the automated build process is started using </w:t>
+      </w:r>
+      <w:r>
+        <w:rPr>
+          <w:rStyle w:val="HTMLCode"/>
+          <w:rFonts w:eastAsiaTheme="minorEastAsia"/>
+        </w:rPr>
+        <w:t>build_linux.sh</w:t>
+      </w:r>
+      <w:r>
+        <w:t xml:space="preserve">. The script prepares the Linux build environment and invokes </w:t>
+      </w:r>
+      <w:proofErr w:type="spellStart"/>
+      <w:r>
+        <w:t>PyInstaller</w:t>
+      </w:r>
+      <w:proofErr w:type="spellEnd"/>
+      <w:r>
+        <w:t xml:space="preserve"> using the </w:t>
+      </w:r>
+      <w:proofErr w:type="spellStart"/>
+      <w:r>
+        <w:rPr>
+          <w:rStyle w:val="HTMLCode"/>
+          <w:rFonts w:eastAsiaTheme="minorEastAsia"/>
+        </w:rPr>
+        <w:t>multiroof_</w:t>
+      </w:r>
+      <w:proofErr w:type="gramStart"/>
+      <w:r>
+        <w:rPr>
+          <w:rStyle w:val="HTMLCode"/>
+          <w:rFonts w:eastAsiaTheme="minorEastAsia"/>
+        </w:rPr>
+        <w:t>linux.spec</w:t>
+      </w:r>
+      <w:proofErr w:type="spellEnd"/>
+      <w:proofErr w:type="gramEnd"/>
+      <w:r>
+        <w:t xml:space="preserve"> configuration file. </w:t>
+      </w:r>
+      <w:proofErr w:type="spellStart"/>
+      <w:r>
+        <w:t>PyInstaller</w:t>
+      </w:r>
+      <w:proofErr w:type="spellEnd"/>
+      <w:r>
+        <w:t xml:space="preserve"> generates the Linux application as </w:t>
+      </w:r>
+      <w:proofErr w:type="spellStart"/>
+      <w:r>
+        <w:rPr>
+          <w:rStyle w:val="HTMLCode"/>
+          <w:rFonts w:eastAsiaTheme="minorEastAsia"/>
+        </w:rPr>
+        <w:t>dist</w:t>
+      </w:r>
+      <w:proofErr w:type="spellEnd"/>
+      <w:r>
+        <w:rPr>
+          <w:rStyle w:val="HTMLCode"/>
+          <w:rFonts w:eastAsiaTheme="minorEastAsia"/>
+        </w:rPr>
+        <w:t>/</w:t>
+      </w:r>
+      <w:proofErr w:type="spellStart"/>
+      <w:r>
+        <w:rPr>
+          <w:rStyle w:val="HTMLCode"/>
+          <w:rFonts w:eastAsiaTheme="minorEastAsia"/>
+        </w:rPr>
+        <w:t>MultiRoof</w:t>
+      </w:r>
+      <w:proofErr w:type="spellEnd"/>
+      <w:r>
+        <w:rPr>
+          <w:rStyle w:val="HTMLCode"/>
+          <w:rFonts w:eastAsiaTheme="minorEastAsia"/>
+        </w:rPr>
+        <w:t>/</w:t>
+      </w:r>
+      <w:proofErr w:type="spellStart"/>
+      <w:r>
+        <w:rPr>
+          <w:rStyle w:val="HTMLCode"/>
+          <w:rFonts w:eastAsiaTheme="minorEastAsia"/>
+        </w:rPr>
+        <w:t>MultiRoof</w:t>
+      </w:r>
+      <w:proofErr w:type="spellEnd"/>
+      <w:r>
+        <w:t xml:space="preserve">, together with its required supporting files. The Linux build also uses </w:t>
+      </w:r>
+      <w:proofErr w:type="spellStart"/>
+      <w:r>
+        <w:t>PyInstaller's</w:t>
+      </w:r>
+      <w:proofErr w:type="spellEnd"/>
+      <w:r>
+        <w:t xml:space="preserve"> </w:t>
+      </w:r>
+      <w:proofErr w:type="spellStart"/>
+      <w:r>
+        <w:rPr>
+          <w:rStyle w:val="HTMLCode"/>
+          <w:rFonts w:eastAsiaTheme="minorEastAsia"/>
+        </w:rPr>
+        <w:t>onedir</w:t>
+      </w:r>
+      <w:proofErr w:type="spellEnd"/>
+      <w:r>
+        <w:t xml:space="preserve"> approach; therefore, the </w:t>
+      </w:r>
+      <w:proofErr w:type="spellStart"/>
+      <w:r>
+        <w:rPr>
+          <w:rStyle w:val="HTMLCode"/>
+          <w:rFonts w:eastAsiaTheme="minorEastAsia"/>
+        </w:rPr>
+        <w:t>MultiRoof</w:t>
+      </w:r>
+      <w:proofErr w:type="spellEnd"/>
+      <w:r>
+        <w:t xml:space="preserve"> executable must remain with its </w:t>
+      </w:r>
+      <w:r>
+        <w:t>support</w:t>
+      </w:r>
+      <w:r>
+        <w:t xml:space="preserve"> files when the </w:t>
+      </w:r>
+      <w:proofErr w:type="spellStart"/>
+      <w:r>
+        <w:rPr>
+          <w:rStyle w:val="HTMLCode"/>
+          <w:rFonts w:eastAsiaTheme="minorEastAsia"/>
+        </w:rPr>
+        <w:t>dist</w:t>
+      </w:r>
+      <w:proofErr w:type="spellEnd"/>
+      <w:r>
+        <w:rPr>
+          <w:rStyle w:val="HTMLCode"/>
+          <w:rFonts w:eastAsiaTheme="minorEastAsia"/>
+        </w:rPr>
+        <w:t>/</w:t>
+      </w:r>
+      <w:proofErr w:type="spellStart"/>
+      <w:r>
+        <w:rPr>
+          <w:rStyle w:val="HTMLCode"/>
+          <w:rFonts w:eastAsiaTheme="minorEastAsia"/>
+        </w:rPr>
+        <w:t>MultiRoof</w:t>
+      </w:r>
+      <w:proofErr w:type="spellEnd"/>
+      <w:r>
+        <w:t xml:space="preserve"> version is used directly.</w:t>
       </w:r>
     </w:p>
     <w:p>
       <w:pPr>
-        <w:pStyle w:val="ListParagraph"/>
-        <w:numPr>
-          <w:ilvl w:val="0"/>
-          <w:numId w:val="10"/>
-        </w:numPr>
+        <w:pStyle w:val="NormalWeb"/>
         <w:jc w:val="both"/>
-        <w:rPr>
-          <w:rFonts w:asciiTheme="majorBidi" w:hAnsiTheme="majorBidi" w:cstheme="majorBidi"/>
-          <w:lang w:val="en-BE"/>
-        </w:rPr>
-      </w:pPr>
-      <w:r>
-        <w:rPr>
-          <w:rFonts w:asciiTheme="majorBidi" w:hAnsiTheme="majorBidi" w:cstheme="majorBidi"/>
-          <w:lang w:val="en-BE"/>
-        </w:rPr>
-        <w:t>An AppImage can optionally be created for Linux distribution. AppImage provides a convenient way to package the Linux application into a single executable file that can be distributed to users. In the MultiRoof build process, appimagetool is used for this optional packaging stage. Unlike Windows, Inno Setup is not used on Linux.</w:t>
-      </w:r>
-    </w:p>
-    <w:p>
-      <w:pPr>
-        <w:jc w:val="both"/>
-        <w:rPr>
-          <w:rFonts w:asciiTheme="majorBidi" w:hAnsiTheme="majorBidi" w:cstheme="majorBidi"/>
-          <w:lang w:val="en-BE"/>
-        </w:rPr>
-      </w:pPr>
-    </w:p>
-    <w:p>
-      <w:pPr>
-        <w:jc w:val="both"/>
-        <w:rPr>
-          <w:rFonts w:asciiTheme="majorBidi" w:hAnsiTheme="majorBidi" w:cstheme="majorBidi"/>
-          <w:lang w:val="en-BE"/>
-        </w:rPr>
-      </w:pPr>
-    </w:p>
-    <w:p>
-      <w:pPr>
-        <w:jc w:val="both"/>
-        <w:rPr>
-          <w:rFonts w:asciiTheme="majorBidi" w:hAnsiTheme="majorBidi" w:cstheme="majorBidi"/>
-          <w:lang w:val="en-BE"/>
-        </w:rPr>
-      </w:pPr>
-    </w:p>
-    <w:p>
-      <w:pPr>
-        <w:jc w:val="both"/>
-        <w:rPr>
-          <w:rFonts w:asciiTheme="majorBidi" w:hAnsiTheme="majorBidi" w:cstheme="majorBidi"/>
-          <w:lang w:val="en-BE"/>
-        </w:rPr>
-      </w:pPr>
-    </w:p>
-    <w:p>
-      <w:pPr>
-        <w:jc w:val="both"/>
-        <w:rPr>
-          <w:rFonts w:asciiTheme="majorBidi" w:hAnsiTheme="majorBidi" w:cstheme="majorBidi"/>
-          <w:lang w:val="en-BE"/>
-        </w:rPr>
-      </w:pPr>
-    </w:p>
-    <w:p>
-      <w:pPr>
-        <w:jc w:val="both"/>
-        <w:rPr>
-          <w:rFonts w:asciiTheme="majorBidi" w:hAnsiTheme="majorBidi" w:cstheme="majorBidi"/>
-          <w:lang w:val="en-BE"/>
-        </w:rPr>
-      </w:pPr>
-    </w:p>
-    <w:p>
-      <w:pPr>
-        <w:jc w:val="both"/>
-        <w:rPr>
-          <w:rFonts w:asciiTheme="majorBidi" w:hAnsiTheme="majorBidi" w:cstheme="majorBidi"/>
-          <w:lang w:val="en-BE"/>
-        </w:rPr>
-      </w:pPr>
+      </w:pPr>
+      <w:r>
+        <w:t xml:space="preserve">For easier Linux distribution, an </w:t>
+      </w:r>
+      <w:proofErr w:type="spellStart"/>
+      <w:r>
+        <w:rPr>
+          <w:rStyle w:val="Strong"/>
+          <w:b w:val="0"/>
+          <w:bCs w:val="0"/>
+        </w:rPr>
+        <w:t>AppImage</w:t>
+      </w:r>
+      <w:proofErr w:type="spellEnd"/>
+      <w:r>
+        <w:t xml:space="preserve"> can optionally be created. The Linux build process prepares a </w:t>
+      </w:r>
+      <w:proofErr w:type="spellStart"/>
+      <w:r>
+        <w:rPr>
+          <w:rStyle w:val="HTMLCode"/>
+          <w:rFonts w:eastAsiaTheme="minorEastAsia"/>
+        </w:rPr>
+        <w:t>MultiRoof.AppDir</w:t>
+      </w:r>
+      <w:proofErr w:type="spellEnd"/>
+      <w:r>
+        <w:t xml:space="preserve"> directory from the </w:t>
+      </w:r>
+      <w:proofErr w:type="spellStart"/>
+      <w:r>
+        <w:t>PyInstaller</w:t>
+      </w:r>
+      <w:proofErr w:type="spellEnd"/>
+      <w:r>
+        <w:t xml:space="preserve"> output and uses </w:t>
+      </w:r>
+      <w:proofErr w:type="spellStart"/>
+      <w:r>
+        <w:rPr>
+          <w:rStyle w:val="HTMLCode"/>
+          <w:rFonts w:eastAsiaTheme="minorEastAsia"/>
+        </w:rPr>
+        <w:t>appimagetool</w:t>
+      </w:r>
+      <w:proofErr w:type="spellEnd"/>
+      <w:r>
+        <w:t xml:space="preserve"> to </w:t>
+      </w:r>
+      <w:proofErr w:type="gramStart"/>
+      <w:r>
+        <w:t>package</w:t>
+      </w:r>
+      <w:proofErr w:type="gramEnd"/>
+      <w:r>
+        <w:t xml:space="preserve"> it into a single </w:t>
+      </w:r>
+      <w:r>
+        <w:rPr>
+          <w:rStyle w:val="HTMLCode"/>
+          <w:rFonts w:eastAsiaTheme="minorEastAsia"/>
+        </w:rPr>
+        <w:t>MultiRoof-x86_</w:t>
+      </w:r>
+      <w:proofErr w:type="gramStart"/>
+      <w:r>
+        <w:rPr>
+          <w:rStyle w:val="HTMLCode"/>
+          <w:rFonts w:eastAsiaTheme="minorEastAsia"/>
+        </w:rPr>
+        <w:t>64.AppImage</w:t>
+      </w:r>
+      <w:proofErr w:type="gramEnd"/>
+      <w:r>
+        <w:t xml:space="preserve"> file when </w:t>
+      </w:r>
+      <w:proofErr w:type="spellStart"/>
+      <w:r>
+        <w:rPr>
+          <w:rStyle w:val="HTMLCode"/>
+          <w:rFonts w:eastAsiaTheme="minorEastAsia"/>
+        </w:rPr>
+        <w:t>appimagetool</w:t>
+      </w:r>
+      <w:proofErr w:type="spellEnd"/>
+      <w:r>
+        <w:t xml:space="preserve"> is available. The </w:t>
+      </w:r>
+      <w:proofErr w:type="spellStart"/>
+      <w:r>
+        <w:t>AppImage</w:t>
+      </w:r>
+      <w:proofErr w:type="spellEnd"/>
+      <w:r>
+        <w:t xml:space="preserve"> is an additional distribution format and is not required for the </w:t>
+      </w:r>
+      <w:proofErr w:type="spellStart"/>
+      <w:r>
+        <w:t>PyInstaller</w:t>
+      </w:r>
+      <w:proofErr w:type="spellEnd"/>
+      <w:r>
+        <w:t xml:space="preserve">-generated Linux application to run. Unlike the Windows build, </w:t>
+      </w:r>
+      <w:r>
+        <w:rPr>
+          <w:rStyle w:val="Strong"/>
+          <w:b w:val="0"/>
+          <w:bCs w:val="0"/>
+        </w:rPr>
+        <w:t>Inno Setup is not used on Linux</w:t>
+      </w:r>
+      <w:r>
+        <w:t>.</w:t>
+      </w:r>
     </w:p>
     <w:p>
       <w:pPr>
@@ -296,755 +790,836 @@
     </w:p>
     <w:tbl>
       <w:tblPr>
-        <w:tblStyle w:val="TableGrid"/>
         <w:tblW w:w="0" w:type="auto"/>
-        <w:jc w:val="center"/>
+        <w:tblCellSpacing w:w="15" w:type="dxa"/>
+        <w:tblInd w:w="-371" w:type="dxa"/>
+        <w:tblBorders>
+          <w:top w:val="single" w:sz="4" w:space="0" w:color="auto"/>
+          <w:left w:val="single" w:sz="4" w:space="0" w:color="auto"/>
+          <w:bottom w:val="single" w:sz="4" w:space="0" w:color="auto"/>
+          <w:right w:val="single" w:sz="4" w:space="0" w:color="auto"/>
+          <w:insideH w:val="single" w:sz="4" w:space="0" w:color="auto"/>
+          <w:insideV w:val="single" w:sz="4" w:space="0" w:color="auto"/>
+        </w:tblBorders>
+        <w:tblCellMar>
+          <w:top w:w="15" w:type="dxa"/>
+          <w:left w:w="15" w:type="dxa"/>
+          <w:bottom w:w="15" w:type="dxa"/>
+          <w:right w:w="15" w:type="dxa"/>
+        </w:tblCellMar>
         <w:tblLook w:val="04A0" w:firstRow="1" w:lastRow="0" w:firstColumn="1" w:lastColumn="0" w:noHBand="0" w:noVBand="1"/>
       </w:tblPr>
       <w:tblGrid>
-        <w:gridCol w:w="2016"/>
-        <w:gridCol w:w="1800"/>
-        <w:gridCol w:w="6048"/>
+        <w:gridCol w:w="2055"/>
+        <w:gridCol w:w="8362"/>
       </w:tblGrid>
       <w:tr>
         <w:trPr>
-          <w:jc w:val="center"/>
+          <w:tblHeader/>
+          <w:tblCellSpacing w:w="15" w:type="dxa"/>
         </w:trPr>
         <w:tc>
           <w:tcPr>
-            <w:tcW w:w="2016" w:type="dxa"/>
+            <w:tcW w:w="2010" w:type="dxa"/>
             <w:vAlign w:val="center"/>
+            <w:hideMark/>
           </w:tcPr>
           <w:p>
             <w:pPr>
               <w:rPr>
                 <w:rFonts w:asciiTheme="majorBidi" w:hAnsiTheme="majorBidi" w:cstheme="majorBidi"/>
+                <w:b/>
+                <w:bCs/>
                 <w:sz w:val="22"/>
-                <w:szCs w:val="28"/>
+                <w:szCs w:val="24"/>
+                <w:lang w:val="en-BE"/>
               </w:rPr>
             </w:pPr>
             <w:r>
               <w:rPr>
                 <w:rFonts w:asciiTheme="majorBidi" w:hAnsiTheme="majorBidi" w:cstheme="majorBidi"/>
                 <w:b/>
+                <w:bCs/>
                 <w:sz w:val="22"/>
-                <w:szCs w:val="28"/>
-              </w:rPr>
-              <w:t>Tool / library</w:t>
+                <w:szCs w:val="24"/>
+                <w:lang w:val="en-BE"/>
+              </w:rPr>
+              <w:t>Tool / Library</w:t>
             </w:r>
           </w:p>
         </w:tc>
         <w:tc>
           <w:tcPr>
-            <w:tcW w:w="1800" w:type="dxa"/>
+            <w:tcW w:w="0" w:type="auto"/>
             <w:vAlign w:val="center"/>
+            <w:hideMark/>
           </w:tcPr>
           <w:p>
             <w:pPr>
               <w:rPr>
                 <w:rFonts w:asciiTheme="majorBidi" w:hAnsiTheme="majorBidi" w:cstheme="majorBidi"/>
+                <w:b/>
+                <w:bCs/>
                 <w:sz w:val="22"/>
-                <w:szCs w:val="28"/>
+                <w:szCs w:val="24"/>
+                <w:lang w:val="en-BE"/>
               </w:rPr>
             </w:pPr>
             <w:r>
               <w:rPr>
                 <w:rFonts w:asciiTheme="majorBidi" w:hAnsiTheme="majorBidi" w:cstheme="majorBidi"/>
                 <w:b/>
+                <w:bCs/>
                 <w:sz w:val="22"/>
-                <w:szCs w:val="28"/>
-              </w:rPr>
-              <w:t>Used on</w:t>
+                <w:szCs w:val="24"/>
+                <w:lang w:val="en-BE"/>
+              </w:rPr>
+              <w:t xml:space="preserve">Role in the </w:t>
             </w:r>
-          </w:p>
-        </w:tc>
-        <w:tc>
-          <w:tcPr>
-            <w:tcW w:w="6048" w:type="dxa"/>
-            <w:vAlign w:val="center"/>
-          </w:tcPr>
-          <w:p>
-            <w:pPr>
-              <w:rPr>
-                <w:rFonts w:asciiTheme="majorBidi" w:hAnsiTheme="majorBidi" w:cstheme="majorBidi"/>
+            <w:proofErr w:type="spellStart"/>
+            <w:r>
+              <w:rPr>
+                <w:rFonts w:asciiTheme="majorBidi" w:hAnsiTheme="majorBidi" w:cstheme="majorBidi"/>
+                <w:b/>
+                <w:bCs/>
                 <w:sz w:val="22"/>
-                <w:szCs w:val="28"/>
-              </w:rPr>
-            </w:pPr>
+                <w:szCs w:val="24"/>
+                <w:lang w:val="en-BE"/>
+              </w:rPr>
+              <w:t>MultiRoof</w:t>
+            </w:r>
+            <w:proofErr w:type="spellEnd"/>
             <w:r>
               <w:rPr>
                 <w:rFonts w:asciiTheme="majorBidi" w:hAnsiTheme="majorBidi" w:cstheme="majorBidi"/>
                 <w:b/>
+                <w:bCs/>
                 <w:sz w:val="22"/>
-                <w:szCs w:val="28"/>
-              </w:rPr>
-              <w:t>Role in the build</w:t>
+                <w:szCs w:val="24"/>
+                <w:lang w:val="en-BE"/>
+              </w:rPr>
+              <w:t xml:space="preserve"> build</w:t>
             </w:r>
           </w:p>
         </w:tc>
       </w:tr>
       <w:tr>
         <w:trPr>
-          <w:jc w:val="center"/>
+          <w:tblCellSpacing w:w="15" w:type="dxa"/>
         </w:trPr>
         <w:tc>
           <w:tcPr>
-            <w:tcW w:w="2016" w:type="dxa"/>
+            <w:tcW w:w="2010" w:type="dxa"/>
             <w:vAlign w:val="center"/>
+            <w:hideMark/>
           </w:tcPr>
           <w:p>
             <w:pPr>
               <w:rPr>
                 <w:rFonts w:asciiTheme="majorBidi" w:hAnsiTheme="majorBidi" w:cstheme="majorBidi"/>
                 <w:sz w:val="22"/>
-                <w:szCs w:val="28"/>
+                <w:szCs w:val="24"/>
+                <w:lang w:val="en-BE"/>
               </w:rPr>
             </w:pPr>
             <w:r>
               <w:rPr>
                 <w:rFonts w:asciiTheme="majorBidi" w:hAnsiTheme="majorBidi" w:cstheme="majorBidi"/>
+                <w:b/>
+                <w:bCs/>
                 <w:sz w:val="22"/>
-                <w:szCs w:val="28"/>
-              </w:rPr>
-              <w:t>Python 3</w:t>
+                <w:szCs w:val="24"/>
+                <w:lang w:val="en-BE"/>
+              </w:rPr>
+              <w:t>PyQt6 &gt;= 6.7, &lt; 7</w:t>
             </w:r>
           </w:p>
         </w:tc>
         <w:tc>
           <w:tcPr>
-            <w:tcW w:w="1800" w:type="dxa"/>
+            <w:tcW w:w="0" w:type="auto"/>
             <w:vAlign w:val="center"/>
+            <w:hideMark/>
           </w:tcPr>
           <w:p>
             <w:pPr>
               <w:rPr>
                 <w:rFonts w:asciiTheme="majorBidi" w:hAnsiTheme="majorBidi" w:cstheme="majorBidi"/>
                 <w:sz w:val="22"/>
-                <w:szCs w:val="28"/>
+                <w:szCs w:val="24"/>
+                <w:lang w:val="en-BE"/>
               </w:rPr>
             </w:pPr>
             <w:r>
               <w:rPr>
                 <w:rFonts w:asciiTheme="majorBidi" w:hAnsiTheme="majorBidi" w:cstheme="majorBidi"/>
                 <w:sz w:val="22"/>
-                <w:szCs w:val="28"/>
-              </w:rPr>
-              <w:t>Windows and Linux</w:t>
+                <w:szCs w:val="24"/>
+                <w:lang w:val="en-BE"/>
+              </w:rPr>
+              <w:t xml:space="preserve">GUI framework used to implement the </w:t>
             </w:r>
-          </w:p>
-        </w:tc>
-        <w:tc>
-          <w:tcPr>
-            <w:tcW w:w="6048" w:type="dxa"/>
-            <w:vAlign w:val="center"/>
-          </w:tcPr>
-          <w:p>
-            <w:pPr>
+            <w:proofErr w:type="spellStart"/>
+            <w:r>
               <w:rPr>
                 <w:rFonts w:asciiTheme="majorBidi" w:hAnsiTheme="majorBidi" w:cstheme="majorBidi"/>
                 <w:sz w:val="22"/>
-                <w:szCs w:val="28"/>
-              </w:rPr>
-            </w:pPr>
+                <w:szCs w:val="24"/>
+                <w:lang w:val="en-BE"/>
+              </w:rPr>
+              <w:t>MultiRoof</w:t>
+            </w:r>
+            <w:proofErr w:type="spellEnd"/>
             <w:r>
               <w:rPr>
                 <w:rFonts w:asciiTheme="majorBidi" w:hAnsiTheme="majorBidi" w:cstheme="majorBidi"/>
                 <w:sz w:val="22"/>
-                <w:szCs w:val="28"/>
-              </w:rPr>
-              <w:t>Programming runtime used by the MultiRoof source application and by the packaging process.</w:t>
+                <w:szCs w:val="24"/>
+                <w:lang w:val="en-BE"/>
+              </w:rPr>
+              <w:t xml:space="preserve"> desktop interface. It is an application dependency and is collected by </w:t>
+            </w:r>
+            <w:proofErr w:type="spellStart"/>
+            <w:r>
+              <w:rPr>
+                <w:rFonts w:asciiTheme="majorBidi" w:hAnsiTheme="majorBidi" w:cstheme="majorBidi"/>
+                <w:sz w:val="22"/>
+                <w:szCs w:val="24"/>
+                <w:lang w:val="en-BE"/>
+              </w:rPr>
+              <w:t>PyInstaller</w:t>
+            </w:r>
+            <w:proofErr w:type="spellEnd"/>
+            <w:r>
+              <w:rPr>
+                <w:rFonts w:asciiTheme="majorBidi" w:hAnsiTheme="majorBidi" w:cstheme="majorBidi"/>
+                <w:sz w:val="22"/>
+                <w:szCs w:val="24"/>
+                <w:lang w:val="en-BE"/>
+              </w:rPr>
+              <w:t xml:space="preserve"> when the application is packaged.</w:t>
             </w:r>
           </w:p>
         </w:tc>
       </w:tr>
       <w:tr>
         <w:trPr>
-          <w:jc w:val="center"/>
+          <w:tblCellSpacing w:w="15" w:type="dxa"/>
         </w:trPr>
         <w:tc>
           <w:tcPr>
-            <w:tcW w:w="2016" w:type="dxa"/>
+            <w:tcW w:w="2010" w:type="dxa"/>
             <w:vAlign w:val="center"/>
+            <w:hideMark/>
           </w:tcPr>
           <w:p>
             <w:pPr>
               <w:rPr>
                 <w:rFonts w:asciiTheme="majorBidi" w:hAnsiTheme="majorBidi" w:cstheme="majorBidi"/>
                 <w:sz w:val="22"/>
-                <w:szCs w:val="28"/>
+                <w:szCs w:val="24"/>
+                <w:lang w:val="en-BE"/>
               </w:rPr>
             </w:pPr>
+            <w:proofErr w:type="spellStart"/>
             <w:r>
               <w:rPr>
                 <w:rFonts w:asciiTheme="majorBidi" w:hAnsiTheme="majorBidi" w:cstheme="majorBidi"/>
+                <w:b/>
+                <w:bCs/>
                 <w:sz w:val="22"/>
-                <w:szCs w:val="28"/>
-              </w:rPr>
-              <w:t>PyQt6 &gt;= 6.7, &lt; 7</w:t>
+                <w:szCs w:val="24"/>
+                <w:lang w:val="en-BE"/>
+              </w:rPr>
+              <w:t>tomlkit</w:t>
+            </w:r>
+            <w:proofErr w:type="spellEnd"/>
+            <w:r>
+              <w:rPr>
+                <w:rFonts w:asciiTheme="majorBidi" w:hAnsiTheme="majorBidi" w:cstheme="majorBidi"/>
+                <w:b/>
+                <w:bCs/>
+                <w:sz w:val="22"/>
+                <w:szCs w:val="24"/>
+                <w:lang w:val="en-BE"/>
+              </w:rPr>
+              <w:t xml:space="preserve"> &gt;= 0.12, &lt; 1</w:t>
             </w:r>
           </w:p>
         </w:tc>
         <w:tc>
           <w:tcPr>
-            <w:tcW w:w="1800" w:type="dxa"/>
+            <w:tcW w:w="0" w:type="auto"/>
             <w:vAlign w:val="center"/>
+            <w:hideMark/>
           </w:tcPr>
           <w:p>
             <w:pPr>
               <w:rPr>
                 <w:rFonts w:asciiTheme="majorBidi" w:hAnsiTheme="majorBidi" w:cstheme="majorBidi"/>
                 <w:sz w:val="22"/>
-                <w:szCs w:val="28"/>
+                <w:szCs w:val="24"/>
+                <w:lang w:val="en-BE"/>
               </w:rPr>
             </w:pPr>
             <w:r>
               <w:rPr>
                 <w:rFonts w:asciiTheme="majorBidi" w:hAnsiTheme="majorBidi" w:cstheme="majorBidi"/>
                 <w:sz w:val="22"/>
-                <w:szCs w:val="28"/>
-              </w:rPr>
-              <w:t>Windows and Linux</w:t>
+                <w:szCs w:val="24"/>
+                <w:lang w:val="en-BE"/>
+              </w:rPr>
+              <w:t xml:space="preserve">Python library used by </w:t>
             </w:r>
-          </w:p>
-        </w:tc>
-        <w:tc>
-          <w:tcPr>
-            <w:tcW w:w="6048" w:type="dxa"/>
-            <w:vAlign w:val="center"/>
-          </w:tcPr>
-          <w:p>
-            <w:pPr>
+            <w:proofErr w:type="spellStart"/>
+            <w:r>
               <w:rPr>
                 <w:rFonts w:asciiTheme="majorBidi" w:hAnsiTheme="majorBidi" w:cstheme="majorBidi"/>
                 <w:sz w:val="22"/>
-                <w:szCs w:val="28"/>
-              </w:rPr>
-            </w:pPr>
+                <w:szCs w:val="24"/>
+                <w:lang w:val="en-BE"/>
+              </w:rPr>
+              <w:t>MultiRoof</w:t>
+            </w:r>
+            <w:proofErr w:type="spellEnd"/>
             <w:r>
               <w:rPr>
                 <w:rFonts w:asciiTheme="majorBidi" w:hAnsiTheme="majorBidi" w:cstheme="majorBidi"/>
                 <w:sz w:val="22"/>
-                <w:szCs w:val="28"/>
-              </w:rPr>
-              <w:t>GUI framework used by MultiRoof. It is an application dependency and is included in the packaged build by PyInstaller.</w:t>
+                <w:szCs w:val="24"/>
+                <w:lang w:val="en-BE"/>
+              </w:rPr>
+              <w:t xml:space="preserve"> to read, modify, and write TOML configuration files. It is included as an application dependency in the packaged build.</w:t>
             </w:r>
           </w:p>
         </w:tc>
       </w:tr>
       <w:tr>
         <w:trPr>
-          <w:jc w:val="center"/>
+          <w:tblCellSpacing w:w="15" w:type="dxa"/>
         </w:trPr>
         <w:tc>
           <w:tcPr>
-            <w:tcW w:w="2016" w:type="dxa"/>
+            <w:tcW w:w="2010" w:type="dxa"/>
             <w:vAlign w:val="center"/>
+            <w:hideMark/>
           </w:tcPr>
           <w:p>
             <w:pPr>
               <w:rPr>
                 <w:rFonts w:asciiTheme="majorBidi" w:hAnsiTheme="majorBidi" w:cstheme="majorBidi"/>
                 <w:sz w:val="22"/>
-                <w:szCs w:val="28"/>
+                <w:szCs w:val="24"/>
+                <w:lang w:val="en-BE"/>
               </w:rPr>
             </w:pPr>
+            <w:proofErr w:type="spellStart"/>
             <w:r>
               <w:rPr>
                 <w:rFonts w:asciiTheme="majorBidi" w:hAnsiTheme="majorBidi" w:cstheme="majorBidi"/>
+                <w:b/>
+                <w:bCs/>
                 <w:sz w:val="22"/>
-                <w:szCs w:val="28"/>
-              </w:rPr>
-              <w:t>tomlkit &gt;= 0.12, &lt; 1</w:t>
+                <w:szCs w:val="24"/>
+                <w:lang w:val="en-BE"/>
+              </w:rPr>
+              <w:t>PyInstaller</w:t>
+            </w:r>
+            <w:proofErr w:type="spellEnd"/>
+            <w:r>
+              <w:rPr>
+                <w:rFonts w:asciiTheme="majorBidi" w:hAnsiTheme="majorBidi" w:cstheme="majorBidi"/>
+                <w:b/>
+                <w:bCs/>
+                <w:sz w:val="22"/>
+                <w:szCs w:val="24"/>
+                <w:lang w:val="en-BE"/>
+              </w:rPr>
+              <w:t xml:space="preserve"> &gt;= 6.10, &lt; 7</w:t>
             </w:r>
           </w:p>
         </w:tc>
         <w:tc>
           <w:tcPr>
-            <w:tcW w:w="1800" w:type="dxa"/>
+            <w:tcW w:w="0" w:type="auto"/>
             <w:vAlign w:val="center"/>
+            <w:hideMark/>
           </w:tcPr>
           <w:p>
             <w:pPr>
               <w:rPr>
                 <w:rFonts w:asciiTheme="majorBidi" w:hAnsiTheme="majorBidi" w:cstheme="majorBidi"/>
                 <w:sz w:val="22"/>
-                <w:szCs w:val="28"/>
+                <w:szCs w:val="24"/>
+                <w:lang w:val="en-BE"/>
               </w:rPr>
             </w:pPr>
             <w:r>
               <w:rPr>
                 <w:rFonts w:asciiTheme="majorBidi" w:hAnsiTheme="majorBidi" w:cstheme="majorBidi"/>
                 <w:sz w:val="22"/>
-                <w:szCs w:val="28"/>
-              </w:rPr>
-              <w:t>Windows and Linux</w:t>
+                <w:szCs w:val="24"/>
+                <w:lang w:val="en-BE"/>
+              </w:rPr>
+              <w:t xml:space="preserve">Main packaging tool. It </w:t>
             </w:r>
-          </w:p>
-        </w:tc>
-        <w:tc>
-          <w:tcPr>
-            <w:tcW w:w="6048" w:type="dxa"/>
-            <w:vAlign w:val="center"/>
-          </w:tcPr>
-          <w:p>
-            <w:pPr>
+            <w:proofErr w:type="spellStart"/>
+            <w:r>
               <w:rPr>
                 <w:rFonts w:asciiTheme="majorBidi" w:hAnsiTheme="majorBidi" w:cstheme="majorBidi"/>
                 <w:sz w:val="22"/>
-                <w:szCs w:val="28"/>
-              </w:rPr>
-            </w:pPr>
+                <w:szCs w:val="24"/>
+                <w:lang w:val="en-BE"/>
+              </w:rPr>
+              <w:t>analyzes</w:t>
+            </w:r>
+            <w:proofErr w:type="spellEnd"/>
             <w:r>
               <w:rPr>
                 <w:rFonts w:asciiTheme="majorBidi" w:hAnsiTheme="majorBidi" w:cstheme="majorBidi"/>
                 <w:sz w:val="22"/>
-                <w:szCs w:val="28"/>
-              </w:rPr>
-              <w:t>Application dependency used for TOML configuration handling.</w:t>
+                <w:szCs w:val="24"/>
+                <w:lang w:val="en-BE"/>
+              </w:rPr>
+              <w:t xml:space="preserve"> the Python application and packages the application code, Python runtime, required libraries, UI files, icons, and other resources into a platform-specific application.</w:t>
             </w:r>
           </w:p>
         </w:tc>
       </w:tr>
       <w:tr>
         <w:trPr>
-          <w:jc w:val="center"/>
+          <w:tblCellSpacing w:w="15" w:type="dxa"/>
         </w:trPr>
         <w:tc>
           <w:tcPr>
-            <w:tcW w:w="2016" w:type="dxa"/>
+            <w:tcW w:w="2010" w:type="dxa"/>
             <w:vAlign w:val="center"/>
+            <w:hideMark/>
           </w:tcPr>
           <w:p>
             <w:pPr>
               <w:rPr>
                 <w:rFonts w:asciiTheme="majorBidi" w:hAnsiTheme="majorBidi" w:cstheme="majorBidi"/>
                 <w:sz w:val="22"/>
-                <w:szCs w:val="28"/>
+                <w:szCs w:val="24"/>
+                <w:lang w:val="en-BE"/>
               </w:rPr>
             </w:pPr>
             <w:r>
               <w:rPr>
                 <w:rFonts w:asciiTheme="majorBidi" w:hAnsiTheme="majorBidi" w:cstheme="majorBidi"/>
+                <w:b/>
+                <w:bCs/>
                 <w:sz w:val="22"/>
-                <w:szCs w:val="28"/>
-              </w:rPr>
-              <w:t>PyInstaller &gt;= 6.10, &lt; 7</w:t>
+                <w:szCs w:val="24"/>
+                <w:lang w:val="en-BE"/>
+              </w:rPr>
+              <w:t>Windows Batch (.bat)</w:t>
             </w:r>
           </w:p>
         </w:tc>
         <w:tc>
           <w:tcPr>
-            <w:tcW w:w="1800" w:type="dxa"/>
+            <w:tcW w:w="0" w:type="auto"/>
             <w:vAlign w:val="center"/>
+            <w:hideMark/>
           </w:tcPr>
           <w:p>
             <w:pPr>
               <w:rPr>
                 <w:rFonts w:asciiTheme="majorBidi" w:hAnsiTheme="majorBidi" w:cstheme="majorBidi"/>
                 <w:sz w:val="22"/>
-                <w:szCs w:val="28"/>
+                <w:szCs w:val="24"/>
+                <w:lang w:val="en-BE"/>
               </w:rPr>
             </w:pPr>
             <w:r>
               <w:rPr>
                 <w:rFonts w:asciiTheme="majorBidi" w:hAnsiTheme="majorBidi" w:cstheme="majorBidi"/>
                 <w:sz w:val="22"/>
-                <w:szCs w:val="28"/>
-              </w:rPr>
-              <w:t>Windows and Linux</w:t>
-            </w:r>
-          </w:p>
-        </w:tc>
-        <w:tc>
-          <w:tcPr>
-            <w:tcW w:w="6048" w:type="dxa"/>
-            <w:vAlign w:val="center"/>
-          </w:tcPr>
-          <w:p>
-            <w:pPr>
-              <w:rPr>
-                <w:rFonts w:asciiTheme="majorBidi" w:hAnsiTheme="majorBidi" w:cstheme="majorBidi"/>
-                <w:sz w:val="22"/>
-                <w:szCs w:val="28"/>
-              </w:rPr>
-            </w:pPr>
-            <w:r>
-              <w:rPr>
-                <w:rFonts w:asciiTheme="majorBidi" w:hAnsiTheme="majorBidi" w:cstheme="majorBidi"/>
-                <w:sz w:val="22"/>
-                <w:szCs w:val="28"/>
-              </w:rPr>
-              <w:t>Packages the Python application and dependencies into a platform-specific executable application directory.</w:t>
+                <w:szCs w:val="24"/>
+                <w:lang w:val="en-BE"/>
+              </w:rPr>
+              <w:t>Provides the main convenient entry point for the Windows build. build_windows.bat launches build_windows.ps1 with the required PowerShell settings.</w:t>
             </w:r>
           </w:p>
         </w:tc>
       </w:tr>
       <w:tr>
         <w:trPr>
-          <w:jc w:val="center"/>
+          <w:tblCellSpacing w:w="15" w:type="dxa"/>
         </w:trPr>
         <w:tc>
           <w:tcPr>
-            <w:tcW w:w="2016" w:type="dxa"/>
+            <w:tcW w:w="2010" w:type="dxa"/>
             <w:vAlign w:val="center"/>
+            <w:hideMark/>
           </w:tcPr>
           <w:p>
             <w:pPr>
               <w:rPr>
                 <w:rFonts w:asciiTheme="majorBidi" w:hAnsiTheme="majorBidi" w:cstheme="majorBidi"/>
                 <w:sz w:val="22"/>
-                <w:szCs w:val="28"/>
+                <w:szCs w:val="24"/>
+                <w:lang w:val="en-BE"/>
               </w:rPr>
             </w:pPr>
             <w:r>
               <w:rPr>
                 <w:rFonts w:asciiTheme="majorBidi" w:hAnsiTheme="majorBidi" w:cstheme="majorBidi"/>
+                <w:b/>
+                <w:bCs/>
                 <w:sz w:val="22"/>
-                <w:szCs w:val="28"/>
-              </w:rPr>
-              <w:t>PowerShell</w:t>
+                <w:szCs w:val="24"/>
+                <w:lang w:val="en-BE"/>
+              </w:rPr>
+              <w:t>Inno Setup 6</w:t>
             </w:r>
           </w:p>
         </w:tc>
         <w:tc>
           <w:tcPr>
-            <w:tcW w:w="1800" w:type="dxa"/>
+            <w:tcW w:w="0" w:type="auto"/>
             <w:vAlign w:val="center"/>
+            <w:hideMark/>
           </w:tcPr>
           <w:p>
             <w:pPr>
               <w:rPr>
                 <w:rFonts w:asciiTheme="majorBidi" w:hAnsiTheme="majorBidi" w:cstheme="majorBidi"/>
                 <w:sz w:val="22"/>
-                <w:szCs w:val="28"/>
+                <w:szCs w:val="24"/>
+                <w:lang w:val="en-BE"/>
               </w:rPr>
             </w:pPr>
             <w:r>
               <w:rPr>
                 <w:rFonts w:asciiTheme="majorBidi" w:hAnsiTheme="majorBidi" w:cstheme="majorBidi"/>
                 <w:sz w:val="22"/>
-                <w:szCs w:val="28"/>
-              </w:rPr>
-              <w:t>Windows</w:t>
+                <w:szCs w:val="24"/>
+                <w:lang w:val="en-BE"/>
+              </w:rPr>
+              <w:t xml:space="preserve">Creates the final Windows installer, MultiRoofSetup.exe, from the application and supporting files generated by </w:t>
             </w:r>
-          </w:p>
-        </w:tc>
-        <w:tc>
-          <w:tcPr>
-            <w:tcW w:w="6048" w:type="dxa"/>
-            <w:vAlign w:val="center"/>
-          </w:tcPr>
-          <w:p>
-            <w:pPr>
+            <w:proofErr w:type="spellStart"/>
+            <w:r>
               <w:rPr>
                 <w:rFonts w:asciiTheme="majorBidi" w:hAnsiTheme="majorBidi" w:cstheme="majorBidi"/>
                 <w:sz w:val="22"/>
-                <w:szCs w:val="28"/>
-              </w:rPr>
-            </w:pPr>
+                <w:szCs w:val="24"/>
+                <w:lang w:val="en-BE"/>
+              </w:rPr>
+              <w:t>PyInstaller</w:t>
+            </w:r>
+            <w:proofErr w:type="spellEnd"/>
             <w:r>
               <w:rPr>
                 <w:rFonts w:asciiTheme="majorBidi" w:hAnsiTheme="majorBidi" w:cstheme="majorBidi"/>
                 <w:sz w:val="22"/>
-                <w:szCs w:val="28"/>
-              </w:rPr>
-              <w:t>Executes the main automated Windows build procedure in build_windows.ps1.</w:t>
+                <w:szCs w:val="24"/>
+                <w:lang w:val="en-BE"/>
+              </w:rPr>
+              <w:t>. It is required for installer creation but not for creating MultiRoof.exe.</w:t>
             </w:r>
           </w:p>
         </w:tc>
       </w:tr>
       <w:tr>
         <w:trPr>
-          <w:jc w:val="center"/>
+          <w:tblCellSpacing w:w="15" w:type="dxa"/>
         </w:trPr>
         <w:tc>
           <w:tcPr>
-            <w:tcW w:w="2016" w:type="dxa"/>
+            <w:tcW w:w="2010" w:type="dxa"/>
             <w:vAlign w:val="center"/>
+            <w:hideMark/>
           </w:tcPr>
           <w:p>
             <w:pPr>
               <w:rPr>
                 <w:rFonts w:asciiTheme="majorBidi" w:hAnsiTheme="majorBidi" w:cstheme="majorBidi"/>
                 <w:sz w:val="22"/>
-                <w:szCs w:val="28"/>
+                <w:szCs w:val="24"/>
+                <w:lang w:val="en-BE"/>
               </w:rPr>
             </w:pPr>
             <w:r>
               <w:rPr>
                 <w:rFonts w:asciiTheme="majorBidi" w:hAnsiTheme="majorBidi" w:cstheme="majorBidi"/>
+                <w:b/>
+                <w:bCs/>
                 <w:sz w:val="22"/>
-                <w:szCs w:val="28"/>
-              </w:rPr>
-              <w:t>Windows batch</w:t>
+                <w:szCs w:val="24"/>
+                <w:lang w:val="en-BE"/>
+              </w:rPr>
+              <w:t>Bash</w:t>
             </w:r>
           </w:p>
         </w:tc>
         <w:tc>
           <w:tcPr>
-            <w:tcW w:w="1800" w:type="dxa"/>
+            <w:tcW w:w="0" w:type="auto"/>
             <w:vAlign w:val="center"/>
+            <w:hideMark/>
           </w:tcPr>
           <w:p>
             <w:pPr>
               <w:rPr>
                 <w:rFonts w:asciiTheme="majorBidi" w:hAnsiTheme="majorBidi" w:cstheme="majorBidi"/>
                 <w:sz w:val="22"/>
-                <w:szCs w:val="28"/>
+                <w:szCs w:val="24"/>
+                <w:lang w:val="en-BE"/>
               </w:rPr>
             </w:pPr>
             <w:r>
               <w:rPr>
                 <w:rFonts w:asciiTheme="majorBidi" w:hAnsiTheme="majorBidi" w:cstheme="majorBidi"/>
                 <w:sz w:val="22"/>
-                <w:szCs w:val="28"/>
-              </w:rPr>
-              <w:t>Windows</w:t>
+                <w:szCs w:val="24"/>
+                <w:lang w:val="en-BE"/>
+              </w:rPr>
+              <w:t xml:space="preserve">Executes build_linux.sh, which automates preparation of the Linux build environment, installation of Python dependencies, execution of </w:t>
             </w:r>
-          </w:p>
-        </w:tc>
-        <w:tc>
-          <w:tcPr>
-            <w:tcW w:w="6048" w:type="dxa"/>
-            <w:vAlign w:val="center"/>
-          </w:tcPr>
-          <w:p>
-            <w:pPr>
+            <w:proofErr w:type="spellStart"/>
+            <w:r>
               <w:rPr>
                 <w:rFonts w:asciiTheme="majorBidi" w:hAnsiTheme="majorBidi" w:cstheme="majorBidi"/>
                 <w:sz w:val="22"/>
-                <w:szCs w:val="28"/>
-              </w:rPr>
-            </w:pPr>
+                <w:szCs w:val="24"/>
+                <w:lang w:val="en-BE"/>
+              </w:rPr>
+              <w:t>PyInstaller</w:t>
+            </w:r>
+            <w:proofErr w:type="spellEnd"/>
             <w:r>
               <w:rPr>
                 <w:rFonts w:asciiTheme="majorBidi" w:hAnsiTheme="majorBidi" w:cstheme="majorBidi"/>
                 <w:sz w:val="22"/>
-                <w:szCs w:val="28"/>
-              </w:rPr>
-              <w:t>build_windows.bat is the convenient entry point that launches the PowerShell build script.</w:t>
+                <w:szCs w:val="24"/>
+                <w:lang w:val="en-BE"/>
+              </w:rPr>
+              <w:t xml:space="preserve">, preparation of </w:t>
+            </w:r>
+            <w:proofErr w:type="spellStart"/>
+            <w:r>
+              <w:rPr>
+                <w:rFonts w:asciiTheme="majorBidi" w:hAnsiTheme="majorBidi" w:cstheme="majorBidi"/>
+                <w:sz w:val="22"/>
+                <w:szCs w:val="24"/>
+                <w:lang w:val="en-BE"/>
+              </w:rPr>
+              <w:t>MultiRoof.AppDir</w:t>
+            </w:r>
+            <w:proofErr w:type="spellEnd"/>
+            <w:r>
+              <w:rPr>
+                <w:rFonts w:asciiTheme="majorBidi" w:hAnsiTheme="majorBidi" w:cstheme="majorBidi"/>
+                <w:sz w:val="22"/>
+                <w:szCs w:val="24"/>
+                <w:lang w:val="en-BE"/>
+              </w:rPr>
+              <w:t xml:space="preserve">, and optional </w:t>
+            </w:r>
+            <w:proofErr w:type="spellStart"/>
+            <w:r>
+              <w:rPr>
+                <w:rFonts w:asciiTheme="majorBidi" w:hAnsiTheme="majorBidi" w:cstheme="majorBidi"/>
+                <w:sz w:val="22"/>
+                <w:szCs w:val="24"/>
+                <w:lang w:val="en-BE"/>
+              </w:rPr>
+              <w:t>AppImage</w:t>
+            </w:r>
+            <w:proofErr w:type="spellEnd"/>
+            <w:r>
+              <w:rPr>
+                <w:rFonts w:asciiTheme="majorBidi" w:hAnsiTheme="majorBidi" w:cstheme="majorBidi"/>
+                <w:sz w:val="22"/>
+                <w:szCs w:val="24"/>
+                <w:lang w:val="en-BE"/>
+              </w:rPr>
+              <w:t xml:space="preserve"> creation.</w:t>
             </w:r>
           </w:p>
         </w:tc>
       </w:tr>
       <w:tr>
         <w:trPr>
-          <w:jc w:val="center"/>
+          <w:tblCellSpacing w:w="15" w:type="dxa"/>
         </w:trPr>
         <w:tc>
           <w:tcPr>
-            <w:tcW w:w="2016" w:type="dxa"/>
+            <w:tcW w:w="2010" w:type="dxa"/>
             <w:vAlign w:val="center"/>
+            <w:hideMark/>
           </w:tcPr>
           <w:p>
             <w:pPr>
               <w:rPr>
                 <w:rFonts w:asciiTheme="majorBidi" w:hAnsiTheme="majorBidi" w:cstheme="majorBidi"/>
                 <w:sz w:val="22"/>
-                <w:szCs w:val="28"/>
+                <w:szCs w:val="24"/>
+                <w:lang w:val="en-BE"/>
               </w:rPr>
             </w:pPr>
+            <w:proofErr w:type="spellStart"/>
             <w:r>
               <w:rPr>
                 <w:rFonts w:asciiTheme="majorBidi" w:hAnsiTheme="majorBidi" w:cstheme="majorBidi"/>
+                <w:b/>
+                <w:bCs/>
                 <w:sz w:val="22"/>
-                <w:szCs w:val="28"/>
-              </w:rPr>
-              <w:t>Inno Setup 6</w:t>
+                <w:szCs w:val="24"/>
+                <w:lang w:val="en-BE"/>
+              </w:rPr>
+              <w:t>appimagetool</w:t>
             </w:r>
+            <w:proofErr w:type="spellEnd"/>
           </w:p>
         </w:tc>
         <w:tc>
           <w:tcPr>
-            <w:tcW w:w="1800" w:type="dxa"/>
+            <w:tcW w:w="0" w:type="auto"/>
             <w:vAlign w:val="center"/>
+            <w:hideMark/>
           </w:tcPr>
           <w:p>
             <w:pPr>
               <w:rPr>
                 <w:rFonts w:asciiTheme="majorBidi" w:hAnsiTheme="majorBidi" w:cstheme="majorBidi"/>
                 <w:sz w:val="22"/>
-                <w:szCs w:val="28"/>
+                <w:szCs w:val="24"/>
+                <w:lang w:val="en-BE"/>
               </w:rPr>
             </w:pPr>
             <w:r>
               <w:rPr>
                 <w:rFonts w:asciiTheme="majorBidi" w:hAnsiTheme="majorBidi" w:cstheme="majorBidi"/>
                 <w:sz w:val="22"/>
-                <w:szCs w:val="28"/>
-              </w:rPr>
-              <w:t>Windows</w:t>
+                <w:szCs w:val="24"/>
+                <w:lang w:val="en-BE"/>
+              </w:rPr>
+              <w:t xml:space="preserve">Converts </w:t>
             </w:r>
-          </w:p>
-        </w:tc>
-        <w:tc>
-          <w:tcPr>
-            <w:tcW w:w="6048" w:type="dxa"/>
-            <w:vAlign w:val="center"/>
-          </w:tcPr>
-          <w:p>
-            <w:pPr>
+            <w:proofErr w:type="spellStart"/>
+            <w:r>
               <w:rPr>
                 <w:rFonts w:asciiTheme="majorBidi" w:hAnsiTheme="majorBidi" w:cstheme="majorBidi"/>
                 <w:sz w:val="22"/>
-                <w:szCs w:val="28"/>
-              </w:rPr>
-            </w:pPr>
+                <w:szCs w:val="24"/>
+                <w:lang w:val="en-BE"/>
+              </w:rPr>
+              <w:t>MultiRoof.AppDir</w:t>
+            </w:r>
+            <w:proofErr w:type="spellEnd"/>
             <w:r>
               <w:rPr>
                 <w:rFonts w:asciiTheme="majorBidi" w:hAnsiTheme="majorBidi" w:cstheme="majorBidi"/>
                 <w:sz w:val="22"/>
-                <w:szCs w:val="28"/>
-              </w:rPr>
-              <w:t>Creates the final Windows installer MultiRoofSetup.exe from the PyInstaller output.</w:t>
+                <w:szCs w:val="24"/>
+                <w:lang w:val="en-BE"/>
+              </w:rPr>
+              <w:t xml:space="preserve"> into the portable MultiRoof-x86_</w:t>
             </w:r>
-          </w:p>
-        </w:tc>
-      </w:tr>
-      <w:tr>
-        <w:trPr>
-          <w:jc w:val="center"/>
-        </w:trPr>
-        <w:tc>
-          <w:tcPr>
-            <w:tcW w:w="2016" w:type="dxa"/>
-            <w:vAlign w:val="center"/>
-          </w:tcPr>
-          <w:p>
-            <w:pPr>
+            <w:proofErr w:type="gramStart"/>
+            <w:r>
               <w:rPr>
                 <w:rFonts w:asciiTheme="majorBidi" w:hAnsiTheme="majorBidi" w:cstheme="majorBidi"/>
                 <w:sz w:val="22"/>
-                <w:szCs w:val="28"/>
-              </w:rPr>
-            </w:pPr>
+                <w:szCs w:val="24"/>
+                <w:lang w:val="en-BE"/>
+              </w:rPr>
+              <w:t>64.AppImage</w:t>
+            </w:r>
+            <w:proofErr w:type="gramEnd"/>
             <w:r>
               <w:rPr>
                 <w:rFonts w:asciiTheme="majorBidi" w:hAnsiTheme="majorBidi" w:cstheme="majorBidi"/>
                 <w:sz w:val="22"/>
-                <w:szCs w:val="28"/>
-              </w:rPr>
-              <w:t>Bash</w:t>
+                <w:szCs w:val="24"/>
+                <w:lang w:val="en-BE"/>
+              </w:rPr>
+              <w:t xml:space="preserve"> distribution file. It is optional because the </w:t>
             </w:r>
-          </w:p>
-        </w:tc>
-        <w:tc>
-          <w:tcPr>
-            <w:tcW w:w="1800" w:type="dxa"/>
-            <w:vAlign w:val="center"/>
-          </w:tcPr>
-          <w:p>
-            <w:pPr>
+            <w:proofErr w:type="spellStart"/>
+            <w:r>
               <w:rPr>
                 <w:rFonts w:asciiTheme="majorBidi" w:hAnsiTheme="majorBidi" w:cstheme="majorBidi"/>
                 <w:sz w:val="22"/>
-                <w:szCs w:val="28"/>
-              </w:rPr>
-            </w:pPr>
+                <w:szCs w:val="24"/>
+                <w:lang w:val="en-BE"/>
+              </w:rPr>
+              <w:t>PyInstaller</w:t>
+            </w:r>
+            <w:proofErr w:type="spellEnd"/>
             <w:r>
               <w:rPr>
                 <w:rFonts w:asciiTheme="majorBidi" w:hAnsiTheme="majorBidi" w:cstheme="majorBidi"/>
                 <w:sz w:val="22"/>
-                <w:szCs w:val="28"/>
-              </w:rPr>
-              <w:t>Linux</w:t>
+                <w:szCs w:val="24"/>
+                <w:lang w:val="en-BE"/>
+              </w:rPr>
+              <w:t xml:space="preserve"> application in </w:t>
             </w:r>
-          </w:p>
-        </w:tc>
-        <w:tc>
-          <w:tcPr>
-            <w:tcW w:w="6048" w:type="dxa"/>
-            <w:vAlign w:val="center"/>
-          </w:tcPr>
-          <w:p>
-            <w:pPr>
+            <w:proofErr w:type="spellStart"/>
+            <w:r>
               <w:rPr>
                 <w:rFonts w:asciiTheme="majorBidi" w:hAnsiTheme="majorBidi" w:cstheme="majorBidi"/>
                 <w:sz w:val="22"/>
-                <w:szCs w:val="28"/>
-              </w:rPr>
-            </w:pPr>
+                <w:szCs w:val="24"/>
+                <w:lang w:val="en-BE"/>
+              </w:rPr>
+              <w:t>dist</w:t>
+            </w:r>
+            <w:proofErr w:type="spellEnd"/>
             <w:r>
               <w:rPr>
                 <w:rFonts w:asciiTheme="majorBidi" w:hAnsiTheme="majorBidi" w:cstheme="majorBidi"/>
                 <w:sz w:val="22"/>
-                <w:szCs w:val="28"/>
-              </w:rPr>
-              <w:t>Executes build_linux.sh, which automates the Linux build and optional AppImage preparation.</w:t>
+                <w:szCs w:val="24"/>
+                <w:lang w:val="en-BE"/>
+              </w:rPr>
+              <w:t>/</w:t>
             </w:r>
-          </w:p>
-        </w:tc>
-      </w:tr>
-      <w:tr>
-        <w:trPr>
-          <w:jc w:val="center"/>
-        </w:trPr>
-        <w:tc>
-          <w:tcPr>
-            <w:tcW w:w="2016" w:type="dxa"/>
-            <w:vAlign w:val="center"/>
-          </w:tcPr>
-          <w:p>
-            <w:pPr>
+            <w:proofErr w:type="spellStart"/>
+            <w:r>
               <w:rPr>
                 <w:rFonts w:asciiTheme="majorBidi" w:hAnsiTheme="majorBidi" w:cstheme="majorBidi"/>
                 <w:sz w:val="22"/>
-                <w:szCs w:val="28"/>
-              </w:rPr>
-            </w:pPr>
+                <w:szCs w:val="24"/>
+                <w:lang w:val="en-BE"/>
+              </w:rPr>
+              <w:t>MultiRoof</w:t>
+            </w:r>
+            <w:proofErr w:type="spellEnd"/>
             <w:r>
               <w:rPr>
                 <w:rFonts w:asciiTheme="majorBidi" w:hAnsiTheme="majorBidi" w:cstheme="majorBidi"/>
                 <w:sz w:val="22"/>
-                <w:szCs w:val="28"/>
-              </w:rPr>
-              <w:t>appimagetool</w:t>
+                <w:szCs w:val="24"/>
+                <w:lang w:val="en-BE"/>
+              </w:rPr>
+              <w:t xml:space="preserve"> can already be executed without creating an </w:t>
             </w:r>
-          </w:p>
-        </w:tc>
-        <w:tc>
-          <w:tcPr>
-            <w:tcW w:w="1800" w:type="dxa"/>
-            <w:vAlign w:val="center"/>
-          </w:tcPr>
-          <w:p>
-            <w:pPr>
+            <w:proofErr w:type="spellStart"/>
+            <w:r>
               <w:rPr>
                 <w:rFonts w:asciiTheme="majorBidi" w:hAnsiTheme="majorBidi" w:cstheme="majorBidi"/>
                 <w:sz w:val="22"/>
-                <w:szCs w:val="28"/>
-              </w:rPr>
-            </w:pPr>
+                <w:szCs w:val="24"/>
+                <w:lang w:val="en-BE"/>
+              </w:rPr>
+              <w:t>AppImage</w:t>
+            </w:r>
+            <w:proofErr w:type="spellEnd"/>
             <w:r>
               <w:rPr>
                 <w:rFonts w:asciiTheme="majorBidi" w:hAnsiTheme="majorBidi" w:cstheme="majorBidi"/>
                 <w:sz w:val="22"/>
-                <w:szCs w:val="28"/>
-              </w:rPr>
-              <w:t>Linux, optional</w:t>
-            </w:r>
-          </w:p>
-        </w:tc>
-        <w:tc>
-          <w:tcPr>
-            <w:tcW w:w="6048" w:type="dxa"/>
-            <w:vAlign w:val="center"/>
-          </w:tcPr>
-          <w:p>
-            <w:pPr>
-              <w:rPr>
-                <w:rFonts w:asciiTheme="majorBidi" w:hAnsiTheme="majorBidi" w:cstheme="majorBidi"/>
-                <w:sz w:val="22"/>
-                <w:szCs w:val="28"/>
-              </w:rPr>
-            </w:pPr>
-            <w:r>
-              <w:rPr>
-                <w:rFonts w:asciiTheme="majorBidi" w:hAnsiTheme="majorBidi" w:cstheme="majorBidi"/>
-                <w:sz w:val="22"/>
-                <w:szCs w:val="28"/>
-              </w:rPr>
-              <w:t>Converts MultiRoof.AppDir into the portable MultiRoof-x86_64.AppImage distribution file.</w:t>
+                <w:szCs w:val="24"/>
+                <w:lang w:val="en-BE"/>
+              </w:rPr>
+              <w:t>.</w:t>
             </w:r>
           </w:p>
         </w:tc>
@@ -1111,6 +1686,7 @@
               <w:jc w:val="center"/>
               <w:rPr>
                 <w:rFonts w:asciiTheme="majorBidi" w:hAnsiTheme="majorBidi" w:cstheme="majorBidi"/>
+                <w:bCs/>
                 <w:sz w:val="22"/>
                 <w:szCs w:val="24"/>
               </w:rPr>
@@ -1118,11 +1694,11 @@
             <w:r>
               <w:rPr>
                 <w:rFonts w:asciiTheme="majorBidi" w:hAnsiTheme="majorBidi" w:cstheme="majorBidi"/>
-                <w:b/>
+                <w:bCs/>
                 <w:sz w:val="22"/>
                 <w:szCs w:val="24"/>
               </w:rPr>
-              <w:t>MultiRoof Python source code</w:t>
+              <w:t>build_windows.bat</w:t>
             </w:r>
           </w:p>
           <w:p>
@@ -1131,6 +1707,7 @@
               <w:jc w:val="center"/>
               <w:rPr>
                 <w:rFonts w:asciiTheme="majorBidi" w:hAnsiTheme="majorBidi" w:cstheme="majorBidi"/>
+                <w:bCs/>
                 <w:sz w:val="22"/>
                 <w:szCs w:val="24"/>
               </w:rPr>
@@ -1138,7 +1715,7 @@
             <w:r>
               <w:rPr>
                 <w:rFonts w:asciiTheme="majorBidi" w:hAnsiTheme="majorBidi" w:cstheme="majorBidi"/>
-                <w:b/>
+                <w:bCs/>
                 <w:sz w:val="22"/>
                 <w:szCs w:val="24"/>
               </w:rPr>
@@ -1151,6 +1728,7 @@
               <w:jc w:val="center"/>
               <w:rPr>
                 <w:rFonts w:asciiTheme="majorBidi" w:hAnsiTheme="majorBidi" w:cstheme="majorBidi"/>
+                <w:bCs/>
                 <w:sz w:val="22"/>
                 <w:szCs w:val="24"/>
               </w:rPr>
@@ -1158,11 +1736,11 @@
             <w:r>
               <w:rPr>
                 <w:rFonts w:asciiTheme="majorBidi" w:hAnsiTheme="majorBidi" w:cstheme="majorBidi"/>
-                <w:b/>
+                <w:bCs/>
                 <w:sz w:val="22"/>
                 <w:szCs w:val="24"/>
               </w:rPr>
-              <w:t>build_windows.bat</w:t>
+              <w:t>build_windows.ps1</w:t>
             </w:r>
           </w:p>
           <w:p>
@@ -1171,6 +1749,7 @@
               <w:jc w:val="center"/>
               <w:rPr>
                 <w:rFonts w:asciiTheme="majorBidi" w:hAnsiTheme="majorBidi" w:cstheme="majorBidi"/>
+                <w:bCs/>
                 <w:sz w:val="22"/>
                 <w:szCs w:val="24"/>
               </w:rPr>
@@ -1178,7 +1757,7 @@
             <w:r>
               <w:rPr>
                 <w:rFonts w:asciiTheme="majorBidi" w:hAnsiTheme="majorBidi" w:cstheme="majorBidi"/>
-                <w:b/>
+                <w:bCs/>
                 <w:sz w:val="22"/>
                 <w:szCs w:val="24"/>
               </w:rPr>
@@ -1191,6 +1770,7 @@
               <w:jc w:val="center"/>
               <w:rPr>
                 <w:rFonts w:asciiTheme="majorBidi" w:hAnsiTheme="majorBidi" w:cstheme="majorBidi"/>
+                <w:bCs/>
                 <w:sz w:val="22"/>
                 <w:szCs w:val="24"/>
               </w:rPr>
@@ -1198,11 +1778,11 @@
             <w:r>
               <w:rPr>
                 <w:rFonts w:asciiTheme="majorBidi" w:hAnsiTheme="majorBidi" w:cstheme="majorBidi"/>
-                <w:b/>
+                <w:bCs/>
                 <w:sz w:val="22"/>
                 <w:szCs w:val="24"/>
               </w:rPr>
-              <w:t>build_windows.ps1</w:t>
+              <w:t>Install dependencies from requirements-build</w:t>
             </w:r>
           </w:p>
           <w:p>
@@ -1211,6 +1791,7 @@
               <w:jc w:val="center"/>
               <w:rPr>
                 <w:rFonts w:asciiTheme="majorBidi" w:hAnsiTheme="majorBidi" w:cstheme="majorBidi"/>
+                <w:bCs/>
                 <w:sz w:val="22"/>
                 <w:szCs w:val="24"/>
               </w:rPr>
@@ -1218,7 +1799,7 @@
             <w:r>
               <w:rPr>
                 <w:rFonts w:asciiTheme="majorBidi" w:hAnsiTheme="majorBidi" w:cstheme="majorBidi"/>
-                <w:b/>
+                <w:bCs/>
                 <w:sz w:val="22"/>
                 <w:szCs w:val="24"/>
               </w:rPr>
@@ -1231,19 +1812,44 @@
               <w:jc w:val="center"/>
               <w:rPr>
                 <w:rFonts w:asciiTheme="majorBidi" w:hAnsiTheme="majorBidi" w:cstheme="majorBidi"/>
+                <w:bCs/>
                 <w:sz w:val="22"/>
                 <w:szCs w:val="24"/>
               </w:rPr>
             </w:pPr>
+            <w:proofErr w:type="spellStart"/>
             <w:r>
               <w:rPr>
                 <w:rFonts w:asciiTheme="majorBidi" w:hAnsiTheme="majorBidi" w:cstheme="majorBidi"/>
-                <w:b/>
+                <w:bCs/>
                 <w:sz w:val="22"/>
                 <w:szCs w:val="24"/>
               </w:rPr>
-              <w:t>requirements-build.txt</w:t>
+              <w:t>PyInstaller</w:t>
             </w:r>
+            <w:proofErr w:type="spellEnd"/>
+            <w:r>
+              <w:rPr>
+                <w:rFonts w:asciiTheme="majorBidi" w:hAnsiTheme="majorBidi" w:cstheme="majorBidi"/>
+                <w:bCs/>
+                <w:sz w:val="22"/>
+                <w:szCs w:val="24"/>
+              </w:rPr>
+              <w:t xml:space="preserve"> + </w:t>
+            </w:r>
+            <w:proofErr w:type="spellStart"/>
+            <w:proofErr w:type="gramStart"/>
+            <w:r>
+              <w:rPr>
+                <w:rFonts w:asciiTheme="majorBidi" w:hAnsiTheme="majorBidi" w:cstheme="majorBidi"/>
+                <w:bCs/>
+                <w:sz w:val="22"/>
+                <w:szCs w:val="24"/>
+              </w:rPr>
+              <w:t>multiroof.spec</w:t>
+            </w:r>
+            <w:proofErr w:type="spellEnd"/>
+            <w:proofErr w:type="gramEnd"/>
           </w:p>
           <w:p>
             <w:pPr>
@@ -1251,6 +1857,7 @@
               <w:jc w:val="center"/>
               <w:rPr>
                 <w:rFonts w:asciiTheme="majorBidi" w:hAnsiTheme="majorBidi" w:cstheme="majorBidi"/>
+                <w:bCs/>
                 <w:sz w:val="22"/>
                 <w:szCs w:val="24"/>
               </w:rPr>
@@ -1258,7 +1865,7 @@
             <w:r>
               <w:rPr>
                 <w:rFonts w:asciiTheme="majorBidi" w:hAnsiTheme="majorBidi" w:cstheme="majorBidi"/>
-                <w:b/>
+                <w:bCs/>
                 <w:sz w:val="22"/>
                 <w:szCs w:val="24"/>
               </w:rPr>
@@ -1271,18 +1878,50 @@
               <w:jc w:val="center"/>
               <w:rPr>
                 <w:rFonts w:asciiTheme="majorBidi" w:hAnsiTheme="majorBidi" w:cstheme="majorBidi"/>
+                <w:bCs/>
                 <w:sz w:val="22"/>
                 <w:szCs w:val="24"/>
               </w:rPr>
             </w:pPr>
+            <w:proofErr w:type="spellStart"/>
             <w:r>
               <w:rPr>
                 <w:rFonts w:asciiTheme="majorBidi" w:hAnsiTheme="majorBidi" w:cstheme="majorBidi"/>
-                <w:b/>
+                <w:bCs/>
                 <w:sz w:val="22"/>
                 <w:szCs w:val="24"/>
               </w:rPr>
-              <w:t>PyInstaller + multiroof.spec</w:t>
+              <w:t>dist</w:t>
+            </w:r>
+            <w:proofErr w:type="spellEnd"/>
+            <w:r>
+              <w:rPr>
+                <w:rFonts w:asciiTheme="majorBidi" w:hAnsiTheme="majorBidi" w:cstheme="majorBidi"/>
+                <w:bCs/>
+                <w:sz w:val="22"/>
+                <w:szCs w:val="24"/>
+              </w:rPr>
+              <w:t>\</w:t>
+            </w:r>
+            <w:proofErr w:type="spellStart"/>
+            <w:r>
+              <w:rPr>
+                <w:rFonts w:asciiTheme="majorBidi" w:hAnsiTheme="majorBidi" w:cstheme="majorBidi"/>
+                <w:bCs/>
+                <w:sz w:val="22"/>
+                <w:szCs w:val="24"/>
+              </w:rPr>
+              <w:t>MultiRoof</w:t>
+            </w:r>
+            <w:proofErr w:type="spellEnd"/>
+            <w:r>
+              <w:rPr>
+                <w:rFonts w:asciiTheme="majorBidi" w:hAnsiTheme="majorBidi" w:cstheme="majorBidi"/>
+                <w:bCs/>
+                <w:sz w:val="22"/>
+                <w:szCs w:val="24"/>
+              </w:rPr>
+              <w:t>\MultiRoof.exe</w:t>
             </w:r>
           </w:p>
           <w:p>
@@ -1291,6 +1930,7 @@
               <w:jc w:val="center"/>
               <w:rPr>
                 <w:rFonts w:asciiTheme="majorBidi" w:hAnsiTheme="majorBidi" w:cstheme="majorBidi"/>
+                <w:bCs/>
                 <w:sz w:val="22"/>
                 <w:szCs w:val="24"/>
               </w:rPr>
@@ -1298,7 +1938,7 @@
             <w:r>
               <w:rPr>
                 <w:rFonts w:asciiTheme="majorBidi" w:hAnsiTheme="majorBidi" w:cstheme="majorBidi"/>
-                <w:b/>
+                <w:bCs/>
                 <w:sz w:val="22"/>
                 <w:szCs w:val="24"/>
               </w:rPr>
@@ -1311,6 +1951,7 @@
               <w:jc w:val="center"/>
               <w:rPr>
                 <w:rFonts w:asciiTheme="majorBidi" w:hAnsiTheme="majorBidi" w:cstheme="majorBidi"/>
+                <w:bCs/>
                 <w:sz w:val="22"/>
                 <w:szCs w:val="24"/>
               </w:rPr>
@@ -1318,12 +1959,23 @@
             <w:r>
               <w:rPr>
                 <w:rFonts w:asciiTheme="majorBidi" w:hAnsiTheme="majorBidi" w:cstheme="majorBidi"/>
-                <w:b/>
+                <w:bCs/>
                 <w:sz w:val="22"/>
                 <w:szCs w:val="24"/>
               </w:rPr>
-              <w:t>dist\MultiRoof\MultiRoof.exe</w:t>
+              <w:t xml:space="preserve">Inno Setup + </w:t>
             </w:r>
+            <w:proofErr w:type="spellStart"/>
+            <w:r>
+              <w:rPr>
+                <w:rFonts w:asciiTheme="majorBidi" w:hAnsiTheme="majorBidi" w:cstheme="majorBidi"/>
+                <w:bCs/>
+                <w:sz w:val="22"/>
+                <w:szCs w:val="24"/>
+              </w:rPr>
+              <w:t>installer_windows.iss</w:t>
+            </w:r>
+            <w:proofErr w:type="spellEnd"/>
           </w:p>
           <w:p>
             <w:pPr>
@@ -1331,6 +1983,7 @@
               <w:jc w:val="center"/>
               <w:rPr>
                 <w:rFonts w:asciiTheme="majorBidi" w:hAnsiTheme="majorBidi" w:cstheme="majorBidi"/>
+                <w:bCs/>
                 <w:sz w:val="22"/>
                 <w:szCs w:val="24"/>
               </w:rPr>
@@ -1338,7 +1991,7 @@
             <w:r>
               <w:rPr>
                 <w:rFonts w:asciiTheme="majorBidi" w:hAnsiTheme="majorBidi" w:cstheme="majorBidi"/>
-                <w:b/>
+                <w:bCs/>
                 <w:sz w:val="22"/>
                 <w:szCs w:val="24"/>
               </w:rPr>
@@ -1355,54 +2008,25 @@
                 <w:szCs w:val="24"/>
               </w:rPr>
             </w:pPr>
+            <w:proofErr w:type="spellStart"/>
             <w:r>
               <w:rPr>
                 <w:rFonts w:asciiTheme="majorBidi" w:hAnsiTheme="majorBidi" w:cstheme="majorBidi"/>
-                <w:b/>
+                <w:bCs/>
                 <w:sz w:val="22"/>
                 <w:szCs w:val="24"/>
               </w:rPr>
-              <w:t>Inno Setup + installer_windows.iss</w:t>
+              <w:t>installer_output</w:t>
             </w:r>
-          </w:p>
-          <w:p>
-            <w:pPr>
-              <w:spacing w:after="0"/>
-              <w:jc w:val="center"/>
-              <w:rPr>
-                <w:rFonts w:asciiTheme="majorBidi" w:hAnsiTheme="majorBidi" w:cstheme="majorBidi"/>
+            <w:proofErr w:type="spellEnd"/>
+            <w:r>
+              <w:rPr>
+                <w:rFonts w:asciiTheme="majorBidi" w:hAnsiTheme="majorBidi" w:cstheme="majorBidi"/>
+                <w:bCs/>
                 <w:sz w:val="22"/>
                 <w:szCs w:val="24"/>
               </w:rPr>
-            </w:pPr>
-            <w:r>
-              <w:rPr>
-                <w:rFonts w:asciiTheme="majorBidi" w:hAnsiTheme="majorBidi" w:cstheme="majorBidi"/>
-                <w:b/>
-                <w:sz w:val="22"/>
-                <w:szCs w:val="24"/>
-              </w:rPr>
-              <w:t>↓</w:t>
-            </w:r>
-          </w:p>
-          <w:p>
-            <w:pPr>
-              <w:spacing w:after="0"/>
-              <w:jc w:val="center"/>
-              <w:rPr>
-                <w:rFonts w:asciiTheme="majorBidi" w:hAnsiTheme="majorBidi" w:cstheme="majorBidi"/>
-                <w:sz w:val="22"/>
-                <w:szCs w:val="24"/>
-              </w:rPr>
-            </w:pPr>
-            <w:r>
-              <w:rPr>
-                <w:rFonts w:asciiTheme="majorBidi" w:hAnsiTheme="majorBidi" w:cstheme="majorBidi"/>
-                <w:b/>
-                <w:sz w:val="22"/>
-                <w:szCs w:val="24"/>
-              </w:rPr>
-              <w:t>installer_output\MultiRoofSetup.exe</w:t>
+              <w:t>\MultiRoofSetup.exe</w:t>
             </w:r>
           </w:p>
         </w:tc>
@@ -1418,20 +2042,23 @@
     </w:p>
     <w:p>
       <w:pPr>
-        <w:pStyle w:val="Heading2"/>
-        <w:rPr>
-          <w:rFonts w:asciiTheme="majorBidi" w:hAnsiTheme="majorBidi"/>
+        <w:rPr>
+          <w:rFonts w:asciiTheme="majorBidi" w:hAnsiTheme="majorBidi" w:cstheme="majorBidi"/>
+          <w:b/>
+          <w:bCs/>
           <w:sz w:val="28"/>
-          <w:szCs w:val="28"/>
-        </w:rPr>
-      </w:pPr>
-      <w:r>
-        <w:rPr>
-          <w:rFonts w:asciiTheme="majorBidi" w:hAnsiTheme="majorBidi"/>
+          <w:szCs w:val="32"/>
+        </w:rPr>
+      </w:pPr>
+      <w:r>
+        <w:rPr>
+          <w:rFonts w:asciiTheme="majorBidi" w:hAnsiTheme="majorBidi" w:cstheme="majorBidi"/>
+          <w:b/>
+          <w:bCs/>
           <w:sz w:val="28"/>
-          <w:szCs w:val="28"/>
-        </w:rPr>
-        <w:t>3.1 Windows build files and responsibilities</w:t>
+          <w:szCs w:val="32"/>
+        </w:rPr>
+        <w:t xml:space="preserve"> Windows build files and responsibilities</w:t>
       </w:r>
     </w:p>
     <w:tbl>
@@ -1595,7 +2222,25 @@
                 <w:sz w:val="22"/>
                 <w:szCs w:val="28"/>
               </w:rPr>
-              <w:t>Main Windows build automation script. It validates files, creates the virtual environment, installs dependencies, runs PyInstaller, checks the executable, finds Inno Setup, and builds the installer.</w:t>
+              <w:t xml:space="preserve">Main Windows build automation script. It validates files, creates the virtual environment, installs dependencies, runs </w:t>
+            </w:r>
+            <w:proofErr w:type="spellStart"/>
+            <w:r>
+              <w:rPr>
+                <w:rFonts w:asciiTheme="majorBidi" w:hAnsiTheme="majorBidi" w:cstheme="majorBidi"/>
+                <w:sz w:val="22"/>
+                <w:szCs w:val="28"/>
+              </w:rPr>
+              <w:t>PyInstaller</w:t>
+            </w:r>
+            <w:proofErr w:type="spellEnd"/>
+            <w:r>
+              <w:rPr>
+                <w:rFonts w:asciiTheme="majorBidi" w:hAnsiTheme="majorBidi" w:cstheme="majorBidi"/>
+                <w:sz w:val="22"/>
+                <w:szCs w:val="28"/>
+              </w:rPr>
+              <w:t>, checks the executable, finds Inno Setup, and builds the installer.</w:t>
             </w:r>
           </w:p>
         </w:tc>
@@ -1646,7 +2291,25 @@
                 <w:sz w:val="22"/>
                 <w:szCs w:val="28"/>
               </w:rPr>
-              <w:t>Installs the normal application requirements plus PyInstaller.</w:t>
+              <w:t xml:space="preserve">Lists the Python application and build dependencies, including </w:t>
+            </w:r>
+            <w:proofErr w:type="spellStart"/>
+            <w:r>
+              <w:rPr>
+                <w:rFonts w:asciiTheme="majorBidi" w:hAnsiTheme="majorBidi" w:cstheme="majorBidi"/>
+                <w:sz w:val="22"/>
+                <w:szCs w:val="28"/>
+              </w:rPr>
+              <w:t>PyInstaller</w:t>
+            </w:r>
+            <w:proofErr w:type="spellEnd"/>
+            <w:r>
+              <w:rPr>
+                <w:rFonts w:asciiTheme="majorBidi" w:hAnsiTheme="majorBidi" w:cstheme="majorBidi"/>
+                <w:sz w:val="22"/>
+                <w:szCs w:val="28"/>
+              </w:rPr>
+              <w:t>, that are installed by pip during the build process.</w:t>
             </w:r>
           </w:p>
         </w:tc>
@@ -1668,6 +2331,8 @@
                 <w:szCs w:val="28"/>
               </w:rPr>
             </w:pPr>
+            <w:proofErr w:type="spellStart"/>
+            <w:proofErr w:type="gramStart"/>
             <w:r>
               <w:rPr>
                 <w:rFonts w:asciiTheme="majorBidi" w:hAnsiTheme="majorBidi" w:cstheme="majorBidi"/>
@@ -1676,6 +2341,8 @@
               </w:rPr>
               <w:t>multiroof.spec</w:t>
             </w:r>
+            <w:proofErr w:type="spellEnd"/>
+            <w:proofErr w:type="gramEnd"/>
           </w:p>
         </w:tc>
         <w:tc>
@@ -1691,13 +2358,23 @@
                 <w:szCs w:val="28"/>
               </w:rPr>
             </w:pPr>
+            <w:proofErr w:type="spellStart"/>
             <w:r>
               <w:rPr>
                 <w:rFonts w:asciiTheme="majorBidi" w:hAnsiTheme="majorBidi" w:cstheme="majorBidi"/>
                 <w:sz w:val="22"/>
                 <w:szCs w:val="28"/>
               </w:rPr>
-              <w:t>PyInstaller configuration. Defines the entry point, UI/resources, icon, executable name, GUI mode, and one-directory collection.</w:t>
+              <w:t>PyInstaller</w:t>
+            </w:r>
+            <w:proofErr w:type="spellEnd"/>
+            <w:r>
+              <w:rPr>
+                <w:rFonts w:asciiTheme="majorBidi" w:hAnsiTheme="majorBidi" w:cstheme="majorBidi"/>
+                <w:sz w:val="22"/>
+                <w:szCs w:val="28"/>
+              </w:rPr>
+              <w:t xml:space="preserve"> configuration. Defines the entry point, UI/resources, icon, executable name, GUI mode, and one-directory collection.</w:t>
             </w:r>
           </w:p>
         </w:tc>
@@ -1725,8 +2402,18 @@
                 <w:sz w:val="22"/>
                 <w:szCs w:val="28"/>
               </w:rPr>
-              <w:t>installer/installer_windows.iss</w:t>
+              <w:t>installer/</w:t>
             </w:r>
+            <w:proofErr w:type="spellStart"/>
+            <w:r>
+              <w:rPr>
+                <w:rFonts w:asciiTheme="majorBidi" w:hAnsiTheme="majorBidi" w:cstheme="majorBidi"/>
+                <w:sz w:val="22"/>
+                <w:szCs w:val="28"/>
+              </w:rPr>
+              <w:t>installer_windows.iss</w:t>
+            </w:r>
+            <w:proofErr w:type="spellEnd"/>
           </w:p>
         </w:tc>
         <w:tc>
@@ -1840,7 +2527,14 @@
     </w:p>
     <w:p>
       <w:pPr>
-        <w:spacing w:before="80" w:after="0"/>
+        <w:rPr>
+          <w:rFonts w:asciiTheme="majorBidi" w:hAnsiTheme="majorBidi" w:cstheme="majorBidi"/>
+        </w:rPr>
+      </w:pPr>
+    </w:p>
+    <w:p>
+      <w:pPr>
+        <w:spacing w:after="0"/>
         <w:rPr>
           <w:rFonts w:asciiTheme="majorBidi" w:hAnsiTheme="majorBidi" w:cstheme="majorBidi"/>
           <w:bCs/>
@@ -1856,18 +2550,81 @@
           <w:szCs w:val="24"/>
         </w:rPr>
         <w:lastRenderedPageBreak/>
-        <w:t xml:space="preserve">This section explains the complete process from the Python MultiRoof project to the final Windows installer. </w:t>
-      </w:r>
-      <w:r>
-        <w:rPr>
-          <w:rFonts w:asciiTheme="majorBidi" w:hAnsiTheme="majorBidi" w:cstheme="majorBidi"/>
-        </w:rPr>
-        <w:t>This procedure describes the complete Windows build process for MultiRoof. PyInstaller first packages the Python/PyQt6 application into a runnable Windows application. Inno Setup then packages the PyInstaller output into the final Windows installer.</w:t>
+        <w:t xml:space="preserve">This section explains the complete process from the Python </w:t>
+      </w:r>
+      <w:proofErr w:type="spellStart"/>
+      <w:r>
+        <w:rPr>
+          <w:rFonts w:asciiTheme="majorBidi" w:hAnsiTheme="majorBidi" w:cstheme="majorBidi"/>
+          <w:bCs/>
+          <w:sz w:val="22"/>
+          <w:szCs w:val="24"/>
+        </w:rPr>
+        <w:t>MultiRoof</w:t>
+      </w:r>
+      <w:proofErr w:type="spellEnd"/>
+      <w:r>
+        <w:rPr>
+          <w:rFonts w:asciiTheme="majorBidi" w:hAnsiTheme="majorBidi" w:cstheme="majorBidi"/>
+          <w:bCs/>
+          <w:sz w:val="22"/>
+          <w:szCs w:val="24"/>
+        </w:rPr>
+        <w:t xml:space="preserve"> project to the final Windows installer. </w:t>
+      </w:r>
+      <w:r>
+        <w:rPr>
+          <w:rFonts w:asciiTheme="majorBidi" w:hAnsiTheme="majorBidi" w:cstheme="majorBidi"/>
+        </w:rPr>
+        <w:t xml:space="preserve">This procedure describes the complete Windows build process for </w:t>
+      </w:r>
+      <w:proofErr w:type="spellStart"/>
+      <w:r>
+        <w:rPr>
+          <w:rFonts w:asciiTheme="majorBidi" w:hAnsiTheme="majorBidi" w:cstheme="majorBidi"/>
+        </w:rPr>
+        <w:t>MultiRoof</w:t>
+      </w:r>
+      <w:proofErr w:type="spellEnd"/>
+      <w:r>
+        <w:rPr>
+          <w:rFonts w:asciiTheme="majorBidi" w:hAnsiTheme="majorBidi" w:cstheme="majorBidi"/>
+        </w:rPr>
+        <w:t xml:space="preserve">. </w:t>
+      </w:r>
+      <w:proofErr w:type="spellStart"/>
+      <w:r>
+        <w:rPr>
+          <w:rFonts w:asciiTheme="majorBidi" w:hAnsiTheme="majorBidi" w:cstheme="majorBidi"/>
+        </w:rPr>
+        <w:t>PyInstaller</w:t>
+      </w:r>
+      <w:proofErr w:type="spellEnd"/>
+      <w:r>
+        <w:rPr>
+          <w:rFonts w:asciiTheme="majorBidi" w:hAnsiTheme="majorBidi" w:cstheme="majorBidi"/>
+        </w:rPr>
+        <w:t xml:space="preserve"> first packages the Python/PyQt6 application into a runnable Windows application. Inno Setup then packages the </w:t>
+      </w:r>
+      <w:proofErr w:type="spellStart"/>
+      <w:r>
+        <w:rPr>
+          <w:rFonts w:asciiTheme="majorBidi" w:hAnsiTheme="majorBidi" w:cstheme="majorBidi"/>
+        </w:rPr>
+        <w:t>PyInstaller</w:t>
+      </w:r>
+      <w:proofErr w:type="spellEnd"/>
+      <w:r>
+        <w:rPr>
+          <w:rFonts w:asciiTheme="majorBidi" w:hAnsiTheme="majorBidi" w:cstheme="majorBidi"/>
+        </w:rPr>
+        <w:t xml:space="preserve"> output into the final Windows installer.</w:t>
       </w:r>
     </w:p>
     <w:p>
       <w:pPr>
         <w:pStyle w:val="Heading1"/>
+        <w:spacing w:before="0"/>
         <w:rPr>
           <w:rFonts w:asciiTheme="majorBidi" w:hAnsiTheme="majorBidi"/>
         </w:rPr>
@@ -1906,12 +2663,21 @@
           <w:rFonts w:asciiTheme="majorBidi" w:hAnsiTheme="majorBidi" w:cstheme="majorBidi"/>
         </w:rPr>
       </w:pPr>
+      <w:proofErr w:type="spellStart"/>
       <w:r>
         <w:rPr>
           <w:rFonts w:asciiTheme="majorBidi" w:hAnsiTheme="majorBidi" w:cstheme="majorBidi"/>
           <w:sz w:val="18"/>
         </w:rPr>
-        <w:t>py -3 --version</w:t>
+        <w:t>py</w:t>
+      </w:r>
+      <w:proofErr w:type="spellEnd"/>
+      <w:r>
+        <w:rPr>
+          <w:rFonts w:asciiTheme="majorBidi" w:hAnsiTheme="majorBidi" w:cstheme="majorBidi"/>
+          <w:sz w:val="18"/>
+        </w:rPr>
+        <w:t xml:space="preserve"> -3 --version</w:t>
       </w:r>
     </w:p>
     <w:p>
@@ -1924,356 +2690,682 @@
         <w:rPr>
           <w:rFonts w:asciiTheme="majorBidi" w:hAnsiTheme="majorBidi" w:cstheme="majorBidi"/>
         </w:rPr>
-        <w:t>The MultiRoof project should contain the required source and build files, including main.py, build_windows.ps1, multiroof.spec, requirements-build.txt, the UI and icons directories, and installer\installer_windows.iss.</w:t>
+        <w:t xml:space="preserve">The </w:t>
+      </w:r>
+      <w:proofErr w:type="spellStart"/>
+      <w:r>
+        <w:rPr>
+          <w:rFonts w:asciiTheme="majorBidi" w:hAnsiTheme="majorBidi" w:cstheme="majorBidi"/>
+        </w:rPr>
+        <w:t>MultiRoof</w:t>
+      </w:r>
+      <w:proofErr w:type="spellEnd"/>
+      <w:r>
+        <w:rPr>
+          <w:rFonts w:asciiTheme="majorBidi" w:hAnsiTheme="majorBidi" w:cstheme="majorBidi"/>
+        </w:rPr>
+        <w:t xml:space="preserve"> project should contain the required source and build files, including main.py, build_windows.ps1, </w:t>
+      </w:r>
+      <w:proofErr w:type="spellStart"/>
+      <w:proofErr w:type="gramStart"/>
+      <w:r>
+        <w:rPr>
+          <w:rFonts w:asciiTheme="majorBidi" w:hAnsiTheme="majorBidi" w:cstheme="majorBidi"/>
+        </w:rPr>
+        <w:t>multiroof.spec</w:t>
+      </w:r>
+      <w:proofErr w:type="spellEnd"/>
+      <w:proofErr w:type="gramEnd"/>
+      <w:r>
+        <w:rPr>
+          <w:rFonts w:asciiTheme="majorBidi" w:hAnsiTheme="majorBidi" w:cstheme="majorBidi"/>
+        </w:rPr>
+        <w:t>, requirements-build.txt, the UI and icons directories, and installer\</w:t>
+      </w:r>
+      <w:proofErr w:type="spellStart"/>
+      <w:r>
+        <w:rPr>
+          <w:rFonts w:asciiTheme="majorBidi" w:hAnsiTheme="majorBidi" w:cstheme="majorBidi"/>
+        </w:rPr>
+        <w:t>installer_windows.iss</w:t>
+      </w:r>
+      <w:proofErr w:type="spellEnd"/>
+      <w:r>
+        <w:rPr>
+          <w:rFonts w:asciiTheme="majorBidi" w:hAnsiTheme="majorBidi" w:cstheme="majorBidi"/>
+        </w:rPr>
+        <w:t>.</w:t>
       </w:r>
     </w:p>
     <w:p>
       <w:pPr>
         <w:pStyle w:val="Heading1"/>
+        <w:spacing w:before="0"/>
         <w:rPr>
           <w:rFonts w:asciiTheme="majorBidi" w:hAnsiTheme="majorBidi"/>
+          <w:lang w:val="en-BE"/>
         </w:rPr>
       </w:pPr>
       <w:r>
         <w:rPr>
           <w:rFonts w:asciiTheme="majorBidi" w:hAnsiTheme="majorBidi"/>
-        </w:rPr>
-        <w:t>3.</w:t>
-      </w:r>
+          <w:lang w:val="en-BE"/>
+        </w:rPr>
+        <w:t xml:space="preserve">3.2. Open Command Prompt and Go to the </w:t>
+      </w:r>
+      <w:proofErr w:type="spellStart"/>
       <w:r>
         <w:rPr>
           <w:rFonts w:asciiTheme="majorBidi" w:hAnsiTheme="majorBidi"/>
-        </w:rPr>
-        <w:t>2. Open PowerShell and go to the MultiRoof project</w:t>
+          <w:lang w:val="en-BE"/>
+        </w:rPr>
+        <w:t>MultiRoof</w:t>
+      </w:r>
+      <w:proofErr w:type="spellEnd"/>
+      <w:r>
+        <w:rPr>
+          <w:rFonts w:asciiTheme="majorBidi" w:hAnsiTheme="majorBidi"/>
+          <w:lang w:val="en-BE"/>
+        </w:rPr>
+        <w:t xml:space="preserve"> Project</w:t>
       </w:r>
     </w:p>
     <w:p>
       <w:pPr>
-        <w:spacing w:after="100"/>
-        <w:ind w:left="360"/>
-        <w:rPr>
-          <w:rFonts w:asciiTheme="majorBidi" w:hAnsiTheme="majorBidi" w:cstheme="majorBidi"/>
-        </w:rPr>
-      </w:pPr>
-      <w:r>
-        <w:rPr>
-          <w:rFonts w:asciiTheme="majorBidi" w:hAnsiTheme="majorBidi" w:cstheme="majorBidi"/>
-          <w:sz w:val="18"/>
-        </w:rPr>
-        <w:t>cd C:\path\to\MultiRoof_Windows</w:t>
+        <w:rPr>
+          <w:rFonts w:asciiTheme="majorBidi" w:hAnsiTheme="majorBidi" w:cstheme="majorBidi"/>
+          <w:lang w:val="en-BE"/>
+        </w:rPr>
+      </w:pPr>
+      <w:r>
+        <w:rPr>
+          <w:rFonts w:asciiTheme="majorBidi" w:hAnsiTheme="majorBidi" w:cstheme="majorBidi"/>
+          <w:lang w:val="en-BE"/>
+        </w:rPr>
+        <w:t xml:space="preserve">Open Windows Command Prompt (CMD) and navigate to the extracted </w:t>
+      </w:r>
+      <w:proofErr w:type="spellStart"/>
+      <w:r>
+        <w:rPr>
+          <w:rFonts w:asciiTheme="majorBidi" w:hAnsiTheme="majorBidi" w:cstheme="majorBidi"/>
+          <w:lang w:val="en-BE"/>
+        </w:rPr>
+        <w:t>MultiRoof</w:t>
+      </w:r>
+      <w:proofErr w:type="spellEnd"/>
+      <w:r>
+        <w:rPr>
+          <w:rFonts w:asciiTheme="majorBidi" w:hAnsiTheme="majorBidi" w:cstheme="majorBidi"/>
+          <w:lang w:val="en-BE"/>
+        </w:rPr>
+        <w:t xml:space="preserve"> project directory:</w:t>
       </w:r>
     </w:p>
     <w:p>
       <w:pPr>
         <w:rPr>
           <w:rFonts w:asciiTheme="majorBidi" w:hAnsiTheme="majorBidi" w:cstheme="majorBidi"/>
-        </w:rPr>
-      </w:pPr>
-      <w:r>
-        <w:rPr>
-          <w:rFonts w:asciiTheme="majorBidi" w:hAnsiTheme="majorBidi" w:cstheme="majorBidi"/>
-        </w:rPr>
-        <w:t>Example:</w:t>
+          <w:lang w:val="en-BE"/>
+        </w:rPr>
+      </w:pPr>
+      <w:r>
+        <w:rPr>
+          <w:rFonts w:asciiTheme="majorBidi" w:hAnsiTheme="majorBidi" w:cstheme="majorBidi"/>
+          <w:lang w:val="en-BE"/>
+        </w:rPr>
+        <w:t>cd /d C:\path\to\MultiRoof_Windows</w:t>
       </w:r>
     </w:p>
     <w:p>
       <w:pPr>
-        <w:spacing w:after="100"/>
-        <w:ind w:left="360"/>
-        <w:rPr>
-          <w:rFonts w:asciiTheme="majorBidi" w:hAnsiTheme="majorBidi" w:cstheme="majorBidi"/>
-        </w:rPr>
-      </w:pPr>
-      <w:r>
-        <w:rPr>
-          <w:rFonts w:asciiTheme="majorBidi" w:hAnsiTheme="majorBidi" w:cstheme="majorBidi"/>
-          <w:sz w:val="18"/>
-        </w:rPr>
-        <w:t>cd C:\Users\YourName\Downloads\MultiRoof_Windows</w:t>
+        <w:rPr>
+          <w:rFonts w:asciiTheme="majorBidi" w:hAnsiTheme="majorBidi" w:cstheme="majorBidi"/>
+          <w:lang w:val="en-BE"/>
+        </w:rPr>
+      </w:pPr>
+      <w:r>
+        <w:rPr>
+          <w:rFonts w:asciiTheme="majorBidi" w:hAnsiTheme="majorBidi" w:cstheme="majorBidi"/>
+          <w:lang w:val="en-BE"/>
+        </w:rPr>
+        <w:t>For example:</w:t>
       </w:r>
     </w:p>
     <w:p>
       <w:pPr>
-        <w:pStyle w:val="Heading1"/>
-        <w:rPr>
-          <w:rFonts w:asciiTheme="majorBidi" w:hAnsiTheme="majorBidi"/>
-        </w:rPr>
-      </w:pPr>
-      <w:r>
-        <w:rPr>
-          <w:rFonts w:asciiTheme="majorBidi" w:hAnsiTheme="majorBidi"/>
-        </w:rPr>
-        <w:t>3.</w:t>
-      </w:r>
-      <w:r>
-        <w:rPr>
-          <w:rFonts w:asciiTheme="majorBidi" w:hAnsiTheme="majorBidi"/>
-        </w:rPr>
-        <w:t>3. Allow the PowerShell build script if required</w:t>
+        <w:rPr>
+          <w:rFonts w:asciiTheme="majorBidi" w:hAnsiTheme="majorBidi" w:cstheme="majorBidi"/>
+          <w:lang w:val="en-BE"/>
+        </w:rPr>
+      </w:pPr>
+      <w:r>
+        <w:rPr>
+          <w:rFonts w:asciiTheme="majorBidi" w:hAnsiTheme="majorBidi" w:cstheme="majorBidi"/>
+          <w:lang w:val="en-BE"/>
+        </w:rPr>
+        <w:t>cd /d C:\Users\YourName\Downloads\MultiRoof_Windows</w:t>
       </w:r>
     </w:p>
     <w:p>
       <w:pPr>
-        <w:rPr>
-          <w:rFonts w:asciiTheme="majorBidi" w:hAnsiTheme="majorBidi" w:cstheme="majorBidi"/>
-        </w:rPr>
-      </w:pPr>
-      <w:r>
-        <w:rPr>
-          <w:rFonts w:asciiTheme="majorBidi" w:hAnsiTheme="majorBidi" w:cstheme="majorBidi"/>
-        </w:rPr>
-        <w:t>If Windows blocks local PowerShell scripts, allow the script for the current PowerShell session:</w:t>
+        <w:pStyle w:val="Heading1"/>
+        <w:spacing w:before="0"/>
+        <w:rPr>
+          <w:rFonts w:asciiTheme="majorBidi" w:hAnsiTheme="majorBidi"/>
+          <w:lang w:val="en-BE"/>
+        </w:rPr>
+      </w:pPr>
+      <w:r>
+        <w:rPr>
+          <w:rFonts w:asciiTheme="majorBidi" w:hAnsiTheme="majorBidi"/>
+          <w:lang w:val="en-BE"/>
+        </w:rPr>
+        <w:t>3.3. Start the Windows Build</w:t>
       </w:r>
     </w:p>
     <w:p>
       <w:pPr>
-        <w:spacing w:after="100"/>
-        <w:ind w:left="360"/>
-        <w:rPr>
-          <w:rFonts w:asciiTheme="majorBidi" w:hAnsiTheme="majorBidi" w:cstheme="majorBidi"/>
-        </w:rPr>
-      </w:pPr>
-      <w:r>
-        <w:rPr>
-          <w:rFonts w:asciiTheme="majorBidi" w:hAnsiTheme="majorBidi" w:cstheme="majorBidi"/>
-          <w:sz w:val="18"/>
-        </w:rPr>
-        <w:t>Set-ExecutionPolicy -Scope Process -ExecutionPolicy Bypass</w:t>
+        <w:rPr>
+          <w:rFonts w:asciiTheme="majorBidi" w:hAnsiTheme="majorBidi" w:cstheme="majorBidi"/>
+          <w:lang w:val="en-BE"/>
+        </w:rPr>
+      </w:pPr>
+      <w:r>
+        <w:rPr>
+          <w:rFonts w:asciiTheme="majorBidi" w:hAnsiTheme="majorBidi" w:cstheme="majorBidi"/>
+          <w:lang w:val="en-BE"/>
+        </w:rPr>
+        <w:t>Run:</w:t>
       </w:r>
     </w:p>
     <w:p>
       <w:pPr>
         <w:rPr>
           <w:rFonts w:asciiTheme="majorBidi" w:hAnsiTheme="majorBidi" w:cstheme="majorBidi"/>
-        </w:rPr>
-      </w:pPr>
-      <w:r>
-        <w:rPr>
-          <w:rFonts w:asciiTheme="majorBidi" w:hAnsiTheme="majorBidi" w:cstheme="majorBidi"/>
-        </w:rPr>
-        <w:t>This change applies only to the current PowerShell process.</w:t>
+          <w:lang w:val="en-BE"/>
+        </w:rPr>
+      </w:pPr>
+      <w:r>
+        <w:rPr>
+          <w:rFonts w:asciiTheme="majorBidi" w:hAnsiTheme="majorBidi" w:cstheme="majorBidi"/>
+          <w:lang w:val="en-BE"/>
+        </w:rPr>
+        <w:t>build_windows.bat</w:t>
       </w:r>
     </w:p>
     <w:p>
       <w:pPr>
-        <w:pStyle w:val="Heading1"/>
-        <w:rPr>
-          <w:rFonts w:asciiTheme="majorBidi" w:hAnsiTheme="majorBidi"/>
-        </w:rPr>
-      </w:pPr>
-      <w:r>
-        <w:rPr>
-          <w:rFonts w:asciiTheme="majorBidi" w:hAnsiTheme="majorBidi"/>
-        </w:rPr>
-        <w:t>3.</w:t>
-      </w:r>
-      <w:r>
-        <w:rPr>
-          <w:rFonts w:asciiTheme="majorBidi" w:hAnsiTheme="majorBidi"/>
-        </w:rPr>
-        <w:t>4. Run the Windows build script</w:t>
+        <w:rPr>
+          <w:rFonts w:asciiTheme="majorBidi" w:hAnsiTheme="majorBidi" w:cstheme="majorBidi"/>
+          <w:lang w:val="en-BE"/>
+        </w:rPr>
+      </w:pPr>
+      <w:r>
+        <w:rPr>
+          <w:rFonts w:asciiTheme="majorBidi" w:hAnsiTheme="majorBidi" w:cstheme="majorBidi"/>
+          <w:lang w:val="en-BE"/>
+        </w:rPr>
+        <w:t xml:space="preserve">The build_windows.bat file acts as a launcher. It changes to the </w:t>
+      </w:r>
+      <w:proofErr w:type="spellStart"/>
+      <w:r>
+        <w:rPr>
+          <w:rFonts w:asciiTheme="majorBidi" w:hAnsiTheme="majorBidi" w:cstheme="majorBidi"/>
+          <w:lang w:val="en-BE"/>
+        </w:rPr>
+        <w:t>MultiRoof</w:t>
+      </w:r>
+      <w:proofErr w:type="spellEnd"/>
+      <w:r>
+        <w:rPr>
+          <w:rFonts w:asciiTheme="majorBidi" w:hAnsiTheme="majorBidi" w:cstheme="majorBidi"/>
+          <w:lang w:val="en-BE"/>
+        </w:rPr>
+        <w:t xml:space="preserve"> project directory and starts build_windows.ps1 using PowerShell with the required execution-policy setting.</w:t>
       </w:r>
     </w:p>
     <w:p>
       <w:pPr>
-        <w:spacing w:after="100"/>
-        <w:ind w:left="360"/>
-        <w:rPr>
-          <w:rFonts w:asciiTheme="majorBidi" w:hAnsiTheme="majorBidi" w:cstheme="majorBidi"/>
-        </w:rPr>
-      </w:pPr>
-      <w:r>
-        <w:rPr>
-          <w:rFonts w:asciiTheme="majorBidi" w:hAnsiTheme="majorBidi" w:cstheme="majorBidi"/>
-          <w:sz w:val="18"/>
-        </w:rPr>
-        <w:t>.\build_windows.ps1</w:t>
+        <w:rPr>
+          <w:rFonts w:asciiTheme="majorBidi" w:hAnsiTheme="majorBidi" w:cstheme="majorBidi"/>
+        </w:rPr>
+      </w:pPr>
+      <w:r>
+        <w:rPr>
+          <w:rFonts w:asciiTheme="majorBidi" w:hAnsiTheme="majorBidi" w:cstheme="majorBidi"/>
+        </w:rPr>
+        <w:t xml:space="preserve">MultiRoof.exe is the actual application executable. MultiRoofSetup.exe is the installer that installs the </w:t>
+      </w:r>
+      <w:proofErr w:type="spellStart"/>
+      <w:r>
+        <w:rPr>
+          <w:rFonts w:asciiTheme="majorBidi" w:hAnsiTheme="majorBidi" w:cstheme="majorBidi"/>
+        </w:rPr>
+        <w:t>MultiRoof</w:t>
+      </w:r>
+      <w:proofErr w:type="spellEnd"/>
+      <w:r>
+        <w:rPr>
+          <w:rFonts w:asciiTheme="majorBidi" w:hAnsiTheme="majorBidi" w:cstheme="majorBidi"/>
+        </w:rPr>
+        <w:t xml:space="preserve"> application and its supporting files on another Windows computer.</w:t>
       </w:r>
     </w:p>
     <w:p>
       <w:pPr>
-        <w:rPr>
-          <w:rFonts w:asciiTheme="majorBidi" w:hAnsiTheme="majorBidi" w:cstheme="majorBidi"/>
-        </w:rPr>
-      </w:pPr>
-      <w:r>
-        <w:rPr>
-          <w:rFonts w:asciiTheme="majorBidi" w:hAnsiTheme="majorBidi" w:cstheme="majorBidi"/>
-        </w:rPr>
-        <w:t>The build script prepares the Python build environment, installs the required packages, and invokes PyInstaller using the project's multiroof.spec configuration.</w:t>
+        <w:pStyle w:val="Heading1"/>
+        <w:rPr>
+          <w:lang w:val="en-BE"/>
+        </w:rPr>
+      </w:pPr>
+      <w:r>
+        <w:rPr>
+          <w:lang w:val="en-BE"/>
+        </w:rPr>
+        <w:t xml:space="preserve">3.4. Verify the </w:t>
+      </w:r>
+      <w:proofErr w:type="spellStart"/>
+      <w:r>
+        <w:rPr>
+          <w:lang w:val="en-BE"/>
+        </w:rPr>
+        <w:t>PyInstaller</w:t>
+      </w:r>
+      <w:proofErr w:type="spellEnd"/>
+      <w:r>
+        <w:rPr>
+          <w:lang w:val="en-BE"/>
+        </w:rPr>
+        <w:t xml:space="preserve"> Result</w:t>
       </w:r>
     </w:p>
     <w:p>
       <w:pPr>
         <w:rPr>
           <w:rFonts w:asciiTheme="majorBidi" w:hAnsiTheme="majorBidi" w:cstheme="majorBidi"/>
-        </w:rPr>
-      </w:pPr>
-      <w:r>
-        <w:rPr>
-          <w:rFonts w:asciiTheme="majorBidi" w:hAnsiTheme="majorBidi" w:cstheme="majorBidi"/>
-        </w:rPr>
-        <w:t>Conceptually, the script performs the following sequence:</w:t>
+          <w:lang w:val="en-BE"/>
+        </w:rPr>
+      </w:pPr>
+      <w:r>
+        <w:rPr>
+          <w:rFonts w:asciiTheme="majorBidi" w:hAnsiTheme="majorBidi" w:cstheme="majorBidi"/>
+          <w:lang w:val="en-BE"/>
+        </w:rPr>
+        <w:t xml:space="preserve">During the execution of build_windows.bat, the batch file launches build_windows.ps1, which invokes </w:t>
+      </w:r>
+      <w:proofErr w:type="spellStart"/>
+      <w:r>
+        <w:rPr>
+          <w:rFonts w:asciiTheme="majorBidi" w:hAnsiTheme="majorBidi" w:cstheme="majorBidi"/>
+          <w:lang w:val="en-BE"/>
+        </w:rPr>
+        <w:t>PyInstaller</w:t>
+      </w:r>
+      <w:proofErr w:type="spellEnd"/>
+      <w:r>
+        <w:rPr>
+          <w:rFonts w:asciiTheme="majorBidi" w:hAnsiTheme="majorBidi" w:cstheme="majorBidi"/>
+          <w:lang w:val="en-BE"/>
+        </w:rPr>
+        <w:t xml:space="preserve"> using </w:t>
+      </w:r>
+      <w:proofErr w:type="spellStart"/>
+      <w:r>
+        <w:rPr>
+          <w:rFonts w:asciiTheme="majorBidi" w:hAnsiTheme="majorBidi" w:cstheme="majorBidi"/>
+          <w:lang w:val="en-BE"/>
+        </w:rPr>
+        <w:t>multiroof.spec</w:t>
+      </w:r>
+      <w:proofErr w:type="spellEnd"/>
+      <w:r>
+        <w:rPr>
+          <w:rFonts w:asciiTheme="majorBidi" w:hAnsiTheme="majorBidi" w:cstheme="majorBidi"/>
+          <w:lang w:val="en-BE"/>
+        </w:rPr>
+        <w:t>.</w:t>
       </w:r>
     </w:p>
     <w:p>
       <w:pPr>
-        <w:spacing w:after="100"/>
-        <w:ind w:left="360"/>
-        <w:rPr>
-          <w:rFonts w:asciiTheme="majorBidi" w:hAnsiTheme="majorBidi" w:cstheme="majorBidi"/>
-        </w:rPr>
-      </w:pPr>
-      <w:r>
-        <w:rPr>
-          <w:rFonts w:asciiTheme="majorBidi" w:hAnsiTheme="majorBidi" w:cstheme="majorBidi"/>
-          <w:sz w:val="18"/>
-        </w:rPr>
-        <w:t>Create .venv → update/install pip packages → install requirements-build.txt → run PyInstaller → use multiroof.spec</w:t>
+        <w:rPr>
+          <w:rFonts w:asciiTheme="majorBidi" w:hAnsiTheme="majorBidi" w:cstheme="majorBidi"/>
+          <w:lang w:val="en-BE"/>
+        </w:rPr>
+      </w:pPr>
+      <w:r>
+        <w:rPr>
+          <w:rFonts w:asciiTheme="majorBidi" w:hAnsiTheme="majorBidi" w:cstheme="majorBidi"/>
+          <w:lang w:val="en-BE"/>
+        </w:rPr>
+        <w:t xml:space="preserve">After a successful </w:t>
+      </w:r>
+      <w:proofErr w:type="spellStart"/>
+      <w:r>
+        <w:rPr>
+          <w:rFonts w:asciiTheme="majorBidi" w:hAnsiTheme="majorBidi" w:cstheme="majorBidi"/>
+          <w:lang w:val="en-BE"/>
+        </w:rPr>
+        <w:t>PyInstaller</w:t>
+      </w:r>
+      <w:proofErr w:type="spellEnd"/>
+      <w:r>
+        <w:rPr>
+          <w:rFonts w:asciiTheme="majorBidi" w:hAnsiTheme="majorBidi" w:cstheme="majorBidi"/>
+          <w:lang w:val="en-BE"/>
+        </w:rPr>
+        <w:t xml:space="preserve"> build, the application is created at:</w:t>
       </w:r>
     </w:p>
     <w:p>
       <w:pPr>
         <w:rPr>
           <w:rFonts w:asciiTheme="majorBidi" w:hAnsiTheme="majorBidi" w:cstheme="majorBidi"/>
-        </w:rPr>
-      </w:pPr>
-      <w:r>
-        <w:rPr>
-          <w:rFonts w:asciiTheme="majorBidi" w:hAnsiTheme="majorBidi" w:cstheme="majorBidi"/>
-        </w:rPr>
-        <w:t>The virtual environment is recommended because it isolates the build dependencies from other Python projects. If the build script already performs these operations, they do not need to be entered manually.</w:t>
+          <w:lang w:val="en-BE"/>
+        </w:rPr>
+      </w:pPr>
+      <w:proofErr w:type="spellStart"/>
+      <w:r>
+        <w:rPr>
+          <w:rFonts w:asciiTheme="majorBidi" w:hAnsiTheme="majorBidi" w:cstheme="majorBidi"/>
+          <w:lang w:val="en-BE"/>
+        </w:rPr>
+        <w:t>dist</w:t>
+      </w:r>
+      <w:proofErr w:type="spellEnd"/>
+      <w:r>
+        <w:rPr>
+          <w:rFonts w:asciiTheme="majorBidi" w:hAnsiTheme="majorBidi" w:cstheme="majorBidi"/>
+          <w:lang w:val="en-BE"/>
+        </w:rPr>
+        <w:t>\</w:t>
+      </w:r>
+      <w:proofErr w:type="spellStart"/>
+      <w:r>
+        <w:rPr>
+          <w:rFonts w:asciiTheme="majorBidi" w:hAnsiTheme="majorBidi" w:cstheme="majorBidi"/>
+          <w:lang w:val="en-BE"/>
+        </w:rPr>
+        <w:t>MultiRoof</w:t>
+      </w:r>
+      <w:proofErr w:type="spellEnd"/>
+      <w:r>
+        <w:rPr>
+          <w:rFonts w:asciiTheme="majorBidi" w:hAnsiTheme="majorBidi" w:cstheme="majorBidi"/>
+          <w:lang w:val="en-BE"/>
+        </w:rPr>
+        <w:t>\MultiRoof.exe</w:t>
       </w:r>
     </w:p>
     <w:p>
       <w:pPr>
-        <w:pStyle w:val="Heading1"/>
-        <w:rPr>
-          <w:rFonts w:asciiTheme="majorBidi" w:hAnsiTheme="majorBidi"/>
-        </w:rPr>
-      </w:pPr>
-      <w:r>
-        <w:rPr>
-          <w:rFonts w:asciiTheme="majorBidi" w:hAnsiTheme="majorBidi"/>
-        </w:rPr>
-        <w:t>3.</w:t>
-      </w:r>
-      <w:r>
-        <w:rPr>
-          <w:rFonts w:asciiTheme="majorBidi" w:hAnsiTheme="majorBidi"/>
-        </w:rPr>
-        <w:t>5. Verify the PyInstaller result</w:t>
+        <w:rPr>
+          <w:rFonts w:asciiTheme="majorBidi" w:hAnsiTheme="majorBidi" w:cstheme="majorBidi"/>
+          <w:lang w:val="en-BE"/>
+        </w:rPr>
+      </w:pPr>
+      <w:r>
+        <w:rPr>
+          <w:rFonts w:asciiTheme="majorBidi" w:hAnsiTheme="majorBidi" w:cstheme="majorBidi"/>
+          <w:lang w:val="en-BE"/>
+        </w:rPr>
+        <w:t xml:space="preserve">Test the generated application by opening MultiRoof.exe from the </w:t>
+      </w:r>
+      <w:proofErr w:type="spellStart"/>
+      <w:r>
+        <w:rPr>
+          <w:rFonts w:asciiTheme="majorBidi" w:hAnsiTheme="majorBidi" w:cstheme="majorBidi"/>
+          <w:lang w:val="en-BE"/>
+        </w:rPr>
+        <w:t>dist</w:t>
+      </w:r>
+      <w:proofErr w:type="spellEnd"/>
+      <w:r>
+        <w:rPr>
+          <w:rFonts w:asciiTheme="majorBidi" w:hAnsiTheme="majorBidi" w:cstheme="majorBidi"/>
+          <w:lang w:val="en-BE"/>
+        </w:rPr>
+        <w:t>\</w:t>
+      </w:r>
+      <w:proofErr w:type="spellStart"/>
+      <w:r>
+        <w:rPr>
+          <w:rFonts w:asciiTheme="majorBidi" w:hAnsiTheme="majorBidi" w:cstheme="majorBidi"/>
+          <w:lang w:val="en-BE"/>
+        </w:rPr>
+        <w:t>MultiRoof</w:t>
+      </w:r>
+      <w:proofErr w:type="spellEnd"/>
+      <w:r>
+        <w:rPr>
+          <w:rFonts w:asciiTheme="majorBidi" w:hAnsiTheme="majorBidi" w:cstheme="majorBidi"/>
+          <w:lang w:val="en-BE"/>
+        </w:rPr>
+        <w:t xml:space="preserve"> directory, or from Command Prompt:</w:t>
       </w:r>
     </w:p>
     <w:p>
       <w:pPr>
         <w:rPr>
           <w:rFonts w:asciiTheme="majorBidi" w:hAnsiTheme="majorBidi" w:cstheme="majorBidi"/>
-        </w:rPr>
-      </w:pPr>
-      <w:r>
-        <w:rPr>
-          <w:rFonts w:asciiTheme="majorBidi" w:hAnsiTheme="majorBidi" w:cstheme="majorBidi"/>
-        </w:rPr>
-        <w:t>After a successful PyInstaller build, the application is created at:</w:t>
+          <w:lang w:val="en-BE"/>
+        </w:rPr>
+      </w:pPr>
+      <w:proofErr w:type="spellStart"/>
+      <w:r>
+        <w:rPr>
+          <w:rFonts w:asciiTheme="majorBidi" w:hAnsiTheme="majorBidi" w:cstheme="majorBidi"/>
+          <w:lang w:val="en-BE"/>
+        </w:rPr>
+        <w:t>dist</w:t>
+      </w:r>
+      <w:proofErr w:type="spellEnd"/>
+      <w:r>
+        <w:rPr>
+          <w:rFonts w:asciiTheme="majorBidi" w:hAnsiTheme="majorBidi" w:cstheme="majorBidi"/>
+          <w:lang w:val="en-BE"/>
+        </w:rPr>
+        <w:t>\</w:t>
+      </w:r>
+      <w:proofErr w:type="spellStart"/>
+      <w:r>
+        <w:rPr>
+          <w:rFonts w:asciiTheme="majorBidi" w:hAnsiTheme="majorBidi" w:cstheme="majorBidi"/>
+          <w:lang w:val="en-BE"/>
+        </w:rPr>
+        <w:t>MultiRoof</w:t>
+      </w:r>
+      <w:proofErr w:type="spellEnd"/>
+      <w:r>
+        <w:rPr>
+          <w:rFonts w:asciiTheme="majorBidi" w:hAnsiTheme="majorBidi" w:cstheme="majorBidi"/>
+          <w:lang w:val="en-BE"/>
+        </w:rPr>
+        <w:t>\MultiRoof.exe</w:t>
       </w:r>
     </w:p>
     <w:p>
       <w:pPr>
-        <w:spacing w:after="100"/>
-        <w:ind w:left="360"/>
-        <w:rPr>
-          <w:rFonts w:asciiTheme="majorBidi" w:hAnsiTheme="majorBidi" w:cstheme="majorBidi"/>
-        </w:rPr>
-      </w:pPr>
-      <w:r>
-        <w:rPr>
-          <w:rFonts w:asciiTheme="majorBidi" w:hAnsiTheme="majorBidi" w:cstheme="majorBidi"/>
-          <w:sz w:val="18"/>
-        </w:rPr>
-        <w:t>dist\MultiRoof\MultiRoof.exe</w:t>
+        <w:rPr>
+          <w:rFonts w:asciiTheme="majorBidi" w:hAnsiTheme="majorBidi" w:cstheme="majorBidi"/>
+          <w:lang w:val="en-BE"/>
+        </w:rPr>
+      </w:pPr>
+      <w:r>
+        <w:rPr>
+          <w:rFonts w:asciiTheme="majorBidi" w:hAnsiTheme="majorBidi" w:cstheme="majorBidi"/>
+          <w:lang w:val="en-BE"/>
+        </w:rPr>
+        <w:t xml:space="preserve">The </w:t>
+      </w:r>
+      <w:proofErr w:type="spellStart"/>
+      <w:r>
+        <w:rPr>
+          <w:rFonts w:asciiTheme="majorBidi" w:hAnsiTheme="majorBidi" w:cstheme="majorBidi"/>
+          <w:lang w:val="en-BE"/>
+        </w:rPr>
+        <w:t>MultiRoof</w:t>
+      </w:r>
+      <w:proofErr w:type="spellEnd"/>
+      <w:r>
+        <w:rPr>
+          <w:rFonts w:asciiTheme="majorBidi" w:hAnsiTheme="majorBidi" w:cstheme="majorBidi"/>
+          <w:lang w:val="en-BE"/>
+        </w:rPr>
+        <w:t xml:space="preserve"> graphical user interface should open correctly.</w:t>
       </w:r>
     </w:p>
     <w:p>
       <w:pPr>
         <w:rPr>
           <w:rFonts w:asciiTheme="majorBidi" w:hAnsiTheme="majorBidi" w:cstheme="majorBidi"/>
-        </w:rPr>
-      </w:pPr>
-      <w:r>
-        <w:rPr>
-          <w:rFonts w:asciiTheme="majorBidi" w:hAnsiTheme="majorBidi" w:cstheme="majorBidi"/>
-        </w:rPr>
-        <w:t>Test the application before creating the installer:</w:t>
+          <w:lang w:val="en-BE"/>
+        </w:rPr>
+      </w:pPr>
+      <w:r>
+        <w:rPr>
+          <w:rFonts w:asciiTheme="majorBidi" w:hAnsiTheme="majorBidi" w:cstheme="majorBidi"/>
+          <w:lang w:val="en-BE"/>
+        </w:rPr>
+        <w:t xml:space="preserve">The project </w:t>
+      </w:r>
+      <w:r>
+        <w:rPr>
+          <w:rFonts w:asciiTheme="majorBidi" w:hAnsiTheme="majorBidi" w:cstheme="majorBidi"/>
+          <w:lang w:val="en-BE"/>
+        </w:rPr>
+        <w:t xml:space="preserve">uses </w:t>
+      </w:r>
+      <w:proofErr w:type="spellStart"/>
+      <w:r>
+        <w:rPr>
+          <w:rFonts w:asciiTheme="majorBidi" w:hAnsiTheme="majorBidi" w:cstheme="majorBidi"/>
+          <w:lang w:val="en-BE"/>
+        </w:rPr>
+        <w:t>PyInstaller's</w:t>
+      </w:r>
+      <w:proofErr w:type="spellEnd"/>
+      <w:r>
+        <w:rPr>
+          <w:rFonts w:asciiTheme="majorBidi" w:hAnsiTheme="majorBidi" w:cstheme="majorBidi"/>
+          <w:lang w:val="en-BE"/>
+        </w:rPr>
+        <w:t xml:space="preserve"> one-directory (</w:t>
+      </w:r>
+      <w:proofErr w:type="spellStart"/>
+      <w:r>
+        <w:rPr>
+          <w:rFonts w:asciiTheme="majorBidi" w:hAnsiTheme="majorBidi" w:cstheme="majorBidi"/>
+          <w:lang w:val="en-BE"/>
+        </w:rPr>
+        <w:t>onedir</w:t>
+      </w:r>
+      <w:proofErr w:type="spellEnd"/>
+      <w:r>
+        <w:rPr>
+          <w:rFonts w:asciiTheme="majorBidi" w:hAnsiTheme="majorBidi" w:cstheme="majorBidi"/>
+          <w:lang w:val="en-BE"/>
+        </w:rPr>
+        <w:t xml:space="preserve">) build mode. Therefore, MultiRoof.exe must remain together with the supporting files contained in the </w:t>
+      </w:r>
+      <w:proofErr w:type="spellStart"/>
+      <w:r>
+        <w:rPr>
+          <w:rFonts w:asciiTheme="majorBidi" w:hAnsiTheme="majorBidi" w:cstheme="majorBidi"/>
+          <w:lang w:val="en-BE"/>
+        </w:rPr>
+        <w:t>dist</w:t>
+      </w:r>
+      <w:proofErr w:type="spellEnd"/>
+      <w:r>
+        <w:rPr>
+          <w:rFonts w:asciiTheme="majorBidi" w:hAnsiTheme="majorBidi" w:cstheme="majorBidi"/>
+          <w:lang w:val="en-BE"/>
+        </w:rPr>
+        <w:t>\</w:t>
+      </w:r>
+      <w:proofErr w:type="spellStart"/>
+      <w:r>
+        <w:rPr>
+          <w:rFonts w:asciiTheme="majorBidi" w:hAnsiTheme="majorBidi" w:cstheme="majorBidi"/>
+          <w:lang w:val="en-BE"/>
+        </w:rPr>
+        <w:t>MultiRoof</w:t>
+      </w:r>
+      <w:proofErr w:type="spellEnd"/>
+      <w:r>
+        <w:rPr>
+          <w:rFonts w:asciiTheme="majorBidi" w:hAnsiTheme="majorBidi" w:cstheme="majorBidi"/>
+          <w:lang w:val="en-BE"/>
+        </w:rPr>
+        <w:t xml:space="preserve"> directory. The executable should not be distributed separately from these files.</w:t>
       </w:r>
     </w:p>
     <w:p>
       <w:pPr>
-        <w:spacing w:after="100"/>
-        <w:ind w:left="360"/>
-        <w:rPr>
-          <w:rFonts w:asciiTheme="majorBidi" w:hAnsiTheme="majorBidi" w:cstheme="majorBidi"/>
-        </w:rPr>
-      </w:pPr>
-      <w:r>
-        <w:rPr>
-          <w:rFonts w:asciiTheme="majorBidi" w:hAnsiTheme="majorBidi" w:cstheme="majorBidi"/>
-          <w:sz w:val="18"/>
-        </w:rPr>
-        <w:t>.\dist\MultiRoof\MultiRoof.exe</w:t>
+        <w:pStyle w:val="Heading1"/>
+        <w:rPr>
+          <w:lang w:val="en-BE"/>
+        </w:rPr>
+      </w:pPr>
+      <w:r>
+        <w:rPr>
+          <w:lang w:val="en-BE"/>
+        </w:rPr>
+        <w:t>3.5. Install Inno Setup — First Time Only</w:t>
       </w:r>
     </w:p>
     <w:p>
       <w:pPr>
         <w:rPr>
           <w:rFonts w:asciiTheme="majorBidi" w:hAnsiTheme="majorBidi" w:cstheme="majorBidi"/>
-        </w:rPr>
-      </w:pPr>
-      <w:r>
-        <w:rPr>
-          <w:rFonts w:asciiTheme="majorBidi" w:hAnsiTheme="majorBidi" w:cstheme="majorBidi"/>
-        </w:rPr>
-        <w:t>The MultiRoof GUI should open correctly. Because this project uses PyInstaller's one-directory build, MultiRoof.exe must remain with the supporting files inside the dist\MultiRoof directory.</w:t>
+          <w:lang w:val="en-BE"/>
+        </w:rPr>
+      </w:pPr>
+      <w:r>
+        <w:rPr>
+          <w:rFonts w:asciiTheme="majorBidi" w:hAnsiTheme="majorBidi" w:cstheme="majorBidi"/>
+          <w:lang w:val="en-BE"/>
+        </w:rPr>
+        <w:t>Inno Setup is used as an additional distribution step to package MultiRoof.exe and its supporting files into a standard Windows installer:</w:t>
       </w:r>
     </w:p>
     <w:p>
       <w:pPr>
-        <w:pStyle w:val="Heading1"/>
-        <w:rPr>
-          <w:rFonts w:asciiTheme="majorBidi" w:hAnsiTheme="majorBidi"/>
-        </w:rPr>
-      </w:pPr>
-      <w:r>
-        <w:rPr>
-          <w:rFonts w:asciiTheme="majorBidi" w:hAnsiTheme="majorBidi"/>
+        <w:rPr>
+          <w:rFonts w:asciiTheme="majorBidi" w:hAnsiTheme="majorBidi" w:cstheme="majorBidi"/>
+          <w:lang w:val="en-BE"/>
+        </w:rPr>
+      </w:pPr>
+      <w:r>
+        <w:rPr>
+          <w:rFonts w:asciiTheme="majorBidi" w:hAnsiTheme="majorBidi" w:cstheme="majorBidi"/>
+          <w:lang w:val="en-BE"/>
         </w:rPr>
         <w:lastRenderedPageBreak/>
-        <w:t>3.</w:t>
-      </w:r>
-      <w:r>
-        <w:rPr>
-          <w:rFonts w:asciiTheme="majorBidi" w:hAnsiTheme="majorBidi"/>
-        </w:rPr>
-        <w:t>6. Install Inno Setup - first time only</w:t>
+        <w:t>MultiRoofSetup.exe</w:t>
       </w:r>
     </w:p>
     <w:p>
       <w:pPr>
         <w:rPr>
           <w:rFonts w:asciiTheme="majorBidi" w:hAnsiTheme="majorBidi" w:cstheme="majorBidi"/>
-        </w:rPr>
-      </w:pPr>
-      <w:r>
-        <w:rPr>
-          <w:rFonts w:asciiTheme="majorBidi" w:hAnsiTheme="majorBidi" w:cstheme="majorBidi"/>
-        </w:rPr>
-        <w:t>This step is required only when a final Windows installer (MultiRoofSetup.exe) is needed. Download and install Inno Setup from the official Inno Setup website:</w:t>
+          <w:lang w:val="en-BE"/>
+        </w:rPr>
+      </w:pPr>
+      <w:r>
+        <w:rPr>
+          <w:rFonts w:asciiTheme="majorBidi" w:hAnsiTheme="majorBidi" w:cstheme="majorBidi"/>
+          <w:lang w:val="en-BE"/>
+        </w:rPr>
+        <w:t>Install Inno Setup 6 from its official website:</w:t>
       </w:r>
     </w:p>
     <w:p>
       <w:pPr>
         <w:rPr>
           <w:rFonts w:asciiTheme="majorBidi" w:hAnsiTheme="majorBidi" w:cstheme="majorBidi"/>
+          <w:lang w:val="en-BE"/>
         </w:rPr>
       </w:pPr>
       <w:hyperlink r:id="rId8" w:history="1">
@@ -2281,365 +3373,157 @@
           <w:rPr>
             <w:rStyle w:val="Hyperlink"/>
             <w:rFonts w:asciiTheme="majorBidi" w:hAnsiTheme="majorBidi" w:cstheme="majorBidi"/>
+            <w:lang w:val="en-BE"/>
           </w:rPr>
-          <w:t>https://jrsoftware.org/isdl.php</w:t>
+          <w:t>Download Inno S</w:t>
+        </w:r>
+        <w:r>
+          <w:rPr>
+            <w:rStyle w:val="Hyperlink"/>
+            <w:rFonts w:asciiTheme="majorBidi" w:hAnsiTheme="majorBidi" w:cstheme="majorBidi"/>
+            <w:lang w:val="en-BE"/>
+          </w:rPr>
+          <w:t>e</w:t>
+        </w:r>
+        <w:r>
+          <w:rPr>
+            <w:rStyle w:val="Hyperlink"/>
+            <w:rFonts w:asciiTheme="majorBidi" w:hAnsiTheme="majorBidi" w:cstheme="majorBidi"/>
+            <w:lang w:val="en-BE"/>
+          </w:rPr>
+          <w:t>tup</w:t>
         </w:r>
       </w:hyperlink>
-      <w:r>
-        <w:rPr>
-          <w:rFonts w:asciiTheme="majorBidi" w:hAnsiTheme="majorBidi" w:cstheme="majorBidi"/>
-        </w:rPr>
-        <w:t xml:space="preserve"> </w:t>
-      </w:r>
     </w:p>
     <w:p>
       <w:pPr>
         <w:rPr>
           <w:rFonts w:asciiTheme="majorBidi" w:hAnsiTheme="majorBidi" w:cstheme="majorBidi"/>
-        </w:rPr>
-      </w:pPr>
-      <w:r>
-        <w:rPr>
-          <w:rFonts w:asciiTheme="majorBidi" w:hAnsiTheme="majorBidi" w:cstheme="majorBidi"/>
-        </w:rPr>
-        <w:t>With the standard Inno Setup 6 installation, the command-line compiler is typically located at:</w:t>
+          <w:lang w:val="en-BE"/>
+        </w:rPr>
+      </w:pPr>
+      <w:r>
+        <w:rPr>
+          <w:rFonts w:asciiTheme="majorBidi" w:hAnsiTheme="majorBidi" w:cstheme="majorBidi"/>
+          <w:lang w:val="en-BE"/>
+        </w:rPr>
+        <w:t>With a standard installation, the Inno Setup command-line compiler is typically located at:</w:t>
       </w:r>
     </w:p>
     <w:p>
       <w:pPr>
+        <w:rPr>
+          <w:rFonts w:asciiTheme="majorBidi" w:hAnsiTheme="majorBidi" w:cstheme="majorBidi"/>
+          <w:lang w:val="en-BE"/>
+        </w:rPr>
+      </w:pPr>
+      <w:r>
+        <w:rPr>
+          <w:rFonts w:asciiTheme="majorBidi" w:hAnsiTheme="majorBidi" w:cstheme="majorBidi"/>
+          <w:lang w:val="en-BE"/>
+        </w:rPr>
+        <w:t>C:\Program Files (x</w:t>
+      </w:r>
+      <w:proofErr w:type="gramStart"/>
+      <w:r>
+        <w:rPr>
+          <w:rFonts w:asciiTheme="majorBidi" w:hAnsiTheme="majorBidi" w:cstheme="majorBidi"/>
+          <w:lang w:val="en-BE"/>
+        </w:rPr>
+        <w:t>86)\</w:t>
+      </w:r>
+      <w:proofErr w:type="gramEnd"/>
+      <w:r>
+        <w:rPr>
+          <w:rFonts w:asciiTheme="majorBidi" w:hAnsiTheme="majorBidi" w:cstheme="majorBidi"/>
+          <w:lang w:val="en-BE"/>
+        </w:rPr>
+        <w:t>Inno Setup 6\ISCC.exe</w:t>
+      </w:r>
+    </w:p>
+    <w:p>
+      <w:pPr>
+        <w:rPr>
+          <w:rFonts w:asciiTheme="majorBidi" w:hAnsiTheme="majorBidi" w:cstheme="majorBidi"/>
+          <w:lang w:val="en-BE"/>
+        </w:rPr>
+      </w:pPr>
+      <w:r>
+        <w:rPr>
+          <w:rFonts w:asciiTheme="majorBidi" w:hAnsiTheme="majorBidi" w:cstheme="majorBidi"/>
+          <w:lang w:val="en-BE"/>
+        </w:rPr>
+        <w:t xml:space="preserve">This installation is required only on the computer used to build the installer. End users installing </w:t>
+      </w:r>
+      <w:proofErr w:type="spellStart"/>
+      <w:r>
+        <w:rPr>
+          <w:rFonts w:asciiTheme="majorBidi" w:hAnsiTheme="majorBidi" w:cstheme="majorBidi"/>
+          <w:lang w:val="en-BE"/>
+        </w:rPr>
+        <w:t>MultiRoof</w:t>
+      </w:r>
+      <w:proofErr w:type="spellEnd"/>
+      <w:r>
+        <w:rPr>
+          <w:rFonts w:asciiTheme="majorBidi" w:hAnsiTheme="majorBidi" w:cstheme="majorBidi"/>
+          <w:lang w:val="en-BE"/>
+        </w:rPr>
+        <w:t xml:space="preserve"> do not need to install Inno Setup.</w:t>
+      </w:r>
+    </w:p>
+    <w:p>
+      <w:pPr>
+        <w:rPr>
+          <w:rFonts w:asciiTheme="majorBidi" w:hAnsiTheme="majorBidi" w:cstheme="majorBidi"/>
+          <w:lang w:val="en-BE"/>
+        </w:rPr>
+      </w:pPr>
+      <w:r>
+        <w:rPr>
+          <w:rFonts w:asciiTheme="majorBidi" w:hAnsiTheme="majorBidi" w:cstheme="majorBidi"/>
+          <w:lang w:val="en-BE"/>
+        </w:rPr>
+        <w:t>The build_windows.ps1 script automatically searches for the Inno Setup compiler in the standard installation locations.</w:t>
+      </w:r>
+      <w:r>
+        <w:rPr>
+          <w:rFonts w:asciiTheme="majorBidi" w:hAnsiTheme="majorBidi" w:cstheme="majorBidi"/>
+          <w:lang w:val="en-BE"/>
+        </w:rPr>
+        <w:t xml:space="preserve"> </w:t>
+      </w:r>
+      <w:r>
+        <w:rPr>
+          <w:rFonts w:asciiTheme="majorBidi" w:hAnsiTheme="majorBidi" w:cstheme="majorBidi"/>
+        </w:rPr>
+        <w:t>After successful compilation, the final installer is created in the configured output directory:</w:t>
+      </w:r>
+    </w:p>
+    <w:p>
+      <w:pPr>
         <w:spacing w:after="100"/>
         <w:ind w:left="360"/>
         <w:rPr>
           <w:rFonts w:asciiTheme="majorBidi" w:hAnsiTheme="majorBidi" w:cstheme="majorBidi"/>
         </w:rPr>
       </w:pPr>
+      <w:proofErr w:type="spellStart"/>
       <w:r>
         <w:rPr>
           <w:rFonts w:asciiTheme="majorBidi" w:hAnsiTheme="majorBidi" w:cstheme="majorBidi"/>
           <w:sz w:val="18"/>
         </w:rPr>
-        <w:t>C:\Program Files (x86)\Inno Setup 6\ISCC.exe</w:t>
-      </w:r>
-    </w:p>
-    <w:p>
-      <w:pPr>
-        <w:pStyle w:val="Heading1"/>
-        <w:rPr>
-          <w:rFonts w:asciiTheme="majorBidi" w:hAnsiTheme="majorBidi"/>
-        </w:rPr>
-      </w:pPr>
-      <w:r>
-        <w:rPr>
-          <w:rFonts w:asciiTheme="majorBidi" w:hAnsiTheme="majorBidi"/>
-        </w:rPr>
-        <w:t>3.</w:t>
-      </w:r>
-      <w:r>
-        <w:rPr>
-          <w:rFonts w:asciiTheme="majorBidi" w:hAnsiTheme="majorBidi"/>
-        </w:rPr>
-        <w:t>7. Verify Inno Setup</w:t>
-      </w:r>
-    </w:p>
-    <w:p>
-      <w:pPr>
-        <w:rPr>
-          <w:rFonts w:asciiTheme="majorBidi" w:hAnsiTheme="majorBidi" w:cstheme="majorBidi"/>
-        </w:rPr>
-      </w:pPr>
-      <w:r>
-        <w:rPr>
-          <w:rFonts w:asciiTheme="majorBidi" w:hAnsiTheme="majorBidi" w:cstheme="majorBidi"/>
-        </w:rPr>
-        <w:t>From PowerShell, verify that the compiler exists:</w:t>
-      </w:r>
-    </w:p>
-    <w:p>
-      <w:pPr>
-        <w:spacing w:after="100"/>
-        <w:ind w:left="360"/>
-        <w:rPr>
-          <w:rFonts w:asciiTheme="majorBidi" w:hAnsiTheme="majorBidi" w:cstheme="majorBidi"/>
-        </w:rPr>
-      </w:pPr>
+        <w:t>installer_output</w:t>
+      </w:r>
+      <w:proofErr w:type="spellEnd"/>
       <w:r>
         <w:rPr>
           <w:rFonts w:asciiTheme="majorBidi" w:hAnsiTheme="majorBidi" w:cstheme="majorBidi"/>
           <w:sz w:val="18"/>
         </w:rPr>
-        <w:t>Test-Path "C:\Program Files (x86)\Inno Setup 6\ISCC.exe"</w:t>
-      </w:r>
-    </w:p>
-    <w:p>
-      <w:pPr>
-        <w:rPr>
-          <w:rFonts w:asciiTheme="majorBidi" w:hAnsiTheme="majorBidi" w:cstheme="majorBidi"/>
-        </w:rPr>
-      </w:pPr>
-      <w:r>
-        <w:rPr>
-          <w:rFonts w:asciiTheme="majorBidi" w:hAnsiTheme="majorBidi" w:cstheme="majorBidi"/>
-        </w:rPr>
-        <w:t>The expected result is:</w:t>
-      </w:r>
-    </w:p>
-    <w:p>
-      <w:pPr>
-        <w:spacing w:after="100"/>
-        <w:ind w:left="360"/>
-        <w:rPr>
-          <w:rFonts w:asciiTheme="majorBidi" w:hAnsiTheme="majorBidi" w:cstheme="majorBidi"/>
-        </w:rPr>
-      </w:pPr>
-      <w:r>
-        <w:rPr>
-          <w:rFonts w:asciiTheme="majorBidi" w:hAnsiTheme="majorBidi" w:cstheme="majorBidi"/>
-          <w:sz w:val="18"/>
-        </w:rPr>
-        <w:t>True</w:t>
-      </w:r>
-    </w:p>
-    <w:p>
-      <w:pPr>
-        <w:rPr>
-          <w:rFonts w:asciiTheme="majorBidi" w:hAnsiTheme="majorBidi" w:cstheme="majorBidi"/>
-        </w:rPr>
-      </w:pPr>
-      <w:r>
-        <w:rPr>
-          <w:rFonts w:asciiTheme="majorBidi" w:hAnsiTheme="majorBidi" w:cstheme="majorBidi"/>
-        </w:rPr>
-        <w:t>If False is returned, check the actual Inno Setup installation location before continuing.</w:t>
-      </w:r>
-    </w:p>
-    <w:p>
-      <w:pPr>
-        <w:pStyle w:val="Heading1"/>
-        <w:rPr>
-          <w:rFonts w:asciiTheme="majorBidi" w:hAnsiTheme="majorBidi"/>
-        </w:rPr>
-      </w:pPr>
-      <w:r>
-        <w:rPr>
-          <w:rFonts w:asciiTheme="majorBidi" w:hAnsiTheme="majorBidi"/>
-        </w:rPr>
-        <w:t>3.</w:t>
-      </w:r>
-      <w:r>
-        <w:rPr>
-          <w:rFonts w:asciiTheme="majorBidi" w:hAnsiTheme="majorBidi"/>
-        </w:rPr>
-        <w:t>8. Verify the Inno Setup configuration</w:t>
-      </w:r>
-    </w:p>
-    <w:p>
-      <w:pPr>
-        <w:rPr>
-          <w:rFonts w:asciiTheme="majorBidi" w:hAnsiTheme="majorBidi" w:cstheme="majorBidi"/>
-        </w:rPr>
-      </w:pPr>
-      <w:r>
-        <w:rPr>
-          <w:rFonts w:asciiTheme="majorBidi" w:hAnsiTheme="majorBidi" w:cstheme="majorBidi"/>
-        </w:rPr>
-        <w:t>The MultiRoof project contains:</w:t>
-      </w:r>
-    </w:p>
-    <w:p>
-      <w:pPr>
-        <w:spacing w:after="100"/>
-        <w:ind w:left="360"/>
-        <w:rPr>
-          <w:rFonts w:asciiTheme="majorBidi" w:hAnsiTheme="majorBidi" w:cstheme="majorBidi"/>
-        </w:rPr>
-      </w:pPr>
-      <w:r>
-        <w:rPr>
-          <w:rFonts w:asciiTheme="majorBidi" w:hAnsiTheme="majorBidi" w:cstheme="majorBidi"/>
-          <w:sz w:val="18"/>
-        </w:rPr>
-        <w:t>installer\installer_windows.iss</w:t>
-      </w:r>
-    </w:p>
-    <w:p>
-      <w:pPr>
-        <w:rPr>
-          <w:rFonts w:asciiTheme="majorBidi" w:hAnsiTheme="majorBidi" w:cstheme="majorBidi"/>
-        </w:rPr>
-      </w:pPr>
-      <w:r>
-        <w:rPr>
-          <w:rFonts w:asciiTheme="majorBidi" w:hAnsiTheme="majorBidi" w:cstheme="majorBidi"/>
-        </w:rPr>
-        <w:t>This .iss file is the Inno Setup configuration script. It defines which PyInstaller-generated files are packaged, together with application information, installation settings, icon, shortcuts, and the final installer name.</w:t>
-      </w:r>
-    </w:p>
-    <w:p>
-      <w:pPr>
-        <w:pStyle w:val="Heading1"/>
-        <w:rPr>
-          <w:rFonts w:asciiTheme="majorBidi" w:hAnsiTheme="majorBidi"/>
-        </w:rPr>
-      </w:pPr>
-      <w:r>
-        <w:rPr>
-          <w:rFonts w:asciiTheme="majorBidi" w:hAnsiTheme="majorBidi"/>
-        </w:rPr>
-        <w:t>3.</w:t>
-      </w:r>
-      <w:r>
-        <w:rPr>
-          <w:rFonts w:asciiTheme="majorBidi" w:hAnsiTheme="majorBidi"/>
-        </w:rPr>
-        <w:t>9. Compile the final installer</w:t>
-      </w:r>
-    </w:p>
-    <w:p>
-      <w:pPr>
-        <w:rPr>
-          <w:rFonts w:asciiTheme="majorBidi" w:hAnsiTheme="majorBidi" w:cstheme="majorBidi"/>
-        </w:rPr>
-      </w:pPr>
-      <w:r>
-        <w:rPr>
-          <w:rFonts w:asciiTheme="majorBidi" w:hAnsiTheme="majorBidi" w:cstheme="majorBidi"/>
-        </w:rPr>
-        <w:t>Return to the MultiRoof project directory if necessary:</w:t>
-      </w:r>
-    </w:p>
-    <w:p>
-      <w:pPr>
-        <w:spacing w:after="100"/>
-        <w:ind w:left="360"/>
-        <w:rPr>
-          <w:rFonts w:asciiTheme="majorBidi" w:hAnsiTheme="majorBidi" w:cstheme="majorBidi"/>
-        </w:rPr>
-      </w:pPr>
-      <w:r>
-        <w:rPr>
-          <w:rFonts w:asciiTheme="majorBidi" w:hAnsiTheme="majorBidi" w:cstheme="majorBidi"/>
-          <w:sz w:val="18"/>
-        </w:rPr>
-        <w:t>cd C:\path\to\MultiRoof_Windows</w:t>
-      </w:r>
-    </w:p>
-    <w:p>
-      <w:pPr>
-        <w:rPr>
-          <w:rFonts w:asciiTheme="majorBidi" w:hAnsiTheme="majorBidi" w:cstheme="majorBidi"/>
-        </w:rPr>
-      </w:pPr>
-      <w:r>
-        <w:rPr>
-          <w:rFonts w:asciiTheme="majorBidi" w:hAnsiTheme="majorBidi" w:cstheme="majorBidi"/>
-        </w:rPr>
-        <w:t>Run the Inno Setup command-line compiler:</w:t>
-      </w:r>
-    </w:p>
-    <w:p>
-      <w:pPr>
-        <w:spacing w:after="100"/>
-        <w:ind w:left="360"/>
-        <w:rPr>
-          <w:rFonts w:asciiTheme="majorBidi" w:hAnsiTheme="majorBidi" w:cstheme="majorBidi"/>
-        </w:rPr>
-      </w:pPr>
-      <w:r>
-        <w:rPr>
-          <w:rFonts w:asciiTheme="majorBidi" w:hAnsiTheme="majorBidi" w:cstheme="majorBidi"/>
-          <w:sz w:val="18"/>
-        </w:rPr>
-        <w:t>&amp; "C:\Program Files (x86)\Inno Setup 6\ISCC.exe" ".\installer\installer_windows.iss"</w:t>
-      </w:r>
-    </w:p>
-    <w:p>
-      <w:pPr>
-        <w:rPr>
-          <w:rFonts w:asciiTheme="majorBidi" w:hAnsiTheme="majorBidi" w:cstheme="majorBidi"/>
-        </w:rPr>
-      </w:pPr>
-      <w:r>
-        <w:rPr>
-          <w:rFonts w:asciiTheme="majorBidi" w:hAnsiTheme="majorBidi" w:cstheme="majorBidi"/>
-        </w:rPr>
-        <w:t>Inno Setup reads installer_windows.iss and packages the application produced by PyInstaller.</w:t>
-      </w:r>
-    </w:p>
-    <w:p>
-      <w:pPr>
-        <w:pStyle w:val="Heading1"/>
-        <w:rPr>
-          <w:rFonts w:asciiTheme="majorBidi" w:hAnsiTheme="majorBidi"/>
-        </w:rPr>
-      </w:pPr>
-      <w:r>
-        <w:rPr>
-          <w:rFonts w:asciiTheme="majorBidi" w:hAnsiTheme="majorBidi"/>
-        </w:rPr>
-        <w:t>3.</w:t>
-      </w:r>
-      <w:r>
-        <w:rPr>
-          <w:rFonts w:asciiTheme="majorBidi" w:hAnsiTheme="majorBidi"/>
-        </w:rPr>
-        <w:t>10. Final output</w:t>
-      </w:r>
-    </w:p>
-    <w:p>
-      <w:pPr>
-        <w:rPr>
-          <w:rFonts w:asciiTheme="majorBidi" w:hAnsiTheme="majorBidi" w:cstheme="majorBidi"/>
-        </w:rPr>
-      </w:pPr>
-      <w:r>
-        <w:rPr>
-          <w:rFonts w:asciiTheme="majorBidi" w:hAnsiTheme="majorBidi" w:cstheme="majorBidi"/>
-        </w:rPr>
-        <w:t>After successful compilation, the final installer is created in the configured output directory:</w:t>
-      </w:r>
-    </w:p>
-    <w:p>
-      <w:pPr>
-        <w:spacing w:after="100"/>
-        <w:ind w:left="360"/>
-        <w:rPr>
-          <w:rFonts w:asciiTheme="majorBidi" w:hAnsiTheme="majorBidi" w:cstheme="majorBidi"/>
-        </w:rPr>
-      </w:pPr>
-      <w:r>
-        <w:rPr>
-          <w:rFonts w:asciiTheme="majorBidi" w:hAnsiTheme="majorBidi" w:cstheme="majorBidi"/>
-          <w:sz w:val="18"/>
-        </w:rPr>
-        <w:t>installer_output\MultiRoofSetup.exe</w:t>
-      </w:r>
-    </w:p>
-    <w:p>
-      <w:pPr>
-        <w:rPr>
-          <w:rFonts w:asciiTheme="majorBidi" w:hAnsiTheme="majorBidi" w:cstheme="majorBidi"/>
-        </w:rPr>
-      </w:pPr>
-      <w:r>
-        <w:rPr>
-          <w:rFonts w:asciiTheme="majorBidi" w:hAnsiTheme="majorBidi" w:cstheme="majorBidi"/>
-        </w:rPr>
-        <w:t>MultiRoof.exe is the actual application executable. MultiRoofSetup.exe is the installer that installs the MultiRoof application and its supporting files on another Windows computer.</w:t>
-      </w:r>
-    </w:p>
-    <w:p>
-      <w:pPr>
-        <w:rPr>
-          <w:rFonts w:asciiTheme="majorBidi" w:hAnsiTheme="majorBidi" w:cstheme="majorBidi"/>
-        </w:rPr>
-      </w:pPr>
-    </w:p>
-    <w:p>
-      <w:pPr>
-        <w:rPr>
-          <w:rFonts w:asciiTheme="majorBidi" w:hAnsiTheme="majorBidi" w:cstheme="majorBidi"/>
-        </w:rPr>
-      </w:pPr>
+        <w:t>\MultiRoofSetup.exe</w:t>
+      </w:r>
     </w:p>
     <w:p>
       <w:pPr>
@@ -2663,7 +3547,6 @@
         <w:rPr>
           <w:rFonts w:asciiTheme="majorBidi" w:hAnsiTheme="majorBidi"/>
         </w:rPr>
-        <w:lastRenderedPageBreak/>
         <w:t>Linux packaging workflow</w:t>
       </w:r>
     </w:p>
@@ -2689,18 +3572,30 @@
               <w:jc w:val="center"/>
               <w:rPr>
                 <w:rFonts w:asciiTheme="majorBidi" w:hAnsiTheme="majorBidi" w:cstheme="majorBidi"/>
+                <w:bCs/>
                 <w:sz w:val="22"/>
                 <w:szCs w:val="24"/>
               </w:rPr>
             </w:pPr>
+            <w:proofErr w:type="spellStart"/>
             <w:r>
               <w:rPr>
                 <w:rFonts w:asciiTheme="majorBidi" w:hAnsiTheme="majorBidi" w:cstheme="majorBidi"/>
-                <w:b/>
+                <w:bCs/>
                 <w:sz w:val="22"/>
                 <w:szCs w:val="24"/>
               </w:rPr>
-              <w:t>MultiRoof Python source code</w:t>
+              <w:t>MultiRoof</w:t>
+            </w:r>
+            <w:proofErr w:type="spellEnd"/>
+            <w:r>
+              <w:rPr>
+                <w:rFonts w:asciiTheme="majorBidi" w:hAnsiTheme="majorBidi" w:cstheme="majorBidi"/>
+                <w:bCs/>
+                <w:sz w:val="22"/>
+                <w:szCs w:val="24"/>
+              </w:rPr>
+              <w:t xml:space="preserve"> Python source code</w:t>
             </w:r>
           </w:p>
           <w:p>
@@ -2710,6 +3605,7 @@
               <w:jc w:val="center"/>
               <w:rPr>
                 <w:rFonts w:asciiTheme="majorBidi" w:hAnsiTheme="majorBidi" w:cstheme="majorBidi"/>
+                <w:bCs/>
                 <w:sz w:val="22"/>
                 <w:szCs w:val="24"/>
               </w:rPr>
@@ -2717,7 +3613,7 @@
             <w:r>
               <w:rPr>
                 <w:rFonts w:asciiTheme="majorBidi" w:hAnsiTheme="majorBidi" w:cstheme="majorBidi"/>
-                <w:b/>
+                <w:bCs/>
                 <w:sz w:val="22"/>
                 <w:szCs w:val="24"/>
               </w:rPr>
@@ -2731,6 +3627,7 @@
               <w:jc w:val="center"/>
               <w:rPr>
                 <w:rFonts w:asciiTheme="majorBidi" w:hAnsiTheme="majorBidi" w:cstheme="majorBidi"/>
+                <w:bCs/>
                 <w:sz w:val="22"/>
                 <w:szCs w:val="24"/>
               </w:rPr>
@@ -2738,7 +3635,7 @@
             <w:r>
               <w:rPr>
                 <w:rFonts w:asciiTheme="majorBidi" w:hAnsiTheme="majorBidi" w:cstheme="majorBidi"/>
-                <w:b/>
+                <w:bCs/>
                 <w:sz w:val="22"/>
                 <w:szCs w:val="24"/>
               </w:rPr>
@@ -2752,6 +3649,7 @@
               <w:jc w:val="center"/>
               <w:rPr>
                 <w:rFonts w:asciiTheme="majorBidi" w:hAnsiTheme="majorBidi" w:cstheme="majorBidi"/>
+                <w:bCs/>
                 <w:sz w:val="22"/>
                 <w:szCs w:val="24"/>
               </w:rPr>
@@ -2759,7 +3657,7 @@
             <w:r>
               <w:rPr>
                 <w:rFonts w:asciiTheme="majorBidi" w:hAnsiTheme="majorBidi" w:cstheme="majorBidi"/>
-                <w:b/>
+                <w:bCs/>
                 <w:sz w:val="22"/>
                 <w:szCs w:val="24"/>
               </w:rPr>
@@ -2773,6 +3671,7 @@
               <w:jc w:val="center"/>
               <w:rPr>
                 <w:rFonts w:asciiTheme="majorBidi" w:hAnsiTheme="majorBidi" w:cstheme="majorBidi"/>
+                <w:bCs/>
                 <w:sz w:val="22"/>
                 <w:szCs w:val="24"/>
               </w:rPr>
@@ -2780,7 +3679,7 @@
             <w:r>
               <w:rPr>
                 <w:rFonts w:asciiTheme="majorBidi" w:hAnsiTheme="majorBidi" w:cstheme="majorBidi"/>
-                <w:b/>
+                <w:bCs/>
                 <w:sz w:val="22"/>
                 <w:szCs w:val="24"/>
               </w:rPr>
@@ -2794,6 +3693,7 @@
               <w:jc w:val="center"/>
               <w:rPr>
                 <w:rFonts w:asciiTheme="majorBidi" w:hAnsiTheme="majorBidi" w:cstheme="majorBidi"/>
+                <w:bCs/>
                 <w:sz w:val="22"/>
                 <w:szCs w:val="24"/>
               </w:rPr>
@@ -2801,7 +3701,7 @@
             <w:r>
               <w:rPr>
                 <w:rFonts w:asciiTheme="majorBidi" w:hAnsiTheme="majorBidi" w:cstheme="majorBidi"/>
-                <w:b/>
+                <w:bCs/>
                 <w:sz w:val="22"/>
                 <w:szCs w:val="24"/>
               </w:rPr>
@@ -2815,19 +3715,53 @@
               <w:jc w:val="center"/>
               <w:rPr>
                 <w:rFonts w:asciiTheme="majorBidi" w:hAnsiTheme="majorBidi" w:cstheme="majorBidi"/>
+                <w:bCs/>
                 <w:sz w:val="22"/>
                 <w:szCs w:val="24"/>
               </w:rPr>
             </w:pPr>
+            <w:proofErr w:type="spellStart"/>
             <w:r>
               <w:rPr>
                 <w:rFonts w:asciiTheme="majorBidi" w:hAnsiTheme="majorBidi" w:cstheme="majorBidi"/>
-                <w:b/>
+                <w:bCs/>
                 <w:sz w:val="22"/>
                 <w:szCs w:val="24"/>
               </w:rPr>
-              <w:t>PyInstaller + multiroof_linux.spec</w:t>
+              <w:t>PyInstaller</w:t>
             </w:r>
+            <w:proofErr w:type="spellEnd"/>
+            <w:r>
+              <w:rPr>
+                <w:rFonts w:asciiTheme="majorBidi" w:hAnsiTheme="majorBidi" w:cstheme="majorBidi"/>
+                <w:bCs/>
+                <w:sz w:val="22"/>
+                <w:szCs w:val="24"/>
+              </w:rPr>
+              <w:t xml:space="preserve"> + </w:t>
+            </w:r>
+            <w:proofErr w:type="spellStart"/>
+            <w:r>
+              <w:rPr>
+                <w:rFonts w:asciiTheme="majorBidi" w:hAnsiTheme="majorBidi" w:cstheme="majorBidi"/>
+                <w:bCs/>
+                <w:sz w:val="22"/>
+                <w:szCs w:val="24"/>
+              </w:rPr>
+              <w:t>multiroof_</w:t>
+            </w:r>
+            <w:proofErr w:type="gramStart"/>
+            <w:r>
+              <w:rPr>
+                <w:rFonts w:asciiTheme="majorBidi" w:hAnsiTheme="majorBidi" w:cstheme="majorBidi"/>
+                <w:bCs/>
+                <w:sz w:val="22"/>
+                <w:szCs w:val="24"/>
+              </w:rPr>
+              <w:t>linux.spec</w:t>
+            </w:r>
+            <w:proofErr w:type="spellEnd"/>
+            <w:proofErr w:type="gramEnd"/>
           </w:p>
           <w:p>
             <w:pPr>
@@ -2836,6 +3770,7 @@
               <w:jc w:val="center"/>
               <w:rPr>
                 <w:rFonts w:asciiTheme="majorBidi" w:hAnsiTheme="majorBidi" w:cstheme="majorBidi"/>
+                <w:bCs/>
                 <w:sz w:val="22"/>
                 <w:szCs w:val="24"/>
               </w:rPr>
@@ -2843,7 +3778,7 @@
             <w:r>
               <w:rPr>
                 <w:rFonts w:asciiTheme="majorBidi" w:hAnsiTheme="majorBidi" w:cstheme="majorBidi"/>
-                <w:b/>
+                <w:bCs/>
                 <w:sz w:val="22"/>
                 <w:szCs w:val="24"/>
               </w:rPr>
@@ -2857,19 +3792,62 @@
               <w:jc w:val="center"/>
               <w:rPr>
                 <w:rFonts w:asciiTheme="majorBidi" w:hAnsiTheme="majorBidi" w:cstheme="majorBidi"/>
+                <w:bCs/>
                 <w:sz w:val="22"/>
                 <w:szCs w:val="24"/>
               </w:rPr>
             </w:pPr>
+            <w:proofErr w:type="spellStart"/>
             <w:r>
               <w:rPr>
                 <w:rFonts w:asciiTheme="majorBidi" w:hAnsiTheme="majorBidi" w:cstheme="majorBidi"/>
-                <w:b/>
+                <w:bCs/>
                 <w:sz w:val="22"/>
                 <w:szCs w:val="24"/>
               </w:rPr>
-              <w:t>dist/MultiRoof/MultiRoof</w:t>
+              <w:t>dist</w:t>
             </w:r>
+            <w:proofErr w:type="spellEnd"/>
+            <w:r>
+              <w:rPr>
+                <w:rFonts w:asciiTheme="majorBidi" w:hAnsiTheme="majorBidi" w:cstheme="majorBidi"/>
+                <w:bCs/>
+                <w:sz w:val="22"/>
+                <w:szCs w:val="24"/>
+              </w:rPr>
+              <w:t>/</w:t>
+            </w:r>
+            <w:proofErr w:type="spellStart"/>
+            <w:r>
+              <w:rPr>
+                <w:rFonts w:asciiTheme="majorBidi" w:hAnsiTheme="majorBidi" w:cstheme="majorBidi"/>
+                <w:bCs/>
+                <w:sz w:val="22"/>
+                <w:szCs w:val="24"/>
+              </w:rPr>
+              <w:t>MultiRoof</w:t>
+            </w:r>
+            <w:proofErr w:type="spellEnd"/>
+            <w:r>
+              <w:rPr>
+                <w:rFonts w:asciiTheme="majorBidi" w:hAnsiTheme="majorBidi" w:cstheme="majorBidi"/>
+                <w:bCs/>
+                <w:sz w:val="22"/>
+                <w:szCs w:val="24"/>
+              </w:rPr>
+              <w:t>/</w:t>
+            </w:r>
+            <w:proofErr w:type="spellStart"/>
+            <w:r>
+              <w:rPr>
+                <w:rFonts w:asciiTheme="majorBidi" w:hAnsiTheme="majorBidi" w:cstheme="majorBidi"/>
+                <w:bCs/>
+                <w:sz w:val="22"/>
+                <w:szCs w:val="24"/>
+              </w:rPr>
+              <w:t>MultiRoof</w:t>
+            </w:r>
+            <w:proofErr w:type="spellEnd"/>
           </w:p>
           <w:p>
             <w:pPr>
@@ -2878,6 +3856,7 @@
               <w:jc w:val="center"/>
               <w:rPr>
                 <w:rFonts w:asciiTheme="majorBidi" w:hAnsiTheme="majorBidi" w:cstheme="majorBidi"/>
+                <w:bCs/>
                 <w:sz w:val="22"/>
                 <w:szCs w:val="24"/>
               </w:rPr>
@@ -2885,7 +3864,7 @@
             <w:r>
               <w:rPr>
                 <w:rFonts w:asciiTheme="majorBidi" w:hAnsiTheme="majorBidi" w:cstheme="majorBidi"/>
-                <w:b/>
+                <w:bCs/>
                 <w:sz w:val="22"/>
                 <w:szCs w:val="24"/>
               </w:rPr>
@@ -2899,19 +3878,22 @@
               <w:jc w:val="center"/>
               <w:rPr>
                 <w:rFonts w:asciiTheme="majorBidi" w:hAnsiTheme="majorBidi" w:cstheme="majorBidi"/>
+                <w:bCs/>
                 <w:sz w:val="22"/>
                 <w:szCs w:val="24"/>
               </w:rPr>
             </w:pPr>
+            <w:proofErr w:type="spellStart"/>
             <w:r>
               <w:rPr>
                 <w:rFonts w:asciiTheme="majorBidi" w:hAnsiTheme="majorBidi" w:cstheme="majorBidi"/>
-                <w:b/>
+                <w:bCs/>
                 <w:sz w:val="22"/>
                 <w:szCs w:val="24"/>
               </w:rPr>
               <w:t>MultiRoof.AppDir</w:t>
             </w:r>
+            <w:proofErr w:type="spellEnd"/>
           </w:p>
           <w:p>
             <w:pPr>
@@ -2920,6 +3902,7 @@
               <w:jc w:val="center"/>
               <w:rPr>
                 <w:rFonts w:asciiTheme="majorBidi" w:hAnsiTheme="majorBidi" w:cstheme="majorBidi"/>
+                <w:bCs/>
                 <w:sz w:val="22"/>
                 <w:szCs w:val="24"/>
               </w:rPr>
@@ -2927,7 +3910,7 @@
             <w:r>
               <w:rPr>
                 <w:rFonts w:asciiTheme="majorBidi" w:hAnsiTheme="majorBidi" w:cstheme="majorBidi"/>
-                <w:b/>
+                <w:bCs/>
                 <w:sz w:val="22"/>
                 <w:szCs w:val="24"/>
               </w:rPr>
@@ -2941,6 +3924,7 @@
               <w:jc w:val="center"/>
               <w:rPr>
                 <w:rFonts w:asciiTheme="majorBidi" w:hAnsiTheme="majorBidi" w:cstheme="majorBidi"/>
+                <w:bCs/>
                 <w:sz w:val="22"/>
                 <w:szCs w:val="24"/>
               </w:rPr>
@@ -2948,12 +3932,23 @@
             <w:r>
               <w:rPr>
                 <w:rFonts w:asciiTheme="majorBidi" w:hAnsiTheme="majorBidi" w:cstheme="majorBidi"/>
-                <w:b/>
+                <w:bCs/>
                 <w:sz w:val="22"/>
                 <w:szCs w:val="24"/>
               </w:rPr>
-              <w:t>Optional appimagetool</w:t>
+              <w:t xml:space="preserve">Optional </w:t>
             </w:r>
+            <w:proofErr w:type="spellStart"/>
+            <w:r>
+              <w:rPr>
+                <w:rFonts w:asciiTheme="majorBidi" w:hAnsiTheme="majorBidi" w:cstheme="majorBidi"/>
+                <w:bCs/>
+                <w:sz w:val="22"/>
+                <w:szCs w:val="24"/>
+              </w:rPr>
+              <w:t>appimagetool</w:t>
+            </w:r>
+            <w:proofErr w:type="spellEnd"/>
           </w:p>
           <w:p>
             <w:pPr>
@@ -2962,6 +3957,7 @@
               <w:jc w:val="center"/>
               <w:rPr>
                 <w:rFonts w:asciiTheme="majorBidi" w:hAnsiTheme="majorBidi" w:cstheme="majorBidi"/>
+                <w:bCs/>
                 <w:sz w:val="22"/>
                 <w:szCs w:val="24"/>
               </w:rPr>
@@ -2969,7 +3965,7 @@
             <w:r>
               <w:rPr>
                 <w:rFonts w:asciiTheme="majorBidi" w:hAnsiTheme="majorBidi" w:cstheme="majorBidi"/>
-                <w:b/>
+                <w:bCs/>
                 <w:sz w:val="22"/>
                 <w:szCs w:val="24"/>
               </w:rPr>
@@ -2983,6 +3979,7 @@
               <w:jc w:val="center"/>
               <w:rPr>
                 <w:rFonts w:asciiTheme="majorBidi" w:hAnsiTheme="majorBidi" w:cstheme="majorBidi"/>
+                <w:bCs/>
                 <w:sz w:val="22"/>
                 <w:szCs w:val="24"/>
               </w:rPr>
@@ -2990,12 +3987,23 @@
             <w:r>
               <w:rPr>
                 <w:rFonts w:asciiTheme="majorBidi" w:hAnsiTheme="majorBidi" w:cstheme="majorBidi"/>
-                <w:b/>
+                <w:bCs/>
                 <w:sz w:val="22"/>
                 <w:szCs w:val="24"/>
               </w:rPr>
-              <w:t>MultiRoof-x86_64.AppImage</w:t>
+              <w:t>MultiRoof-x86_</w:t>
             </w:r>
+            <w:proofErr w:type="gramStart"/>
+            <w:r>
+              <w:rPr>
+                <w:rFonts w:asciiTheme="majorBidi" w:hAnsiTheme="majorBidi" w:cstheme="majorBidi"/>
+                <w:bCs/>
+                <w:sz w:val="22"/>
+                <w:szCs w:val="24"/>
+              </w:rPr>
+              <w:t>64.AppImage</w:t>
+            </w:r>
+            <w:proofErr w:type="gramEnd"/>
           </w:p>
           <w:p>
             <w:pPr>
@@ -3137,7 +4145,61 @@
                 <w:sz w:val="18"/>
                 <w:szCs w:val="24"/>
               </w:rPr>
-              <w:t>Main Linux build automation script. It validates required files, creates the Python environment, installs dependencies, runs PyInstaller, prepares an AppDir, and optionally creates an AppImage.</w:t>
+              <w:t xml:space="preserve">Main Linux build automation script. It validates required files, creates the Python environment, installs dependencies, runs </w:t>
+            </w:r>
+            <w:proofErr w:type="spellStart"/>
+            <w:r>
+              <w:rPr>
+                <w:rFonts w:asciiTheme="majorBidi" w:hAnsiTheme="majorBidi" w:cstheme="majorBidi"/>
+                <w:sz w:val="18"/>
+                <w:szCs w:val="24"/>
+              </w:rPr>
+              <w:t>PyInstaller</w:t>
+            </w:r>
+            <w:proofErr w:type="spellEnd"/>
+            <w:r>
+              <w:rPr>
+                <w:rFonts w:asciiTheme="majorBidi" w:hAnsiTheme="majorBidi" w:cstheme="majorBidi"/>
+                <w:sz w:val="18"/>
+                <w:szCs w:val="24"/>
+              </w:rPr>
+              <w:t xml:space="preserve">, prepares an </w:t>
+            </w:r>
+            <w:proofErr w:type="spellStart"/>
+            <w:r>
+              <w:rPr>
+                <w:rFonts w:asciiTheme="majorBidi" w:hAnsiTheme="majorBidi" w:cstheme="majorBidi"/>
+                <w:sz w:val="18"/>
+                <w:szCs w:val="24"/>
+              </w:rPr>
+              <w:t>AppDir</w:t>
+            </w:r>
+            <w:proofErr w:type="spellEnd"/>
+            <w:r>
+              <w:rPr>
+                <w:rFonts w:asciiTheme="majorBidi" w:hAnsiTheme="majorBidi" w:cstheme="majorBidi"/>
+                <w:sz w:val="18"/>
+                <w:szCs w:val="24"/>
+              </w:rPr>
+              <w:t xml:space="preserve">, and optionally creates an </w:t>
+            </w:r>
+            <w:proofErr w:type="spellStart"/>
+            <w:r>
+              <w:rPr>
+                <w:rFonts w:asciiTheme="majorBidi" w:hAnsiTheme="majorBidi" w:cstheme="majorBidi"/>
+                <w:sz w:val="18"/>
+                <w:szCs w:val="24"/>
+              </w:rPr>
+              <w:t>AppImage</w:t>
+            </w:r>
+            <w:proofErr w:type="spellEnd"/>
+            <w:r>
+              <w:rPr>
+                <w:rFonts w:asciiTheme="majorBidi" w:hAnsiTheme="majorBidi" w:cstheme="majorBidi"/>
+                <w:sz w:val="18"/>
+                <w:szCs w:val="24"/>
+              </w:rPr>
+              <w:t>.</w:t>
             </w:r>
           </w:p>
         </w:tc>
@@ -3188,7 +4250,25 @@
                 <w:sz w:val="18"/>
                 <w:szCs w:val="24"/>
               </w:rPr>
-              <w:t>Installs application dependencies and PyInstaller.</w:t>
+              <w:t xml:space="preserve">Installs application dependencies and </w:t>
+            </w:r>
+            <w:proofErr w:type="spellStart"/>
+            <w:r>
+              <w:rPr>
+                <w:rFonts w:asciiTheme="majorBidi" w:hAnsiTheme="majorBidi" w:cstheme="majorBidi"/>
+                <w:sz w:val="18"/>
+                <w:szCs w:val="24"/>
+              </w:rPr>
+              <w:t>PyInstaller</w:t>
+            </w:r>
+            <w:proofErr w:type="spellEnd"/>
+            <w:r>
+              <w:rPr>
+                <w:rFonts w:asciiTheme="majorBidi" w:hAnsiTheme="majorBidi" w:cstheme="majorBidi"/>
+                <w:sz w:val="18"/>
+                <w:szCs w:val="24"/>
+              </w:rPr>
+              <w:t>.</w:t>
             </w:r>
           </w:p>
         </w:tc>
@@ -3210,14 +4290,26 @@
                 <w:szCs w:val="24"/>
               </w:rPr>
             </w:pPr>
+            <w:proofErr w:type="spellStart"/>
             <w:r>
               <w:rPr>
                 <w:rFonts w:asciiTheme="majorBidi" w:hAnsiTheme="majorBidi" w:cstheme="majorBidi"/>
                 <w:sz w:val="18"/>
                 <w:szCs w:val="24"/>
               </w:rPr>
-              <w:t>multiroof_linux.spec</w:t>
+              <w:t>multiroof_</w:t>
             </w:r>
+            <w:proofErr w:type="gramStart"/>
+            <w:r>
+              <w:rPr>
+                <w:rFonts w:asciiTheme="majorBidi" w:hAnsiTheme="majorBidi" w:cstheme="majorBidi"/>
+                <w:sz w:val="18"/>
+                <w:szCs w:val="24"/>
+              </w:rPr>
+              <w:t>linux.spec</w:t>
+            </w:r>
+            <w:proofErr w:type="spellEnd"/>
+            <w:proofErr w:type="gramEnd"/>
           </w:p>
         </w:tc>
         <w:tc>
@@ -3239,7 +4331,25 @@
                 <w:sz w:val="18"/>
                 <w:szCs w:val="24"/>
               </w:rPr>
-              <w:t>Linux PyInstaller configuration defining the entry point, Qt UI/resources, Linux icon data, executable name, GUI mode, and one-directory collection.</w:t>
+              <w:t xml:space="preserve">Linux </w:t>
+            </w:r>
+            <w:proofErr w:type="spellStart"/>
+            <w:r>
+              <w:rPr>
+                <w:rFonts w:asciiTheme="majorBidi" w:hAnsiTheme="majorBidi" w:cstheme="majorBidi"/>
+                <w:sz w:val="18"/>
+                <w:szCs w:val="24"/>
+              </w:rPr>
+              <w:t>PyInstaller</w:t>
+            </w:r>
+            <w:proofErr w:type="spellEnd"/>
+            <w:r>
+              <w:rPr>
+                <w:rFonts w:asciiTheme="majorBidi" w:hAnsiTheme="majorBidi" w:cstheme="majorBidi"/>
+                <w:sz w:val="18"/>
+                <w:szCs w:val="24"/>
+              </w:rPr>
+              <w:t xml:space="preserve"> configuration defining the entry point, Qt UI/resources, Linux icon data, executable name, GUI mode, and one-directory collection.</w:t>
             </w:r>
           </w:p>
         </w:tc>
@@ -3261,6 +4371,7 @@
                 <w:szCs w:val="24"/>
               </w:rPr>
             </w:pPr>
+            <w:proofErr w:type="spellStart"/>
             <w:r>
               <w:rPr>
                 <w:rFonts w:asciiTheme="majorBidi" w:hAnsiTheme="majorBidi" w:cstheme="majorBidi"/>
@@ -3269,6 +4380,7 @@
               </w:rPr>
               <w:t>AppRun</w:t>
             </w:r>
+            <w:proofErr w:type="spellEnd"/>
           </w:p>
         </w:tc>
         <w:tc>
@@ -3290,7 +4402,97 @@
                 <w:sz w:val="18"/>
                 <w:szCs w:val="24"/>
               </w:rPr>
-              <w:t>Launcher placed at the root of MultiRoof.AppDir. It starts usr/bin/MultiRoof/MultiRoof.</w:t>
+              <w:t xml:space="preserve">Launcher placed at the root of </w:t>
+            </w:r>
+            <w:proofErr w:type="spellStart"/>
+            <w:r>
+              <w:rPr>
+                <w:rFonts w:asciiTheme="majorBidi" w:hAnsiTheme="majorBidi" w:cstheme="majorBidi"/>
+                <w:sz w:val="18"/>
+                <w:szCs w:val="24"/>
+              </w:rPr>
+              <w:t>MultiRoof.AppDir</w:t>
+            </w:r>
+            <w:proofErr w:type="spellEnd"/>
+            <w:r>
+              <w:rPr>
+                <w:rFonts w:asciiTheme="majorBidi" w:hAnsiTheme="majorBidi" w:cstheme="majorBidi"/>
+                <w:sz w:val="18"/>
+                <w:szCs w:val="24"/>
+              </w:rPr>
+              <w:t xml:space="preserve">. It </w:t>
+            </w:r>
+            <w:proofErr w:type="gramStart"/>
+            <w:r>
+              <w:rPr>
+                <w:rFonts w:asciiTheme="majorBidi" w:hAnsiTheme="majorBidi" w:cstheme="majorBidi"/>
+                <w:sz w:val="18"/>
+                <w:szCs w:val="24"/>
+              </w:rPr>
+              <w:t>starts</w:t>
+            </w:r>
+            <w:proofErr w:type="gramEnd"/>
+            <w:r>
+              <w:rPr>
+                <w:rFonts w:asciiTheme="majorBidi" w:hAnsiTheme="majorBidi" w:cstheme="majorBidi"/>
+                <w:sz w:val="18"/>
+                <w:szCs w:val="24"/>
+              </w:rPr>
+              <w:t xml:space="preserve"> </w:t>
+            </w:r>
+            <w:proofErr w:type="spellStart"/>
+            <w:r>
+              <w:rPr>
+                <w:rFonts w:asciiTheme="majorBidi" w:hAnsiTheme="majorBidi" w:cstheme="majorBidi"/>
+                <w:sz w:val="18"/>
+                <w:szCs w:val="24"/>
+              </w:rPr>
+              <w:t>usr</w:t>
+            </w:r>
+            <w:proofErr w:type="spellEnd"/>
+            <w:r>
+              <w:rPr>
+                <w:rFonts w:asciiTheme="majorBidi" w:hAnsiTheme="majorBidi" w:cstheme="majorBidi"/>
+                <w:sz w:val="18"/>
+                <w:szCs w:val="24"/>
+              </w:rPr>
+              <w:t>/bin/</w:t>
+            </w:r>
+            <w:proofErr w:type="spellStart"/>
+            <w:r>
+              <w:rPr>
+                <w:rFonts w:asciiTheme="majorBidi" w:hAnsiTheme="majorBidi" w:cstheme="majorBidi"/>
+                <w:sz w:val="18"/>
+                <w:szCs w:val="24"/>
+              </w:rPr>
+              <w:t>MultiRoof</w:t>
+            </w:r>
+            <w:proofErr w:type="spellEnd"/>
+            <w:r>
+              <w:rPr>
+                <w:rFonts w:asciiTheme="majorBidi" w:hAnsiTheme="majorBidi" w:cstheme="majorBidi"/>
+                <w:sz w:val="18"/>
+                <w:szCs w:val="24"/>
+              </w:rPr>
+              <w:t>/</w:t>
+            </w:r>
+            <w:proofErr w:type="spellStart"/>
+            <w:r>
+              <w:rPr>
+                <w:rFonts w:asciiTheme="majorBidi" w:hAnsiTheme="majorBidi" w:cstheme="majorBidi"/>
+                <w:sz w:val="18"/>
+                <w:szCs w:val="24"/>
+              </w:rPr>
+              <w:t>MultiRoof</w:t>
+            </w:r>
+            <w:proofErr w:type="spellEnd"/>
+            <w:r>
+              <w:rPr>
+                <w:rFonts w:asciiTheme="majorBidi" w:hAnsiTheme="majorBidi" w:cstheme="majorBidi"/>
+                <w:sz w:val="18"/>
+                <w:szCs w:val="24"/>
+              </w:rPr>
+              <w:t>.</w:t>
             </w:r>
           </w:p>
         </w:tc>
@@ -3312,6 +4514,7 @@
                 <w:szCs w:val="24"/>
               </w:rPr>
             </w:pPr>
+            <w:proofErr w:type="spellStart"/>
             <w:r>
               <w:rPr>
                 <w:rFonts w:asciiTheme="majorBidi" w:hAnsiTheme="majorBidi" w:cstheme="majorBidi"/>
@@ -3320,6 +4523,7 @@
               </w:rPr>
               <w:t>multiroof.desktop</w:t>
             </w:r>
+            <w:proofErr w:type="spellEnd"/>
           </w:p>
         </w:tc>
         <w:tc>
@@ -3369,8 +4573,18 @@
                 <w:sz w:val="18"/>
                 <w:szCs w:val="24"/>
               </w:rPr>
-              <w:t>appimagetool-x86_64.AppImage</w:t>
+              <w:t>appimagetool-x86_</w:t>
             </w:r>
+            <w:proofErr w:type="gramStart"/>
+            <w:r>
+              <w:rPr>
+                <w:rFonts w:asciiTheme="majorBidi" w:hAnsiTheme="majorBidi" w:cstheme="majorBidi"/>
+                <w:sz w:val="18"/>
+                <w:szCs w:val="24"/>
+              </w:rPr>
+              <w:t>64.AppImage</w:t>
+            </w:r>
+            <w:proofErr w:type="gramEnd"/>
           </w:p>
         </w:tc>
         <w:tc>
@@ -3392,7 +4606,25 @@
                 <w:sz w:val="18"/>
                 <w:szCs w:val="24"/>
               </w:rPr>
-              <w:t>Optional external packaging tool expected by the script when it is not already available as appimagetool in PATH.</w:t>
+              <w:t xml:space="preserve">Optional external packaging tool expected by the script when it is not already available as </w:t>
+            </w:r>
+            <w:proofErr w:type="spellStart"/>
+            <w:r>
+              <w:rPr>
+                <w:rFonts w:asciiTheme="majorBidi" w:hAnsiTheme="majorBidi" w:cstheme="majorBidi"/>
+                <w:sz w:val="18"/>
+                <w:szCs w:val="24"/>
+              </w:rPr>
+              <w:t>appimagetool</w:t>
+            </w:r>
+            <w:proofErr w:type="spellEnd"/>
+            <w:r>
+              <w:rPr>
+                <w:rFonts w:asciiTheme="majorBidi" w:hAnsiTheme="majorBidi" w:cstheme="majorBidi"/>
+                <w:sz w:val="18"/>
+                <w:szCs w:val="24"/>
+              </w:rPr>
+              <w:t xml:space="preserve"> in PATH.</w:t>
             </w:r>
           </w:p>
         </w:tc>
@@ -3413,6 +4645,7 @@
           <w:sz w:val="28"/>
           <w:szCs w:val="24"/>
         </w:rPr>
+        <w:lastRenderedPageBreak/>
         <w:t>Resource packaging</w:t>
       </w:r>
     </w:p>
@@ -3430,7 +4663,43 @@
           <w:sz w:val="22"/>
           <w:szCs w:val="24"/>
         </w:rPr>
-        <w:t>The MultiRoof GUI is not composed only of Python files. It also depends on Qt Designer .ui files, icons, and About-dialog logos. Both specification files explicitly package these resources so that they remain available after the application is moved to another computer.</w:t>
+        <w:t xml:space="preserve">The </w:t>
+      </w:r>
+      <w:proofErr w:type="spellStart"/>
+      <w:r>
+        <w:rPr>
+          <w:rFonts w:asciiTheme="majorBidi" w:hAnsiTheme="majorBidi" w:cstheme="majorBidi"/>
+          <w:sz w:val="22"/>
+          <w:szCs w:val="24"/>
+        </w:rPr>
+        <w:t>MultiRoof</w:t>
+      </w:r>
+      <w:proofErr w:type="spellEnd"/>
+      <w:r>
+        <w:rPr>
+          <w:rFonts w:asciiTheme="majorBidi" w:hAnsiTheme="majorBidi" w:cstheme="majorBidi"/>
+          <w:sz w:val="22"/>
+          <w:szCs w:val="24"/>
+        </w:rPr>
+        <w:t xml:space="preserve"> GUI is not composed only of Python files. It also depends on Qt Designer .</w:t>
+      </w:r>
+      <w:proofErr w:type="spellStart"/>
+      <w:r>
+        <w:rPr>
+          <w:rFonts w:asciiTheme="majorBidi" w:hAnsiTheme="majorBidi" w:cstheme="majorBidi"/>
+          <w:sz w:val="22"/>
+          <w:szCs w:val="24"/>
+        </w:rPr>
+        <w:t>ui</w:t>
+      </w:r>
+      <w:proofErr w:type="spellEnd"/>
+      <w:r>
+        <w:rPr>
+          <w:rFonts w:asciiTheme="majorBidi" w:hAnsiTheme="majorBidi" w:cstheme="majorBidi"/>
+          <w:sz w:val="22"/>
+          <w:szCs w:val="24"/>
+        </w:rPr>
+        <w:t xml:space="preserve"> files, icons, and About-dialog logos. Both specification files explicitly package these resources so that they remain available after the application is moved to another computer.</w:t>
       </w:r>
     </w:p>
     <w:p>
@@ -3448,8 +4717,18 @@
           <w:sz w:val="22"/>
           <w:szCs w:val="24"/>
         </w:rPr>
-        <w:t>UI/mainWindow.ui</w:t>
-      </w:r>
+        <w:t>UI/</w:t>
+      </w:r>
+      <w:proofErr w:type="spellStart"/>
+      <w:r>
+        <w:rPr>
+          <w:rFonts w:asciiTheme="majorBidi" w:hAnsiTheme="majorBidi" w:cstheme="majorBidi"/>
+          <w:sz w:val="22"/>
+          <w:szCs w:val="24"/>
+        </w:rPr>
+        <w:t>mainWindow.ui</w:t>
+      </w:r>
+      <w:proofErr w:type="spellEnd"/>
     </w:p>
     <w:p>
       <w:pPr>
@@ -3466,8 +4745,18 @@
           <w:sz w:val="22"/>
           <w:szCs w:val="24"/>
         </w:rPr>
-        <w:t>UI/dialogSettings.ui</w:t>
-      </w:r>
+        <w:t>UI/</w:t>
+      </w:r>
+      <w:proofErr w:type="spellStart"/>
+      <w:r>
+        <w:rPr>
+          <w:rFonts w:asciiTheme="majorBidi" w:hAnsiTheme="majorBidi" w:cstheme="majorBidi"/>
+          <w:sz w:val="22"/>
+          <w:szCs w:val="24"/>
+        </w:rPr>
+        <w:t>dialogSettings.ui</w:t>
+      </w:r>
+      <w:proofErr w:type="spellEnd"/>
     </w:p>
     <w:p>
       <w:pPr>
@@ -3484,8 +4773,18 @@
           <w:sz w:val="22"/>
           <w:szCs w:val="24"/>
         </w:rPr>
-        <w:t>UI/dialogAbout.ui</w:t>
-      </w:r>
+        <w:t>UI/</w:t>
+      </w:r>
+      <w:proofErr w:type="spellStart"/>
+      <w:r>
+        <w:rPr>
+          <w:rFonts w:asciiTheme="majorBidi" w:hAnsiTheme="majorBidi" w:cstheme="majorBidi"/>
+          <w:sz w:val="22"/>
+          <w:szCs w:val="24"/>
+        </w:rPr>
+        <w:t>dialogAbout.ui</w:t>
+      </w:r>
+      <w:proofErr w:type="spellEnd"/>
     </w:p>
     <w:p>
       <w:pPr>
@@ -3596,7 +4895,61 @@
         <w:rPr>
           <w:rFonts w:asciiTheme="majorBidi" w:hAnsiTheme="majorBidi" w:cstheme="majorBidi"/>
         </w:rPr>
-        <w:t>This section provides the complete procedure for preparing, building, and running the MultiRoof PyQt6 application on a real Ubuntu Linux computer. It covers the first-time system setup, the PyInstaller build, normal application use, rebuilding after source-code changes, and the optional creation of an AppImage for distribution.</w:t>
+        <w:t>Th</w:t>
+      </w:r>
+      <w:r>
+        <w:rPr>
+          <w:rFonts w:asciiTheme="majorBidi" w:hAnsiTheme="majorBidi" w:cstheme="majorBidi"/>
+        </w:rPr>
+        <w:t>e next</w:t>
+      </w:r>
+      <w:r>
+        <w:rPr>
+          <w:rFonts w:asciiTheme="majorBidi" w:hAnsiTheme="majorBidi" w:cstheme="majorBidi"/>
+        </w:rPr>
+        <w:t xml:space="preserve"> section provides the complete procedure for preparing, building, and running the </w:t>
+      </w:r>
+      <w:proofErr w:type="spellStart"/>
+      <w:r>
+        <w:rPr>
+          <w:rFonts w:asciiTheme="majorBidi" w:hAnsiTheme="majorBidi" w:cstheme="majorBidi"/>
+        </w:rPr>
+        <w:t>MultiRoof</w:t>
+      </w:r>
+      <w:proofErr w:type="spellEnd"/>
+      <w:r>
+        <w:rPr>
+          <w:rFonts w:asciiTheme="majorBidi" w:hAnsiTheme="majorBidi" w:cstheme="majorBidi"/>
+        </w:rPr>
+        <w:t xml:space="preserve"> PyQt6 application on a real Ubuntu Linux computer. It covers the first-time system setup, the </w:t>
+      </w:r>
+      <w:proofErr w:type="spellStart"/>
+      <w:r>
+        <w:rPr>
+          <w:rFonts w:asciiTheme="majorBidi" w:hAnsiTheme="majorBidi" w:cstheme="majorBidi"/>
+        </w:rPr>
+        <w:t>PyInstaller</w:t>
+      </w:r>
+      <w:proofErr w:type="spellEnd"/>
+      <w:r>
+        <w:rPr>
+          <w:rFonts w:asciiTheme="majorBidi" w:hAnsiTheme="majorBidi" w:cstheme="majorBidi"/>
+        </w:rPr>
+        <w:t xml:space="preserve"> build, normal application use, rebuilding after source-code changes, and the optional creation of an </w:t>
+      </w:r>
+      <w:proofErr w:type="spellStart"/>
+      <w:r>
+        <w:rPr>
+          <w:rFonts w:asciiTheme="majorBidi" w:hAnsiTheme="majorBidi" w:cstheme="majorBidi"/>
+        </w:rPr>
+        <w:t>AppImage</w:t>
+      </w:r>
+      <w:proofErr w:type="spellEnd"/>
+      <w:r>
+        <w:rPr>
+          <w:rFonts w:asciiTheme="majorBidi" w:hAnsiTheme="majorBidi" w:cstheme="majorBidi"/>
+        </w:rPr>
+        <w:t xml:space="preserve"> for distribution.</w:t>
       </w:r>
     </w:p>
     <w:p>
@@ -3616,7 +4969,21 @@
         <w:rPr>
           <w:rFonts w:asciiTheme="majorBidi" w:hAnsiTheme="majorBidi"/>
         </w:rPr>
-        <w:t>1. Verify the Linux environment</w:t>
+        <w:t xml:space="preserve">1. </w:t>
+      </w:r>
+      <w:proofErr w:type="gramStart"/>
+      <w:r>
+        <w:rPr>
+          <w:rFonts w:asciiTheme="majorBidi" w:hAnsiTheme="majorBidi"/>
+        </w:rPr>
+        <w:t>Verify</w:t>
+      </w:r>
+      <w:proofErr w:type="gramEnd"/>
+      <w:r>
+        <w:rPr>
+          <w:rFonts w:asciiTheme="majorBidi" w:hAnsiTheme="majorBidi"/>
+        </w:rPr>
+        <w:t xml:space="preserve"> the Linux environment</w:t>
       </w:r>
     </w:p>
     <w:p>
@@ -3658,7 +5025,85 @@
         <w:rPr>
           <w:rFonts w:asciiTheme="majorBidi" w:hAnsiTheme="majorBidi" w:cstheme="majorBidi"/>
         </w:rPr>
-        <w:t>The MultiRoof project folder should contain the application source code and the Linux build files, including main.py, build_linux.sh, multiroof_linux.spec, requirements-build.txt, UI/, icons/, AppRun, and multiroof.desktop.</w:t>
+        <w:t xml:space="preserve">The </w:t>
+      </w:r>
+      <w:proofErr w:type="spellStart"/>
+      <w:r>
+        <w:rPr>
+          <w:rFonts w:asciiTheme="majorBidi" w:hAnsiTheme="majorBidi" w:cstheme="majorBidi"/>
+        </w:rPr>
+        <w:t>MultiRoof</w:t>
+      </w:r>
+      <w:proofErr w:type="spellEnd"/>
+      <w:r>
+        <w:rPr>
+          <w:rFonts w:asciiTheme="majorBidi" w:hAnsiTheme="majorBidi" w:cstheme="majorBidi"/>
+        </w:rPr>
+        <w:t xml:space="preserve"> project folder should contain the application source </w:t>
+      </w:r>
+      <w:proofErr w:type="gramStart"/>
+      <w:r>
+        <w:rPr>
+          <w:rFonts w:asciiTheme="majorBidi" w:hAnsiTheme="majorBidi" w:cstheme="majorBidi"/>
+        </w:rPr>
+        <w:t>code</w:t>
+      </w:r>
+      <w:proofErr w:type="gramEnd"/>
+      <w:r>
+        <w:rPr>
+          <w:rFonts w:asciiTheme="majorBidi" w:hAnsiTheme="majorBidi" w:cstheme="majorBidi"/>
+        </w:rPr>
+        <w:t xml:space="preserve"> and the Linux build files, including main.py, build_linux.sh, </w:t>
+      </w:r>
+      <w:proofErr w:type="spellStart"/>
+      <w:r>
+        <w:rPr>
+          <w:rFonts w:asciiTheme="majorBidi" w:hAnsiTheme="majorBidi" w:cstheme="majorBidi"/>
+        </w:rPr>
+        <w:t>multiroof_</w:t>
+      </w:r>
+      <w:proofErr w:type="gramStart"/>
+      <w:r>
+        <w:rPr>
+          <w:rFonts w:asciiTheme="majorBidi" w:hAnsiTheme="majorBidi" w:cstheme="majorBidi"/>
+        </w:rPr>
+        <w:t>linux.spec</w:t>
+      </w:r>
+      <w:proofErr w:type="spellEnd"/>
+      <w:proofErr w:type="gramEnd"/>
+      <w:r>
+        <w:rPr>
+          <w:rFonts w:asciiTheme="majorBidi" w:hAnsiTheme="majorBidi" w:cstheme="majorBidi"/>
+        </w:rPr>
+        <w:t xml:space="preserve">, requirements-build.txt, UI/, icons/, </w:t>
+      </w:r>
+      <w:proofErr w:type="spellStart"/>
+      <w:r>
+        <w:rPr>
+          <w:rFonts w:asciiTheme="majorBidi" w:hAnsiTheme="majorBidi" w:cstheme="majorBidi"/>
+        </w:rPr>
+        <w:t>AppRun</w:t>
+      </w:r>
+      <w:proofErr w:type="spellEnd"/>
+      <w:r>
+        <w:rPr>
+          <w:rFonts w:asciiTheme="majorBidi" w:hAnsiTheme="majorBidi" w:cstheme="majorBidi"/>
+        </w:rPr>
+        <w:t xml:space="preserve">, and </w:t>
+      </w:r>
+      <w:proofErr w:type="spellStart"/>
+      <w:r>
+        <w:rPr>
+          <w:rFonts w:asciiTheme="majorBidi" w:hAnsiTheme="majorBidi" w:cstheme="majorBidi"/>
+        </w:rPr>
+        <w:t>multiroof.desktop</w:t>
+      </w:r>
+      <w:proofErr w:type="spellEnd"/>
+      <w:r>
+        <w:rPr>
+          <w:rFonts w:asciiTheme="majorBidi" w:hAnsiTheme="majorBidi" w:cstheme="majorBidi"/>
+        </w:rPr>
+        <w:t>.</w:t>
       </w:r>
     </w:p>
     <w:p>
@@ -3678,7 +5123,21 @@
         <w:rPr>
           <w:rFonts w:asciiTheme="majorBidi" w:hAnsiTheme="majorBidi"/>
         </w:rPr>
-        <w:t>2. Go to the MultiRoof project folder</w:t>
+        <w:t xml:space="preserve">2. Go to the </w:t>
+      </w:r>
+      <w:proofErr w:type="spellStart"/>
+      <w:r>
+        <w:rPr>
+          <w:rFonts w:asciiTheme="majorBidi" w:hAnsiTheme="majorBidi"/>
+        </w:rPr>
+        <w:t>MultiRoof</w:t>
+      </w:r>
+      <w:proofErr w:type="spellEnd"/>
+      <w:r>
+        <w:rPr>
+          <w:rFonts w:asciiTheme="majorBidi" w:hAnsiTheme="majorBidi"/>
+        </w:rPr>
+        <w:t xml:space="preserve"> project folder</w:t>
       </w:r>
     </w:p>
     <w:p>
@@ -3707,64 +5166,114 @@
           <w:rFonts w:asciiTheme="majorBidi" w:hAnsiTheme="majorBidi" w:cstheme="majorBidi"/>
           <w:sz w:val="18"/>
         </w:rPr>
-        <w:t>cd ~/Downloads/MultiRoof_Linux</w:t>
-      </w:r>
+        <w:t>cd ~/Downloads/</w:t>
+      </w:r>
+      <w:proofErr w:type="spellStart"/>
+      <w:r>
+        <w:rPr>
+          <w:rFonts w:asciiTheme="majorBidi" w:hAnsiTheme="majorBidi" w:cstheme="majorBidi"/>
+          <w:sz w:val="18"/>
+        </w:rPr>
+        <w:t>MultiRoof_Linux</w:t>
+      </w:r>
+      <w:proofErr w:type="spellEnd"/>
     </w:p>
     <w:p>
       <w:pPr>
-        <w:rPr>
-          <w:rFonts w:asciiTheme="majorBidi" w:hAnsiTheme="majorBidi" w:cstheme="majorBidi"/>
-        </w:rPr>
-      </w:pPr>
-      <w:r>
-        <w:rPr>
-          <w:rFonts w:asciiTheme="majorBidi" w:hAnsiTheme="majorBidi" w:cstheme="majorBidi"/>
-        </w:rPr>
-        <w:t>If your project folder has a different name or location, replace the path accordingly. Verify the current folder and its contents with:</w:t>
+        <w:pStyle w:val="Heading1"/>
+        <w:rPr>
+          <w:rFonts w:asciiTheme="majorBidi" w:hAnsiTheme="majorBidi"/>
+        </w:rPr>
+      </w:pPr>
+      <w:r>
+        <w:rPr>
+          <w:rFonts w:asciiTheme="majorBidi" w:hAnsiTheme="majorBidi"/>
+        </w:rPr>
+        <w:t>4.</w:t>
+      </w:r>
+      <w:r>
+        <w:rPr>
+          <w:rFonts w:asciiTheme="majorBidi" w:hAnsiTheme="majorBidi"/>
+        </w:rPr>
+        <w:t>3. Install the Linux prerequisites</w:t>
       </w:r>
     </w:p>
     <w:p>
       <w:pPr>
+        <w:rPr>
+          <w:rFonts w:asciiTheme="majorBidi" w:hAnsiTheme="majorBidi" w:cstheme="majorBidi"/>
+        </w:rPr>
+      </w:pPr>
+      <w:r>
+        <w:rPr>
+          <w:rFonts w:asciiTheme="majorBidi" w:hAnsiTheme="majorBidi" w:cstheme="majorBidi"/>
+        </w:rPr>
+        <w:t>This is normally required only the first time the Linux build environment is prepared.</w:t>
+      </w:r>
+    </w:p>
+    <w:p>
+      <w:pPr>
+        <w:rPr>
+          <w:rFonts w:asciiTheme="majorBidi" w:hAnsiTheme="majorBidi" w:cstheme="majorBidi"/>
+        </w:rPr>
+      </w:pPr>
+      <w:r>
+        <w:rPr>
+          <w:rFonts w:asciiTheme="majorBidi" w:hAnsiTheme="majorBidi" w:cstheme="majorBidi"/>
+        </w:rPr>
+        <w:t>Update the Ubuntu package information:</w:t>
+      </w:r>
+    </w:p>
+    <w:p>
+      <w:pPr>
         <w:shd w:val="clear" w:color="auto" w:fill="F2F2F2"/>
         <w:ind w:left="360"/>
         <w:rPr>
           <w:rFonts w:asciiTheme="majorBidi" w:hAnsiTheme="majorBidi" w:cstheme="majorBidi"/>
         </w:rPr>
       </w:pPr>
+      <w:proofErr w:type="spellStart"/>
       <w:r>
         <w:rPr>
           <w:rFonts w:asciiTheme="majorBidi" w:hAnsiTheme="majorBidi" w:cstheme="majorBidi"/>
           <w:sz w:val="18"/>
         </w:rPr>
-        <w:t>pwd</w:t>
-      </w:r>
+        <w:t>sudo</w:t>
+      </w:r>
+      <w:proofErr w:type="spellEnd"/>
       <w:r>
         <w:rPr>
           <w:rFonts w:asciiTheme="majorBidi" w:hAnsiTheme="majorBidi" w:cstheme="majorBidi"/>
           <w:sz w:val="18"/>
         </w:rPr>
-        <w:br/>
-        <w:t>ls</w:t>
+        <w:t xml:space="preserve"> apt update</w:t>
       </w:r>
     </w:p>
     <w:p>
       <w:pPr>
-        <w:pStyle w:val="Heading1"/>
-        <w:rPr>
-          <w:rFonts w:asciiTheme="majorBidi" w:hAnsiTheme="majorBidi"/>
-        </w:rPr>
-      </w:pPr>
-      <w:r>
-        <w:rPr>
-          <w:rFonts w:asciiTheme="majorBidi" w:hAnsiTheme="majorBidi"/>
-        </w:rPr>
-        <w:t>4.</w:t>
-      </w:r>
-      <w:r>
-        <w:rPr>
-          <w:rFonts w:asciiTheme="majorBidi" w:hAnsiTheme="majorBidi"/>
-        </w:rPr>
-        <w:t>3. Install the Linux prerequisites</w:t>
+        <w:rPr>
+          <w:rFonts w:asciiTheme="majorBidi" w:hAnsiTheme="majorBidi" w:cstheme="majorBidi"/>
+        </w:rPr>
+      </w:pPr>
+      <w:r>
+        <w:rPr>
+          <w:rFonts w:asciiTheme="majorBidi" w:hAnsiTheme="majorBidi" w:cstheme="majorBidi"/>
+        </w:rPr>
+        <w:t xml:space="preserve">When </w:t>
+      </w:r>
+      <w:proofErr w:type="spellStart"/>
+      <w:r>
+        <w:rPr>
+          <w:rFonts w:asciiTheme="majorBidi" w:hAnsiTheme="majorBidi" w:cstheme="majorBidi"/>
+        </w:rPr>
+        <w:t>sudo</w:t>
+      </w:r>
+      <w:proofErr w:type="spellEnd"/>
+      <w:r>
+        <w:rPr>
+          <w:rFonts w:asciiTheme="majorBidi" w:hAnsiTheme="majorBidi" w:cstheme="majorBidi"/>
+        </w:rPr>
+        <w:t xml:space="preserve"> requests a password, enter the password of the current Linux user and press Enter. The password is not displayed while typing.</w:t>
       </w:r>
     </w:p>
     <w:p>
@@ -3777,49 +5286,203 @@
         <w:rPr>
           <w:rFonts w:asciiTheme="majorBidi" w:hAnsiTheme="majorBidi" w:cstheme="majorBidi"/>
         </w:rPr>
-        <w:t>This is normally required only the first time the Linux build environment is prepared.</w:t>
+        <w:t>Install the required system packages:</w:t>
       </w:r>
     </w:p>
     <w:p>
       <w:pPr>
-        <w:rPr>
-          <w:rFonts w:asciiTheme="majorBidi" w:hAnsiTheme="majorBidi" w:cstheme="majorBidi"/>
-        </w:rPr>
-      </w:pPr>
-      <w:r>
-        <w:rPr>
-          <w:rFonts w:asciiTheme="majorBidi" w:hAnsiTheme="majorBidi" w:cstheme="majorBidi"/>
-        </w:rPr>
-        <w:t>Update the Ubuntu package information:</w:t>
+        <w:shd w:val="clear" w:color="auto" w:fill="F2F2F2"/>
+        <w:ind w:left="360"/>
+        <w:rPr>
+          <w:rFonts w:asciiTheme="majorBidi" w:hAnsiTheme="majorBidi" w:cstheme="majorBidi"/>
+        </w:rPr>
+      </w:pPr>
+      <w:proofErr w:type="spellStart"/>
+      <w:r>
+        <w:rPr>
+          <w:rFonts w:asciiTheme="majorBidi" w:hAnsiTheme="majorBidi" w:cstheme="majorBidi"/>
+          <w:sz w:val="18"/>
+        </w:rPr>
+        <w:t>sudo</w:t>
+      </w:r>
+      <w:proofErr w:type="spellEnd"/>
+      <w:r>
+        <w:rPr>
+          <w:rFonts w:asciiTheme="majorBidi" w:hAnsiTheme="majorBidi" w:cstheme="majorBidi"/>
+          <w:sz w:val="18"/>
+        </w:rPr>
+        <w:t xml:space="preserve"> apt install -y python3 python3-venv python3-pip libgl1 libegl1</w:t>
       </w:r>
     </w:p>
     <w:p>
       <w:pPr>
+        <w:rPr>
+          <w:rFonts w:asciiTheme="majorBidi" w:hAnsiTheme="majorBidi" w:cstheme="majorBidi"/>
+        </w:rPr>
+      </w:pPr>
+      <w:r>
+        <w:rPr>
+          <w:rFonts w:asciiTheme="majorBidi" w:hAnsiTheme="majorBidi" w:cstheme="majorBidi"/>
+        </w:rPr>
+        <w:t>These packages provide Python, virtual-environment support, pip, and graphics libraries needed by the PyQt6 application.</w:t>
+      </w:r>
+    </w:p>
+    <w:p>
+      <w:pPr>
+        <w:pStyle w:val="Heading1"/>
+        <w:rPr>
+          <w:rFonts w:asciiTheme="majorBidi" w:hAnsiTheme="majorBidi"/>
+        </w:rPr>
+      </w:pPr>
+      <w:r>
+        <w:rPr>
+          <w:rFonts w:asciiTheme="majorBidi" w:hAnsiTheme="majorBidi"/>
+        </w:rPr>
+        <w:lastRenderedPageBreak/>
+        <w:t>4.</w:t>
+      </w:r>
+      <w:r>
+        <w:rPr>
+          <w:rFonts w:asciiTheme="majorBidi" w:hAnsiTheme="majorBidi"/>
+        </w:rPr>
+        <w:t>4. Make the build scripts executable</w:t>
+      </w:r>
+    </w:p>
+    <w:p>
+      <w:pPr>
+        <w:rPr>
+          <w:rFonts w:asciiTheme="majorBidi" w:hAnsiTheme="majorBidi" w:cstheme="majorBidi"/>
+        </w:rPr>
+      </w:pPr>
+      <w:r>
+        <w:rPr>
+          <w:rFonts w:asciiTheme="majorBidi" w:hAnsiTheme="majorBidi" w:cstheme="majorBidi"/>
+        </w:rPr>
+        <w:t xml:space="preserve">Linux files must have </w:t>
+      </w:r>
+      <w:proofErr w:type="gramStart"/>
+      <w:r>
+        <w:rPr>
+          <w:rFonts w:asciiTheme="majorBidi" w:hAnsiTheme="majorBidi" w:cstheme="majorBidi"/>
+        </w:rPr>
+        <w:t>execute</w:t>
+      </w:r>
+      <w:proofErr w:type="gramEnd"/>
+      <w:r>
+        <w:rPr>
+          <w:rFonts w:asciiTheme="majorBidi" w:hAnsiTheme="majorBidi" w:cstheme="majorBidi"/>
+        </w:rPr>
+        <w:t xml:space="preserve"> permission before shell scripts or launchers can be run. Grant </w:t>
+      </w:r>
+      <w:proofErr w:type="gramStart"/>
+      <w:r>
+        <w:rPr>
+          <w:rFonts w:asciiTheme="majorBidi" w:hAnsiTheme="majorBidi" w:cstheme="majorBidi"/>
+        </w:rPr>
+        <w:t>execute</w:t>
+      </w:r>
+      <w:proofErr w:type="gramEnd"/>
+      <w:r>
+        <w:rPr>
+          <w:rFonts w:asciiTheme="majorBidi" w:hAnsiTheme="majorBidi" w:cstheme="majorBidi"/>
+        </w:rPr>
+        <w:t xml:space="preserve"> permission to the </w:t>
+      </w:r>
+      <w:proofErr w:type="spellStart"/>
+      <w:r>
+        <w:rPr>
+          <w:rFonts w:asciiTheme="majorBidi" w:hAnsiTheme="majorBidi" w:cstheme="majorBidi"/>
+        </w:rPr>
+        <w:t>MultiRoof</w:t>
+      </w:r>
+      <w:proofErr w:type="spellEnd"/>
+      <w:r>
+        <w:rPr>
+          <w:rFonts w:asciiTheme="majorBidi" w:hAnsiTheme="majorBidi" w:cstheme="majorBidi"/>
+        </w:rPr>
+        <w:t xml:space="preserve"> build script and </w:t>
+      </w:r>
+      <w:proofErr w:type="spellStart"/>
+      <w:r>
+        <w:rPr>
+          <w:rFonts w:asciiTheme="majorBidi" w:hAnsiTheme="majorBidi" w:cstheme="majorBidi"/>
+        </w:rPr>
+        <w:t>AppRun</w:t>
+      </w:r>
+      <w:proofErr w:type="spellEnd"/>
+      <w:r>
+        <w:rPr>
+          <w:rFonts w:asciiTheme="majorBidi" w:hAnsiTheme="majorBidi" w:cstheme="majorBidi"/>
+        </w:rPr>
+        <w:t xml:space="preserve"> launcher:</w:t>
+      </w:r>
+    </w:p>
+    <w:p>
+      <w:pPr>
         <w:shd w:val="clear" w:color="auto" w:fill="F2F2F2"/>
         <w:ind w:left="360"/>
         <w:rPr>
           <w:rFonts w:asciiTheme="majorBidi" w:hAnsiTheme="majorBidi" w:cstheme="majorBidi"/>
         </w:rPr>
       </w:pPr>
+      <w:proofErr w:type="spellStart"/>
       <w:r>
         <w:rPr>
           <w:rFonts w:asciiTheme="majorBidi" w:hAnsiTheme="majorBidi" w:cstheme="majorBidi"/>
           <w:sz w:val="18"/>
         </w:rPr>
-        <w:t>sudo apt update</w:t>
-      </w:r>
+        <w:t>chmod</w:t>
+      </w:r>
+      <w:proofErr w:type="spellEnd"/>
+      <w:r>
+        <w:rPr>
+          <w:rFonts w:asciiTheme="majorBidi" w:hAnsiTheme="majorBidi" w:cstheme="majorBidi"/>
+          <w:sz w:val="18"/>
+        </w:rPr>
+        <w:t xml:space="preserve"> +x build_linux.sh </w:t>
+      </w:r>
+      <w:proofErr w:type="spellStart"/>
+      <w:r>
+        <w:rPr>
+          <w:rFonts w:asciiTheme="majorBidi" w:hAnsiTheme="majorBidi" w:cstheme="majorBidi"/>
+          <w:sz w:val="18"/>
+        </w:rPr>
+        <w:t>AppRun</w:t>
+      </w:r>
+      <w:proofErr w:type="spellEnd"/>
     </w:p>
     <w:p>
       <w:pPr>
-        <w:rPr>
-          <w:rFonts w:asciiTheme="majorBidi" w:hAnsiTheme="majorBidi" w:cstheme="majorBidi"/>
-        </w:rPr>
-      </w:pPr>
-      <w:r>
-        <w:rPr>
-          <w:rFonts w:asciiTheme="majorBidi" w:hAnsiTheme="majorBidi" w:cstheme="majorBidi"/>
-        </w:rPr>
-        <w:t>When sudo requests a password, enter the password of the current Linux user and press Enter. The password is not displayed while typing.</w:t>
+        <w:pStyle w:val="Heading1"/>
+        <w:rPr>
+          <w:rFonts w:asciiTheme="majorBidi" w:hAnsiTheme="majorBidi"/>
+        </w:rPr>
+      </w:pPr>
+      <w:r>
+        <w:rPr>
+          <w:rFonts w:asciiTheme="majorBidi" w:hAnsiTheme="majorBidi"/>
+        </w:rPr>
+        <w:t>4.</w:t>
+      </w:r>
+      <w:r>
+        <w:rPr>
+          <w:rFonts w:asciiTheme="majorBidi" w:hAnsiTheme="majorBidi"/>
+        </w:rPr>
+        <w:t xml:space="preserve">5. Build </w:t>
+      </w:r>
+      <w:proofErr w:type="spellStart"/>
+      <w:r>
+        <w:rPr>
+          <w:rFonts w:asciiTheme="majorBidi" w:hAnsiTheme="majorBidi"/>
+        </w:rPr>
+        <w:t>MultiRoof</w:t>
+      </w:r>
+      <w:proofErr w:type="spellEnd"/>
+      <w:r>
+        <w:rPr>
+          <w:rFonts w:asciiTheme="majorBidi" w:hAnsiTheme="majorBidi"/>
+        </w:rPr>
+        <w:t xml:space="preserve"> for Linux</w:t>
       </w:r>
     </w:p>
     <w:p>
@@ -3832,7 +5495,7 @@
         <w:rPr>
           <w:rFonts w:asciiTheme="majorBidi" w:hAnsiTheme="majorBidi" w:cstheme="majorBidi"/>
         </w:rPr>
-        <w:t>Install the required system packages:</w:t>
+        <w:t>Run the Linux build script from the project directory:</w:t>
       </w:r>
     </w:p>
     <w:p>
@@ -3848,7 +5511,7 @@
           <w:rFonts w:asciiTheme="majorBidi" w:hAnsiTheme="majorBidi" w:cstheme="majorBidi"/>
           <w:sz w:val="18"/>
         </w:rPr>
-        <w:t>sudo apt install -y python3 python3-venv python3-pip libgl1 libegl1</w:t>
+        <w:t>./build_linux.sh</w:t>
       </w:r>
     </w:p>
     <w:p>
@@ -3861,7 +5524,21 @@
         <w:rPr>
           <w:rFonts w:asciiTheme="majorBidi" w:hAnsiTheme="majorBidi" w:cstheme="majorBidi"/>
         </w:rPr>
-        <w:t>These packages provide Python, virtual-environment support, pip, and graphics libraries needed by the PyQt6 application.</w:t>
+        <w:t xml:space="preserve">The build script prepares the Python build environment, installs the required Python build packages, invokes </w:t>
+      </w:r>
+      <w:proofErr w:type="spellStart"/>
+      <w:r>
+        <w:rPr>
+          <w:rFonts w:asciiTheme="majorBidi" w:hAnsiTheme="majorBidi" w:cstheme="majorBidi"/>
+        </w:rPr>
+        <w:t>PyInstaller</w:t>
+      </w:r>
+      <w:proofErr w:type="spellEnd"/>
+      <w:r>
+        <w:rPr>
+          <w:rFonts w:asciiTheme="majorBidi" w:hAnsiTheme="majorBidi" w:cstheme="majorBidi"/>
+        </w:rPr>
+        <w:t>, and creates the Linux application directory.</w:t>
       </w:r>
     </w:p>
     <w:p>
@@ -3881,7 +5558,21 @@
         <w:rPr>
           <w:rFonts w:asciiTheme="majorBidi" w:hAnsiTheme="majorBidi"/>
         </w:rPr>
-        <w:t>4. Make the build scripts executable</w:t>
+        <w:t xml:space="preserve">6. Understand the </w:t>
+      </w:r>
+      <w:proofErr w:type="spellStart"/>
+      <w:r>
+        <w:rPr>
+          <w:rFonts w:asciiTheme="majorBidi" w:hAnsiTheme="majorBidi"/>
+        </w:rPr>
+        <w:t>PyInstaller</w:t>
+      </w:r>
+      <w:proofErr w:type="spellEnd"/>
+      <w:r>
+        <w:rPr>
+          <w:rFonts w:asciiTheme="majorBidi" w:hAnsiTheme="majorBidi"/>
+        </w:rPr>
+        <w:t xml:space="preserve"> output</w:t>
       </w:r>
     </w:p>
     <w:p>
@@ -3894,7 +5585,35 @@
         <w:rPr>
           <w:rFonts w:asciiTheme="majorBidi" w:hAnsiTheme="majorBidi" w:cstheme="majorBidi"/>
         </w:rPr>
-        <w:t>Linux files must have execute permission before shell scripts or launchers can be run. Grant execute permission to the MultiRoof build script and AppRun launcher:</w:t>
+        <w:t xml:space="preserve">A successful build creates the Linux application in the </w:t>
+      </w:r>
+      <w:proofErr w:type="spellStart"/>
+      <w:r>
+        <w:rPr>
+          <w:rFonts w:asciiTheme="majorBidi" w:hAnsiTheme="majorBidi" w:cstheme="majorBidi"/>
+        </w:rPr>
+        <w:t>dist</w:t>
+      </w:r>
+      <w:proofErr w:type="spellEnd"/>
+      <w:r>
+        <w:rPr>
+          <w:rFonts w:asciiTheme="majorBidi" w:hAnsiTheme="majorBidi" w:cstheme="majorBidi"/>
+        </w:rPr>
+        <w:t>/</w:t>
+      </w:r>
+      <w:proofErr w:type="spellStart"/>
+      <w:r>
+        <w:rPr>
+          <w:rFonts w:asciiTheme="majorBidi" w:hAnsiTheme="majorBidi" w:cstheme="majorBidi"/>
+        </w:rPr>
+        <w:t>MultiRoof</w:t>
+      </w:r>
+      <w:proofErr w:type="spellEnd"/>
+      <w:r>
+        <w:rPr>
+          <w:rFonts w:asciiTheme="majorBidi" w:hAnsiTheme="majorBidi" w:cstheme="majorBidi"/>
+        </w:rPr>
+        <w:t xml:space="preserve"> directory. The main executable is:</w:t>
       </w:r>
     </w:p>
     <w:p>
@@ -3905,32 +5624,115 @@
           <w:rFonts w:asciiTheme="majorBidi" w:hAnsiTheme="majorBidi" w:cstheme="majorBidi"/>
         </w:rPr>
       </w:pPr>
+      <w:proofErr w:type="spellStart"/>
       <w:r>
         <w:rPr>
           <w:rFonts w:asciiTheme="majorBidi" w:hAnsiTheme="majorBidi" w:cstheme="majorBidi"/>
           <w:sz w:val="18"/>
         </w:rPr>
-        <w:t>chmod +x build_linux.sh AppRun</w:t>
-      </w:r>
+        <w:t>dist</w:t>
+      </w:r>
+      <w:proofErr w:type="spellEnd"/>
+      <w:r>
+        <w:rPr>
+          <w:rFonts w:asciiTheme="majorBidi" w:hAnsiTheme="majorBidi" w:cstheme="majorBidi"/>
+          <w:sz w:val="18"/>
+        </w:rPr>
+        <w:t>/</w:t>
+      </w:r>
+      <w:proofErr w:type="spellStart"/>
+      <w:r>
+        <w:rPr>
+          <w:rFonts w:asciiTheme="majorBidi" w:hAnsiTheme="majorBidi" w:cstheme="majorBidi"/>
+          <w:sz w:val="18"/>
+        </w:rPr>
+        <w:t>MultiRoof</w:t>
+      </w:r>
+      <w:proofErr w:type="spellEnd"/>
+      <w:r>
+        <w:rPr>
+          <w:rFonts w:asciiTheme="majorBidi" w:hAnsiTheme="majorBidi" w:cstheme="majorBidi"/>
+          <w:sz w:val="18"/>
+        </w:rPr>
+        <w:t>/</w:t>
+      </w:r>
+      <w:proofErr w:type="spellStart"/>
+      <w:r>
+        <w:rPr>
+          <w:rFonts w:asciiTheme="majorBidi" w:hAnsiTheme="majorBidi" w:cstheme="majorBidi"/>
+          <w:sz w:val="18"/>
+        </w:rPr>
+        <w:t>MultiRoof</w:t>
+      </w:r>
+      <w:proofErr w:type="spellEnd"/>
     </w:p>
     <w:p>
       <w:pPr>
-        <w:pStyle w:val="Heading1"/>
-        <w:rPr>
-          <w:rFonts w:asciiTheme="majorBidi" w:hAnsiTheme="majorBidi"/>
-        </w:rPr>
-      </w:pPr>
-      <w:r>
-        <w:rPr>
-          <w:rFonts w:asciiTheme="majorBidi" w:hAnsiTheme="majorBidi"/>
-        </w:rPr>
-        <w:t>4.</w:t>
-      </w:r>
-      <w:r>
-        <w:rPr>
-          <w:rFonts w:asciiTheme="majorBidi" w:hAnsiTheme="majorBidi"/>
-        </w:rPr>
-        <w:t>5. Build MultiRoof for Linux</w:t>
+        <w:rPr>
+          <w:rFonts w:asciiTheme="majorBidi" w:hAnsiTheme="majorBidi" w:cstheme="majorBidi"/>
+        </w:rPr>
+      </w:pPr>
+      <w:r>
+        <w:rPr>
+          <w:rFonts w:asciiTheme="majorBidi" w:hAnsiTheme="majorBidi" w:cstheme="majorBidi"/>
+        </w:rPr>
+        <w:t xml:space="preserve">Linux executables normally do not use the .exe filename extension. Because this project uses </w:t>
+      </w:r>
+      <w:proofErr w:type="spellStart"/>
+      <w:r>
+        <w:rPr>
+          <w:rFonts w:asciiTheme="majorBidi" w:hAnsiTheme="majorBidi" w:cstheme="majorBidi"/>
+        </w:rPr>
+        <w:t>PyInstaller’s</w:t>
+      </w:r>
+      <w:proofErr w:type="spellEnd"/>
+      <w:r>
+        <w:rPr>
+          <w:rFonts w:asciiTheme="majorBidi" w:hAnsiTheme="majorBidi" w:cstheme="majorBidi"/>
+        </w:rPr>
+        <w:t xml:space="preserve"> one-directory mode, the </w:t>
+      </w:r>
+      <w:proofErr w:type="spellStart"/>
+      <w:r>
+        <w:rPr>
+          <w:rFonts w:asciiTheme="majorBidi" w:hAnsiTheme="majorBidi" w:cstheme="majorBidi"/>
+        </w:rPr>
+        <w:t>MultiRoof</w:t>
+      </w:r>
+      <w:proofErr w:type="spellEnd"/>
+      <w:r>
+        <w:rPr>
+          <w:rFonts w:asciiTheme="majorBidi" w:hAnsiTheme="majorBidi" w:cstheme="majorBidi"/>
+        </w:rPr>
+        <w:t xml:space="preserve"> executable must remain together with its supporting files inside </w:t>
+      </w:r>
+      <w:proofErr w:type="spellStart"/>
+      <w:r>
+        <w:rPr>
+          <w:rFonts w:asciiTheme="majorBidi" w:hAnsiTheme="majorBidi" w:cstheme="majorBidi"/>
+        </w:rPr>
+        <w:t>dist</w:t>
+      </w:r>
+      <w:proofErr w:type="spellEnd"/>
+      <w:r>
+        <w:rPr>
+          <w:rFonts w:asciiTheme="majorBidi" w:hAnsiTheme="majorBidi" w:cstheme="majorBidi"/>
+        </w:rPr>
+        <w:t>/</w:t>
+      </w:r>
+      <w:proofErr w:type="spellStart"/>
+      <w:r>
+        <w:rPr>
+          <w:rFonts w:asciiTheme="majorBidi" w:hAnsiTheme="majorBidi" w:cstheme="majorBidi"/>
+        </w:rPr>
+        <w:t>MultiRoof</w:t>
+      </w:r>
+      <w:proofErr w:type="spellEnd"/>
+      <w:r>
+        <w:rPr>
+          <w:rFonts w:asciiTheme="majorBidi" w:hAnsiTheme="majorBidi" w:cstheme="majorBidi"/>
+        </w:rPr>
+        <w:t>.</w:t>
       </w:r>
     </w:p>
     <w:p>
@@ -3943,7 +5745,21 @@
         <w:rPr>
           <w:rFonts w:asciiTheme="majorBidi" w:hAnsiTheme="majorBidi" w:cstheme="majorBidi"/>
         </w:rPr>
-        <w:t>Run the Linux build script from the project directory:</w:t>
+        <w:t xml:space="preserve">A successful build may include terminal messages </w:t>
+      </w:r>
+      <w:proofErr w:type="gramStart"/>
+      <w:r>
+        <w:rPr>
+          <w:rFonts w:asciiTheme="majorBidi" w:hAnsiTheme="majorBidi" w:cstheme="majorBidi"/>
+        </w:rPr>
+        <w:t>similar to</w:t>
+      </w:r>
+      <w:proofErr w:type="gramEnd"/>
+      <w:r>
+        <w:rPr>
+          <w:rFonts w:asciiTheme="majorBidi" w:hAnsiTheme="majorBidi" w:cstheme="majorBidi"/>
+        </w:rPr>
+        <w:t>:</w:t>
       </w:r>
     </w:p>
     <w:p>
@@ -3959,21 +5775,114 @@
           <w:rFonts w:asciiTheme="majorBidi" w:hAnsiTheme="majorBidi" w:cstheme="majorBidi"/>
           <w:sz w:val="18"/>
         </w:rPr>
-        <w:lastRenderedPageBreak/>
-        <w:t>./build_linux.sh</w:t>
-      </w:r>
+        <w:t>Build complete! The results are available in: .../</w:t>
+      </w:r>
+      <w:proofErr w:type="spellStart"/>
+      <w:r>
+        <w:rPr>
+          <w:rFonts w:asciiTheme="majorBidi" w:hAnsiTheme="majorBidi" w:cstheme="majorBidi"/>
+          <w:sz w:val="18"/>
+        </w:rPr>
+        <w:t>dist</w:t>
+      </w:r>
+      <w:proofErr w:type="spellEnd"/>
+      <w:r>
+        <w:rPr>
+          <w:rFonts w:asciiTheme="majorBidi" w:hAnsiTheme="majorBidi" w:cstheme="majorBidi"/>
+          <w:sz w:val="18"/>
+        </w:rPr>
+        <w:br/>
+      </w:r>
+      <w:proofErr w:type="spellStart"/>
+      <w:r>
+        <w:rPr>
+          <w:rFonts w:asciiTheme="majorBidi" w:hAnsiTheme="majorBidi" w:cstheme="majorBidi"/>
+          <w:sz w:val="18"/>
+        </w:rPr>
+        <w:t>PyInstaller</w:t>
+      </w:r>
+      <w:proofErr w:type="spellEnd"/>
+      <w:r>
+        <w:rPr>
+          <w:rFonts w:asciiTheme="majorBidi" w:hAnsiTheme="majorBidi" w:cstheme="majorBidi"/>
+          <w:sz w:val="18"/>
+        </w:rPr>
+        <w:t xml:space="preserve"> application created: </w:t>
+      </w:r>
+      <w:proofErr w:type="spellStart"/>
+      <w:r>
+        <w:rPr>
+          <w:rFonts w:asciiTheme="majorBidi" w:hAnsiTheme="majorBidi" w:cstheme="majorBidi"/>
+          <w:sz w:val="18"/>
+        </w:rPr>
+        <w:t>dist</w:t>
+      </w:r>
+      <w:proofErr w:type="spellEnd"/>
+      <w:r>
+        <w:rPr>
+          <w:rFonts w:asciiTheme="majorBidi" w:hAnsiTheme="majorBidi" w:cstheme="majorBidi"/>
+          <w:sz w:val="18"/>
+        </w:rPr>
+        <w:t>/</w:t>
+      </w:r>
+      <w:proofErr w:type="spellStart"/>
+      <w:r>
+        <w:rPr>
+          <w:rFonts w:asciiTheme="majorBidi" w:hAnsiTheme="majorBidi" w:cstheme="majorBidi"/>
+          <w:sz w:val="18"/>
+        </w:rPr>
+        <w:t>MultiRoof</w:t>
+      </w:r>
+      <w:proofErr w:type="spellEnd"/>
+      <w:r>
+        <w:rPr>
+          <w:rFonts w:asciiTheme="majorBidi" w:hAnsiTheme="majorBidi" w:cstheme="majorBidi"/>
+          <w:sz w:val="18"/>
+        </w:rPr>
+        <w:t>/</w:t>
+      </w:r>
+      <w:proofErr w:type="spellStart"/>
+      <w:r>
+        <w:rPr>
+          <w:rFonts w:asciiTheme="majorBidi" w:hAnsiTheme="majorBidi" w:cstheme="majorBidi"/>
+          <w:sz w:val="18"/>
+        </w:rPr>
+        <w:t>MultiRoof</w:t>
+      </w:r>
+      <w:proofErr w:type="spellEnd"/>
     </w:p>
     <w:p>
       <w:pPr>
-        <w:rPr>
-          <w:rFonts w:asciiTheme="majorBidi" w:hAnsiTheme="majorBidi" w:cstheme="majorBidi"/>
-        </w:rPr>
-      </w:pPr>
-      <w:r>
-        <w:rPr>
-          <w:rFonts w:asciiTheme="majorBidi" w:hAnsiTheme="majorBidi" w:cstheme="majorBidi"/>
-        </w:rPr>
-        <w:t>The build script prepares the Python build environment, installs the required Python build packages, invokes PyInstaller, and creates the Linux application directory.</w:t>
+        <w:pStyle w:val="Heading1"/>
+        <w:rPr>
+          <w:rFonts w:asciiTheme="majorBidi" w:hAnsiTheme="majorBidi"/>
+        </w:rPr>
+      </w:pPr>
+      <w:r>
+        <w:rPr>
+          <w:rFonts w:asciiTheme="majorBidi" w:hAnsiTheme="majorBidi"/>
+        </w:rPr>
+        <w:t>4.</w:t>
+      </w:r>
+      <w:r>
+        <w:rPr>
+          <w:rFonts w:asciiTheme="majorBidi" w:hAnsiTheme="majorBidi"/>
+        </w:rPr>
+        <w:t xml:space="preserve">7. Launch and test the </w:t>
+      </w:r>
+      <w:proofErr w:type="spellStart"/>
+      <w:r>
+        <w:rPr>
+          <w:rFonts w:asciiTheme="majorBidi" w:hAnsiTheme="majorBidi"/>
+        </w:rPr>
+        <w:t>MultiRoof</w:t>
+      </w:r>
+      <w:proofErr w:type="spellEnd"/>
+      <w:r>
+        <w:rPr>
+          <w:rFonts w:asciiTheme="majorBidi" w:hAnsiTheme="majorBidi"/>
+        </w:rPr>
+        <w:t xml:space="preserve"> GUI</w:t>
       </w:r>
     </w:p>
     <w:p>
@@ -3986,7 +5895,21 @@
         <w:rPr>
           <w:rFonts w:asciiTheme="majorBidi" w:hAnsiTheme="majorBidi" w:cstheme="majorBidi"/>
         </w:rPr>
-        <w:t>Conceptually, the build process is:</w:t>
+        <w:t xml:space="preserve">After the </w:t>
+      </w:r>
+      <w:proofErr w:type="gramStart"/>
+      <w:r>
+        <w:rPr>
+          <w:rFonts w:asciiTheme="majorBidi" w:hAnsiTheme="majorBidi" w:cstheme="majorBidi"/>
+        </w:rPr>
+        <w:t>build</w:t>
+      </w:r>
+      <w:proofErr w:type="gramEnd"/>
+      <w:r>
+        <w:rPr>
+          <w:rFonts w:asciiTheme="majorBidi" w:hAnsiTheme="majorBidi" w:cstheme="majorBidi"/>
+        </w:rPr>
+        <w:t xml:space="preserve"> finishes, launch the application from the project directory:</w:t>
       </w:r>
     </w:p>
     <w:p>
@@ -3997,77 +5920,56 @@
           <w:rFonts w:asciiTheme="majorBidi" w:hAnsiTheme="majorBidi" w:cstheme="majorBidi"/>
         </w:rPr>
       </w:pPr>
+      <w:proofErr w:type="gramStart"/>
       <w:r>
         <w:rPr>
           <w:rFonts w:asciiTheme="majorBidi" w:hAnsiTheme="majorBidi" w:cstheme="majorBidi"/>
           <w:sz w:val="18"/>
         </w:rPr>
-        <w:t>MultiRoof source code</w:t>
-      </w:r>
+        <w:t>./</w:t>
+      </w:r>
+      <w:proofErr w:type="spellStart"/>
+      <w:proofErr w:type="gramEnd"/>
       <w:r>
         <w:rPr>
           <w:rFonts w:asciiTheme="majorBidi" w:hAnsiTheme="majorBidi" w:cstheme="majorBidi"/>
           <w:sz w:val="18"/>
         </w:rPr>
-        <w:br/>
-        <w:t xml:space="preserve">        ↓</w:t>
-      </w:r>
+        <w:t>dist</w:t>
+      </w:r>
+      <w:proofErr w:type="spellEnd"/>
       <w:r>
         <w:rPr>
           <w:rFonts w:asciiTheme="majorBidi" w:hAnsiTheme="majorBidi" w:cstheme="majorBidi"/>
           <w:sz w:val="18"/>
         </w:rPr>
-        <w:br/>
-        <w:t>build_linux.sh</w:t>
-      </w:r>
+        <w:t>/</w:t>
+      </w:r>
+      <w:proofErr w:type="spellStart"/>
       <w:r>
         <w:rPr>
           <w:rFonts w:asciiTheme="majorBidi" w:hAnsiTheme="majorBidi" w:cstheme="majorBidi"/>
           <w:sz w:val="18"/>
         </w:rPr>
-        <w:br/>
-        <w:t xml:space="preserve">        ↓</w:t>
-      </w:r>
+        <w:t>MultiRoof</w:t>
+      </w:r>
+      <w:proofErr w:type="spellEnd"/>
       <w:r>
         <w:rPr>
           <w:rFonts w:asciiTheme="majorBidi" w:hAnsiTheme="majorBidi" w:cstheme="majorBidi"/>
           <w:sz w:val="18"/>
         </w:rPr>
-        <w:br/>
-        <w:t>Python virtual environment + build requirements</w:t>
-      </w:r>
+        <w:t>/</w:t>
+      </w:r>
+      <w:proofErr w:type="spellStart"/>
       <w:r>
         <w:rPr>
           <w:rFonts w:asciiTheme="majorBidi" w:hAnsiTheme="majorBidi" w:cstheme="majorBidi"/>
           <w:sz w:val="18"/>
         </w:rPr>
-        <w:br/>
-        <w:t xml:space="preserve">        ↓</w:t>
-      </w:r>
-      <w:r>
-        <w:rPr>
-          <w:rFonts w:asciiTheme="majorBidi" w:hAnsiTheme="majorBidi" w:cstheme="majorBidi"/>
-          <w:sz w:val="18"/>
-        </w:rPr>
-        <w:br/>
-        <w:t>PyInstaller + multiroof_linux.spec</w:t>
-      </w:r>
-      <w:r>
-        <w:rPr>
-          <w:rFonts w:asciiTheme="majorBidi" w:hAnsiTheme="majorBidi" w:cstheme="majorBidi"/>
-          <w:sz w:val="18"/>
-        </w:rPr>
-        <w:br/>
-        <w:t xml:space="preserve">        ↓</w:t>
-      </w:r>
-      <w:r>
-        <w:rPr>
-          <w:rFonts w:asciiTheme="majorBidi" w:hAnsiTheme="majorBidi" w:cstheme="majorBidi"/>
-          <w:sz w:val="18"/>
-        </w:rPr>
-        <w:br/>
-        <w:t>dist/MultiRoof/MultiRoof</w:t>
-      </w:r>
+        <w:t>MultiRoof</w:t>
+      </w:r>
+      <w:proofErr w:type="spellEnd"/>
     </w:p>
     <w:p>
       <w:pPr>
@@ -4079,7 +5981,35 @@
         <w:rPr>
           <w:rFonts w:asciiTheme="majorBidi" w:hAnsiTheme="majorBidi" w:cstheme="majorBidi"/>
         </w:rPr>
-        <w:t>The virtual environment is recommended because it isolates the MultiRoof build dependencies from other Python projects. If build_linux.sh already creates and manages the environment, these commands do not need to be entered manually.</w:t>
+        <w:t xml:space="preserve">The </w:t>
+      </w:r>
+      <w:proofErr w:type="spellStart"/>
+      <w:r>
+        <w:rPr>
+          <w:rFonts w:asciiTheme="majorBidi" w:hAnsiTheme="majorBidi" w:cstheme="majorBidi"/>
+        </w:rPr>
+        <w:t>MultiRoof</w:t>
+      </w:r>
+      <w:proofErr w:type="spellEnd"/>
+      <w:r>
+        <w:rPr>
+          <w:rFonts w:asciiTheme="majorBidi" w:hAnsiTheme="majorBidi" w:cstheme="majorBidi"/>
+        </w:rPr>
+        <w:t xml:space="preserve"> graphical user interface should open. Before distribution, verify that the main window opens correctly, the application icon and interface resources are visible, file-selection dialogs work, and the expected </w:t>
+      </w:r>
+      <w:proofErr w:type="spellStart"/>
+      <w:r>
+        <w:rPr>
+          <w:rFonts w:asciiTheme="majorBidi" w:hAnsiTheme="majorBidi" w:cstheme="majorBidi"/>
+        </w:rPr>
+        <w:t>MultiRoof</w:t>
+      </w:r>
+      <w:proofErr w:type="spellEnd"/>
+      <w:r>
+        <w:rPr>
+          <w:rFonts w:asciiTheme="majorBidi" w:hAnsiTheme="majorBidi" w:cstheme="majorBidi"/>
+        </w:rPr>
+        <w:t xml:space="preserve"> workflow can be started.</w:t>
       </w:r>
     </w:p>
     <w:p>
@@ -4099,8 +6029,16 @@
         <w:rPr>
           <w:rFonts w:asciiTheme="majorBidi" w:hAnsiTheme="majorBidi"/>
         </w:rPr>
-        <w:t>6. Understand the PyInstaller output</w:t>
-      </w:r>
+        <w:t xml:space="preserve">8. Commands needed for normal use after the </w:t>
+      </w:r>
+      <w:proofErr w:type="gramStart"/>
+      <w:r>
+        <w:rPr>
+          <w:rFonts w:asciiTheme="majorBidi" w:hAnsiTheme="majorBidi"/>
+        </w:rPr>
+        <w:t>build</w:t>
+      </w:r>
+      <w:proofErr w:type="gramEnd"/>
     </w:p>
     <w:p>
       <w:pPr>
@@ -4112,7 +6050,21 @@
         <w:rPr>
           <w:rFonts w:asciiTheme="majorBidi" w:hAnsiTheme="majorBidi" w:cstheme="majorBidi"/>
         </w:rPr>
-        <w:t>A successful build creates the Linux application in the dist/MultiRoof directory. The main executable is:</w:t>
+        <w:t xml:space="preserve">Once </w:t>
+      </w:r>
+      <w:proofErr w:type="spellStart"/>
+      <w:r>
+        <w:rPr>
+          <w:rFonts w:asciiTheme="majorBidi" w:hAnsiTheme="majorBidi" w:cstheme="majorBidi"/>
+        </w:rPr>
+        <w:t>MultiRoof</w:t>
+      </w:r>
+      <w:proofErr w:type="spellEnd"/>
+      <w:r>
+        <w:rPr>
+          <w:rFonts w:asciiTheme="majorBidi" w:hAnsiTheme="majorBidi" w:cstheme="majorBidi"/>
+        </w:rPr>
+        <w:t xml:space="preserve"> has been built successfully, it does not need to be rebuilt every time the computer is restarted. For normal use, open Terminal and run:</w:t>
       </w:r>
     </w:p>
     <w:p>
@@ -4128,8 +6080,66 @@
           <w:rFonts w:asciiTheme="majorBidi" w:hAnsiTheme="majorBidi" w:cstheme="majorBidi"/>
           <w:sz w:val="18"/>
         </w:rPr>
-        <w:t>dist/MultiRoof/MultiRoof</w:t>
-      </w:r>
+        <w:t>cd ~/Downloads/</w:t>
+      </w:r>
+      <w:proofErr w:type="spellStart"/>
+      <w:r>
+        <w:rPr>
+          <w:rFonts w:asciiTheme="majorBidi" w:hAnsiTheme="majorBidi" w:cstheme="majorBidi"/>
+          <w:sz w:val="18"/>
+        </w:rPr>
+        <w:t>MultiRoof_Linux</w:t>
+      </w:r>
+      <w:proofErr w:type="spellEnd"/>
+      <w:r>
+        <w:rPr>
+          <w:rFonts w:asciiTheme="majorBidi" w:hAnsiTheme="majorBidi" w:cstheme="majorBidi"/>
+          <w:sz w:val="18"/>
+        </w:rPr>
+        <w:br/>
+        <w:t>./</w:t>
+      </w:r>
+      <w:proofErr w:type="spellStart"/>
+      <w:r>
+        <w:rPr>
+          <w:rFonts w:asciiTheme="majorBidi" w:hAnsiTheme="majorBidi" w:cstheme="majorBidi"/>
+          <w:sz w:val="18"/>
+        </w:rPr>
+        <w:t>dist</w:t>
+      </w:r>
+      <w:proofErr w:type="spellEnd"/>
+      <w:r>
+        <w:rPr>
+          <w:rFonts w:asciiTheme="majorBidi" w:hAnsiTheme="majorBidi" w:cstheme="majorBidi"/>
+          <w:sz w:val="18"/>
+        </w:rPr>
+        <w:t>/</w:t>
+      </w:r>
+      <w:proofErr w:type="spellStart"/>
+      <w:r>
+        <w:rPr>
+          <w:rFonts w:asciiTheme="majorBidi" w:hAnsiTheme="majorBidi" w:cstheme="majorBidi"/>
+          <w:sz w:val="18"/>
+        </w:rPr>
+        <w:t>MultiRoof</w:t>
+      </w:r>
+      <w:proofErr w:type="spellEnd"/>
+      <w:r>
+        <w:rPr>
+          <w:rFonts w:asciiTheme="majorBidi" w:hAnsiTheme="majorBidi" w:cstheme="majorBidi"/>
+          <w:sz w:val="18"/>
+        </w:rPr>
+        <w:t>/</w:t>
+      </w:r>
+      <w:proofErr w:type="spellStart"/>
+      <w:r>
+        <w:rPr>
+          <w:rFonts w:asciiTheme="majorBidi" w:hAnsiTheme="majorBidi" w:cstheme="majorBidi"/>
+          <w:sz w:val="18"/>
+        </w:rPr>
+        <w:t>MultiRoof</w:t>
+      </w:r>
+      <w:proofErr w:type="spellEnd"/>
     </w:p>
     <w:p>
       <w:pPr>
@@ -4141,81 +6151,280 @@
         <w:rPr>
           <w:rFonts w:asciiTheme="majorBidi" w:hAnsiTheme="majorBidi" w:cstheme="majorBidi"/>
         </w:rPr>
-        <w:t>Linux executables normally do not use the .exe filename extension. Because this project uses PyInstaller’s one-directory mode, the MultiRoof executable must remain together with its supporting files inside dist/MultiRoof.</w:t>
+        <w:t xml:space="preserve">You do not need to repeat </w:t>
+      </w:r>
+      <w:proofErr w:type="spellStart"/>
+      <w:r>
+        <w:rPr>
+          <w:rFonts w:asciiTheme="majorBidi" w:hAnsiTheme="majorBidi" w:cstheme="majorBidi"/>
+        </w:rPr>
+        <w:t>sudo</w:t>
+      </w:r>
+      <w:proofErr w:type="spellEnd"/>
+      <w:r>
+        <w:rPr>
+          <w:rFonts w:asciiTheme="majorBidi" w:hAnsiTheme="majorBidi" w:cstheme="majorBidi"/>
+        </w:rPr>
+        <w:t xml:space="preserve"> apt install, </w:t>
+      </w:r>
+      <w:proofErr w:type="spellStart"/>
+      <w:r>
+        <w:rPr>
+          <w:rFonts w:asciiTheme="majorBidi" w:hAnsiTheme="majorBidi" w:cstheme="majorBidi"/>
+        </w:rPr>
+        <w:t>chmod</w:t>
+      </w:r>
+      <w:proofErr w:type="spellEnd"/>
+      <w:r>
+        <w:rPr>
+          <w:rFonts w:asciiTheme="majorBidi" w:hAnsiTheme="majorBidi" w:cstheme="majorBidi"/>
+        </w:rPr>
+        <w:t>, or ./build_linux.sh for every launch unless the environment or project files have changed.</w:t>
       </w:r>
     </w:p>
     <w:p>
       <w:pPr>
-        <w:rPr>
-          <w:rFonts w:asciiTheme="majorBidi" w:hAnsiTheme="majorBidi" w:cstheme="majorBidi"/>
-        </w:rPr>
-      </w:pPr>
-      <w:r>
-        <w:rPr>
-          <w:rFonts w:asciiTheme="majorBidi" w:hAnsiTheme="majorBidi" w:cstheme="majorBidi"/>
-        </w:rPr>
-        <w:t>A successful build may include terminal messages similar to:</w:t>
+        <w:pStyle w:val="Heading1"/>
+        <w:rPr>
+          <w:rFonts w:asciiTheme="majorBidi" w:hAnsiTheme="majorBidi"/>
+        </w:rPr>
+      </w:pPr>
+      <w:r>
+        <w:rPr>
+          <w:rFonts w:asciiTheme="majorBidi" w:hAnsiTheme="majorBidi"/>
+        </w:rPr>
+        <w:t>4.</w:t>
+      </w:r>
+      <w:r>
+        <w:rPr>
+          <w:rFonts w:asciiTheme="majorBidi" w:hAnsiTheme="majorBidi"/>
+        </w:rPr>
+        <w:t>9</w:t>
+      </w:r>
+      <w:r>
+        <w:rPr>
+          <w:rFonts w:asciiTheme="majorBidi" w:hAnsiTheme="majorBidi"/>
+        </w:rPr>
+        <w:t xml:space="preserve">. Optional: create an </w:t>
+      </w:r>
+      <w:proofErr w:type="spellStart"/>
+      <w:r>
+        <w:rPr>
+          <w:rFonts w:asciiTheme="majorBidi" w:hAnsiTheme="majorBidi"/>
+        </w:rPr>
+        <w:t>AppImage</w:t>
+      </w:r>
+      <w:proofErr w:type="spellEnd"/>
+      <w:r>
+        <w:rPr>
+          <w:rFonts w:asciiTheme="majorBidi" w:hAnsiTheme="majorBidi"/>
+        </w:rPr>
+        <w:t xml:space="preserve"> for distribution</w:t>
       </w:r>
     </w:p>
     <w:p>
       <w:pPr>
+        <w:rPr>
+          <w:rFonts w:asciiTheme="majorBidi" w:hAnsiTheme="majorBidi" w:cstheme="majorBidi"/>
+        </w:rPr>
+      </w:pPr>
+      <w:r>
+        <w:rPr>
+          <w:rFonts w:asciiTheme="majorBidi" w:hAnsiTheme="majorBidi" w:cstheme="majorBidi"/>
+        </w:rPr>
+        <w:t xml:space="preserve">The </w:t>
+      </w:r>
+      <w:proofErr w:type="spellStart"/>
+      <w:r>
+        <w:rPr>
+          <w:rFonts w:asciiTheme="majorBidi" w:hAnsiTheme="majorBidi" w:cstheme="majorBidi"/>
+        </w:rPr>
+        <w:t>dist</w:t>
+      </w:r>
+      <w:proofErr w:type="spellEnd"/>
+      <w:r>
+        <w:rPr>
+          <w:rFonts w:asciiTheme="majorBidi" w:hAnsiTheme="majorBidi" w:cstheme="majorBidi"/>
+        </w:rPr>
+        <w:t>/</w:t>
+      </w:r>
+      <w:proofErr w:type="spellStart"/>
+      <w:r>
+        <w:rPr>
+          <w:rFonts w:asciiTheme="majorBidi" w:hAnsiTheme="majorBidi" w:cstheme="majorBidi"/>
+        </w:rPr>
+        <w:t>MultiRoof</w:t>
+      </w:r>
+      <w:proofErr w:type="spellEnd"/>
+      <w:r>
+        <w:rPr>
+          <w:rFonts w:asciiTheme="majorBidi" w:hAnsiTheme="majorBidi" w:cstheme="majorBidi"/>
+        </w:rPr>
+        <w:t xml:space="preserve"> directory is sufficient for running the </w:t>
+      </w:r>
+      <w:proofErr w:type="spellStart"/>
+      <w:r>
+        <w:rPr>
+          <w:rFonts w:asciiTheme="majorBidi" w:hAnsiTheme="majorBidi" w:cstheme="majorBidi"/>
+        </w:rPr>
+        <w:t>PyInstaller</w:t>
+      </w:r>
+      <w:proofErr w:type="spellEnd"/>
+      <w:r>
+        <w:rPr>
+          <w:rFonts w:asciiTheme="majorBidi" w:hAnsiTheme="majorBidi" w:cstheme="majorBidi"/>
+        </w:rPr>
+        <w:t xml:space="preserve"> application. For easier distribution, the Linux build can additionally create an </w:t>
+      </w:r>
+      <w:proofErr w:type="spellStart"/>
+      <w:r>
+        <w:rPr>
+          <w:rFonts w:asciiTheme="majorBidi" w:hAnsiTheme="majorBidi" w:cstheme="majorBidi"/>
+        </w:rPr>
+        <w:t>AppImage</w:t>
+      </w:r>
+      <w:proofErr w:type="spellEnd"/>
+      <w:r>
+        <w:rPr>
+          <w:rFonts w:asciiTheme="majorBidi" w:hAnsiTheme="majorBidi" w:cstheme="majorBidi"/>
+        </w:rPr>
+        <w:t>, which provides the application in a single launchable file.</w:t>
+      </w:r>
+    </w:p>
+    <w:p>
+      <w:pPr>
+        <w:rPr>
+          <w:rFonts w:asciiTheme="majorBidi" w:hAnsiTheme="majorBidi" w:cstheme="majorBidi"/>
+        </w:rPr>
+      </w:pPr>
+      <w:r>
+        <w:rPr>
+          <w:rFonts w:asciiTheme="majorBidi" w:hAnsiTheme="majorBidi" w:cstheme="majorBidi"/>
+        </w:rPr>
+        <w:lastRenderedPageBreak/>
+        <w:t>The prepared build process expects appimagetool-x86_</w:t>
+      </w:r>
+      <w:proofErr w:type="gramStart"/>
+      <w:r>
+        <w:rPr>
+          <w:rFonts w:asciiTheme="majorBidi" w:hAnsiTheme="majorBidi" w:cstheme="majorBidi"/>
+        </w:rPr>
+        <w:t>64.AppImage</w:t>
+      </w:r>
+      <w:proofErr w:type="gramEnd"/>
+      <w:r>
+        <w:rPr>
+          <w:rFonts w:asciiTheme="majorBidi" w:hAnsiTheme="majorBidi" w:cstheme="majorBidi"/>
+        </w:rPr>
+        <w:t xml:space="preserve"> in the </w:t>
+      </w:r>
+      <w:proofErr w:type="spellStart"/>
+      <w:r>
+        <w:rPr>
+          <w:rFonts w:asciiTheme="majorBidi" w:hAnsiTheme="majorBidi" w:cstheme="majorBidi"/>
+        </w:rPr>
+        <w:t>MultiRoof</w:t>
+      </w:r>
+      <w:proofErr w:type="spellEnd"/>
+      <w:r>
+        <w:rPr>
+          <w:rFonts w:asciiTheme="majorBidi" w:hAnsiTheme="majorBidi" w:cstheme="majorBidi"/>
+        </w:rPr>
+        <w:t xml:space="preserve"> project folder. After obtaining </w:t>
+      </w:r>
+      <w:proofErr w:type="spellStart"/>
+      <w:r>
+        <w:rPr>
+          <w:rFonts w:asciiTheme="majorBidi" w:hAnsiTheme="majorBidi" w:cstheme="majorBidi"/>
+        </w:rPr>
+        <w:t>appimagetool</w:t>
+      </w:r>
+      <w:proofErr w:type="spellEnd"/>
+      <w:r>
+        <w:rPr>
+          <w:rFonts w:asciiTheme="majorBidi" w:hAnsiTheme="majorBidi" w:cstheme="majorBidi"/>
+        </w:rPr>
+        <w:t>, make it executable:</w:t>
+      </w:r>
+    </w:p>
+    <w:p>
+      <w:pPr>
         <w:shd w:val="clear" w:color="auto" w:fill="F2F2F2"/>
         <w:ind w:left="360"/>
         <w:rPr>
           <w:rFonts w:asciiTheme="majorBidi" w:hAnsiTheme="majorBidi" w:cstheme="majorBidi"/>
         </w:rPr>
       </w:pPr>
+      <w:proofErr w:type="spellStart"/>
       <w:r>
         <w:rPr>
           <w:rFonts w:asciiTheme="majorBidi" w:hAnsiTheme="majorBidi" w:cstheme="majorBidi"/>
           <w:sz w:val="18"/>
         </w:rPr>
-        <w:t>Build complete! The results are available in: .../dist</w:t>
-      </w:r>
+        <w:t>chmod</w:t>
+      </w:r>
+      <w:proofErr w:type="spellEnd"/>
       <w:r>
         <w:rPr>
           <w:rFonts w:asciiTheme="majorBidi" w:hAnsiTheme="majorBidi" w:cstheme="majorBidi"/>
           <w:sz w:val="18"/>
         </w:rPr>
-        <w:br/>
-        <w:t>PyInstaller application created: dist/MultiRoof/MultiRoof</w:t>
-      </w:r>
+        <w:t xml:space="preserve"> +x appimagetool-x86_</w:t>
+      </w:r>
+      <w:proofErr w:type="gramStart"/>
+      <w:r>
+        <w:rPr>
+          <w:rFonts w:asciiTheme="majorBidi" w:hAnsiTheme="majorBidi" w:cstheme="majorBidi"/>
+          <w:sz w:val="18"/>
+        </w:rPr>
+        <w:t>64.AppImage</w:t>
+      </w:r>
+      <w:proofErr w:type="gramEnd"/>
     </w:p>
     <w:p>
       <w:pPr>
-        <w:pStyle w:val="Heading1"/>
-        <w:rPr>
-          <w:rFonts w:asciiTheme="majorBidi" w:hAnsiTheme="majorBidi"/>
-        </w:rPr>
-      </w:pPr>
-      <w:r>
-        <w:rPr>
-          <w:rFonts w:asciiTheme="majorBidi" w:hAnsiTheme="majorBidi"/>
-        </w:rPr>
-        <w:t>4.</w:t>
-      </w:r>
-      <w:r>
-        <w:rPr>
-          <w:rFonts w:asciiTheme="majorBidi" w:hAnsiTheme="majorBidi"/>
-        </w:rPr>
-        <w:t>7. Launch and test the MultiRoof GUI</w:t>
+        <w:rPr>
+          <w:rFonts w:asciiTheme="majorBidi" w:hAnsiTheme="majorBidi" w:cstheme="majorBidi"/>
+        </w:rPr>
+      </w:pPr>
+      <w:r>
+        <w:rPr>
+          <w:rFonts w:asciiTheme="majorBidi" w:hAnsiTheme="majorBidi" w:cstheme="majorBidi"/>
+        </w:rPr>
+        <w:t>Run the build script again:</w:t>
       </w:r>
     </w:p>
     <w:p>
       <w:pPr>
-        <w:rPr>
-          <w:rFonts w:asciiTheme="majorBidi" w:hAnsiTheme="majorBidi" w:cstheme="majorBidi"/>
-        </w:rPr>
-      </w:pPr>
-      <w:r>
-        <w:rPr>
-          <w:rFonts w:asciiTheme="majorBidi" w:hAnsiTheme="majorBidi" w:cstheme="majorBidi"/>
-        </w:rPr>
-        <w:t>After the build finishes, launch the application from the project directory:</w:t>
+        <w:shd w:val="clear" w:color="auto" w:fill="F2F2F2"/>
+        <w:ind w:left="360"/>
+        <w:rPr>
+          <w:rFonts w:asciiTheme="majorBidi" w:hAnsiTheme="majorBidi" w:cstheme="majorBidi"/>
+        </w:rPr>
+      </w:pPr>
+      <w:r>
+        <w:rPr>
+          <w:rFonts w:asciiTheme="majorBidi" w:hAnsiTheme="majorBidi" w:cstheme="majorBidi"/>
+          <w:sz w:val="18"/>
+        </w:rPr>
+        <w:t>./build_linux.sh</w:t>
       </w:r>
     </w:p>
     <w:p>
       <w:pPr>
+        <w:rPr>
+          <w:rFonts w:asciiTheme="majorBidi" w:hAnsiTheme="majorBidi" w:cstheme="majorBidi"/>
+        </w:rPr>
+      </w:pPr>
+      <w:r>
+        <w:rPr>
+          <w:rFonts w:asciiTheme="majorBidi" w:hAnsiTheme="majorBidi" w:cstheme="majorBidi"/>
+        </w:rPr>
+        <w:t>The intended distribution file is:</w:t>
+      </w:r>
+    </w:p>
+    <w:p>
+      <w:pPr>
         <w:shd w:val="clear" w:color="auto" w:fill="F2F2F2"/>
         <w:ind w:left="360"/>
         <w:rPr>
@@ -4227,8 +6436,17 @@
           <w:rFonts w:asciiTheme="majorBidi" w:hAnsiTheme="majorBidi" w:cstheme="majorBidi"/>
           <w:sz w:val="18"/>
         </w:rPr>
-        <w:t>./dist/MultiRoof/MultiRoof</w:t>
-      </w:r>
+        <w:t>MultiRoof-x86_</w:t>
+      </w:r>
+      <w:proofErr w:type="gramStart"/>
+      <w:r>
+        <w:rPr>
+          <w:rFonts w:asciiTheme="majorBidi" w:hAnsiTheme="majorBidi" w:cstheme="majorBidi"/>
+          <w:sz w:val="18"/>
+        </w:rPr>
+        <w:t>64.AppImage</w:t>
+      </w:r>
+      <w:proofErr w:type="gramEnd"/>
     </w:p>
     <w:p>
       <w:pPr>
@@ -4240,7 +6458,91 @@
         <w:rPr>
           <w:rFonts w:asciiTheme="majorBidi" w:hAnsiTheme="majorBidi" w:cstheme="majorBidi"/>
         </w:rPr>
-        <w:t>The MultiRoof graphical user interface should open. Before distribution, verify that the main window opens correctly, the application icon and interface resources are visible, file-selection dialogs work, and the expected MultiRoof workflow can be started.</w:t>
+        <w:t xml:space="preserve">If </w:t>
+      </w:r>
+      <w:proofErr w:type="spellStart"/>
+      <w:r>
+        <w:rPr>
+          <w:rFonts w:asciiTheme="majorBidi" w:hAnsiTheme="majorBidi" w:cstheme="majorBidi"/>
+        </w:rPr>
+        <w:t>appimagetool</w:t>
+      </w:r>
+      <w:proofErr w:type="spellEnd"/>
+      <w:r>
+        <w:rPr>
+          <w:rFonts w:asciiTheme="majorBidi" w:hAnsiTheme="majorBidi" w:cstheme="majorBidi"/>
+        </w:rPr>
+        <w:t xml:space="preserve"> is not present, a message stating that the final </w:t>
+      </w:r>
+      <w:proofErr w:type="spellStart"/>
+      <w:r>
+        <w:rPr>
+          <w:rFonts w:asciiTheme="majorBidi" w:hAnsiTheme="majorBidi" w:cstheme="majorBidi"/>
+        </w:rPr>
+        <w:t>AppImage</w:t>
+      </w:r>
+      <w:proofErr w:type="spellEnd"/>
+      <w:r>
+        <w:rPr>
+          <w:rFonts w:asciiTheme="majorBidi" w:hAnsiTheme="majorBidi" w:cstheme="majorBidi"/>
+        </w:rPr>
+        <w:t xml:space="preserve"> was not created does not necessarily mean that the </w:t>
+      </w:r>
+      <w:proofErr w:type="spellStart"/>
+      <w:r>
+        <w:rPr>
+          <w:rFonts w:asciiTheme="majorBidi" w:hAnsiTheme="majorBidi" w:cstheme="majorBidi"/>
+        </w:rPr>
+        <w:t>PyInstaller</w:t>
+      </w:r>
+      <w:proofErr w:type="spellEnd"/>
+      <w:r>
+        <w:rPr>
+          <w:rFonts w:asciiTheme="majorBidi" w:hAnsiTheme="majorBidi" w:cstheme="majorBidi"/>
+        </w:rPr>
+        <w:t xml:space="preserve"> build failed. Check whether </w:t>
+      </w:r>
+      <w:proofErr w:type="spellStart"/>
+      <w:r>
+        <w:rPr>
+          <w:rFonts w:asciiTheme="majorBidi" w:hAnsiTheme="majorBidi" w:cstheme="majorBidi"/>
+        </w:rPr>
+        <w:t>dist</w:t>
+      </w:r>
+      <w:proofErr w:type="spellEnd"/>
+      <w:r>
+        <w:rPr>
+          <w:rFonts w:asciiTheme="majorBidi" w:hAnsiTheme="majorBidi" w:cstheme="majorBidi"/>
+        </w:rPr>
+        <w:t>/</w:t>
+      </w:r>
+      <w:proofErr w:type="spellStart"/>
+      <w:r>
+        <w:rPr>
+          <w:rFonts w:asciiTheme="majorBidi" w:hAnsiTheme="majorBidi" w:cstheme="majorBidi"/>
+        </w:rPr>
+        <w:t>MultiRoof</w:t>
+      </w:r>
+      <w:proofErr w:type="spellEnd"/>
+      <w:r>
+        <w:rPr>
+          <w:rFonts w:asciiTheme="majorBidi" w:hAnsiTheme="majorBidi" w:cstheme="majorBidi"/>
+        </w:rPr>
+        <w:t>/</w:t>
+      </w:r>
+      <w:proofErr w:type="spellStart"/>
+      <w:r>
+        <w:rPr>
+          <w:rFonts w:asciiTheme="majorBidi" w:hAnsiTheme="majorBidi" w:cstheme="majorBidi"/>
+        </w:rPr>
+        <w:t>MultiRoof</w:t>
+      </w:r>
+      <w:proofErr w:type="spellEnd"/>
+      <w:r>
+        <w:rPr>
+          <w:rFonts w:asciiTheme="majorBidi" w:hAnsiTheme="majorBidi" w:cstheme="majorBidi"/>
+        </w:rPr>
+        <w:t xml:space="preserve"> was created successfully.</w:t>
       </w:r>
     </w:p>
     <w:p>
@@ -4260,8 +6562,22 @@
         <w:rPr>
           <w:rFonts w:asciiTheme="majorBidi" w:hAnsiTheme="majorBidi"/>
         </w:rPr>
-        <w:t>8. Commands needed for normal use after the build</w:t>
-      </w:r>
+        <w:t>10</w:t>
+      </w:r>
+      <w:r>
+        <w:rPr>
+          <w:rFonts w:asciiTheme="majorBidi" w:hAnsiTheme="majorBidi"/>
+        </w:rPr>
+        <w:t xml:space="preserve">. Run and test the </w:t>
+      </w:r>
+      <w:proofErr w:type="spellStart"/>
+      <w:r>
+        <w:rPr>
+          <w:rFonts w:asciiTheme="majorBidi" w:hAnsiTheme="majorBidi"/>
+        </w:rPr>
+        <w:t>AppImage</w:t>
+      </w:r>
+      <w:proofErr w:type="spellEnd"/>
     </w:p>
     <w:p>
       <w:pPr>
@@ -4273,7 +6589,21 @@
         <w:rPr>
           <w:rFonts w:asciiTheme="majorBidi" w:hAnsiTheme="majorBidi" w:cstheme="majorBidi"/>
         </w:rPr>
-        <w:t>Once MultiRoof has been built successfully, it does not need to be rebuilt every time the computer is restarted. For normal use, open Terminal and run:</w:t>
+        <w:t xml:space="preserve">If an </w:t>
+      </w:r>
+      <w:proofErr w:type="spellStart"/>
+      <w:r>
+        <w:rPr>
+          <w:rFonts w:asciiTheme="majorBidi" w:hAnsiTheme="majorBidi" w:cstheme="majorBidi"/>
+        </w:rPr>
+        <w:t>AppImage</w:t>
+      </w:r>
+      <w:proofErr w:type="spellEnd"/>
+      <w:r>
+        <w:rPr>
+          <w:rFonts w:asciiTheme="majorBidi" w:hAnsiTheme="majorBidi" w:cstheme="majorBidi"/>
+        </w:rPr>
+        <w:t xml:space="preserve"> has been created, make it executable and launch it:</w:t>
       </w:r>
     </w:p>
     <w:p>
@@ -4284,20 +6614,38 @@
           <w:rFonts w:asciiTheme="majorBidi" w:hAnsiTheme="majorBidi" w:cstheme="majorBidi"/>
         </w:rPr>
       </w:pPr>
+      <w:proofErr w:type="spellStart"/>
       <w:r>
         <w:rPr>
           <w:rFonts w:asciiTheme="majorBidi" w:hAnsiTheme="majorBidi" w:cstheme="majorBidi"/>
           <w:sz w:val="18"/>
         </w:rPr>
-        <w:t>cd ~/Downloads/MultiRoof_Linux</w:t>
-      </w:r>
+        <w:t>chmod</w:t>
+      </w:r>
+      <w:proofErr w:type="spellEnd"/>
       <w:r>
         <w:rPr>
           <w:rFonts w:asciiTheme="majorBidi" w:hAnsiTheme="majorBidi" w:cstheme="majorBidi"/>
           <w:sz w:val="18"/>
         </w:rPr>
+        <w:t xml:space="preserve"> +x MultiRoof-x86_</w:t>
+      </w:r>
+      <w:proofErr w:type="gramStart"/>
+      <w:r>
+        <w:rPr>
+          <w:rFonts w:asciiTheme="majorBidi" w:hAnsiTheme="majorBidi" w:cstheme="majorBidi"/>
+          <w:sz w:val="18"/>
+        </w:rPr>
+        <w:t>64.AppImage</w:t>
+      </w:r>
+      <w:proofErr w:type="gramEnd"/>
+      <w:r>
+        <w:rPr>
+          <w:rFonts w:asciiTheme="majorBidi" w:hAnsiTheme="majorBidi" w:cstheme="majorBidi"/>
+          <w:sz w:val="18"/>
+        </w:rPr>
         <w:br/>
-        <w:t>./dist/MultiRoof/MultiRoof</w:t>
+        <w:t>./MultiRoof-x86_64.AppImage</w:t>
       </w:r>
     </w:p>
     <w:p>
@@ -4310,223 +6658,21 @@
         <w:rPr>
           <w:rFonts w:asciiTheme="majorBidi" w:hAnsiTheme="majorBidi" w:cstheme="majorBidi"/>
         </w:rPr>
-        <w:t>You do not need to repeat sudo apt install, chmod, or ./build_linux.sh for every launch unless the environment or project files have changed.</w:t>
-      </w:r>
-    </w:p>
-    <w:p>
-      <w:pPr>
-        <w:pStyle w:val="Heading1"/>
-        <w:rPr>
-          <w:rFonts w:asciiTheme="majorBidi" w:hAnsiTheme="majorBidi"/>
-        </w:rPr>
-      </w:pPr>
-      <w:r>
-        <w:rPr>
-          <w:rFonts w:asciiTheme="majorBidi" w:hAnsiTheme="majorBidi"/>
-        </w:rPr>
-        <w:lastRenderedPageBreak/>
-        <w:t>4.</w:t>
-      </w:r>
-      <w:r>
-        <w:rPr>
-          <w:rFonts w:asciiTheme="majorBidi" w:hAnsiTheme="majorBidi"/>
-        </w:rPr>
-        <w:t>9</w:t>
-      </w:r>
-      <w:r>
-        <w:rPr>
-          <w:rFonts w:asciiTheme="majorBidi" w:hAnsiTheme="majorBidi"/>
-        </w:rPr>
-        <w:t>. Optional: create an AppImage for distribution</w:t>
-      </w:r>
-    </w:p>
-    <w:p>
-      <w:pPr>
-        <w:rPr>
-          <w:rFonts w:asciiTheme="majorBidi" w:hAnsiTheme="majorBidi" w:cstheme="majorBidi"/>
-        </w:rPr>
-      </w:pPr>
-      <w:r>
-        <w:rPr>
-          <w:rFonts w:asciiTheme="majorBidi" w:hAnsiTheme="majorBidi" w:cstheme="majorBidi"/>
-        </w:rPr>
-        <w:t>The dist/MultiRoof directory is sufficient for running the PyInstaller application. For easier distribution, the Linux build can additionally create an AppImage, which provides the application in a single launchable file.</w:t>
-      </w:r>
-    </w:p>
-    <w:p>
-      <w:pPr>
-        <w:rPr>
-          <w:rFonts w:asciiTheme="majorBidi" w:hAnsiTheme="majorBidi" w:cstheme="majorBidi"/>
-        </w:rPr>
-      </w:pPr>
-      <w:r>
-        <w:rPr>
-          <w:rFonts w:asciiTheme="majorBidi" w:hAnsiTheme="majorBidi" w:cstheme="majorBidi"/>
-        </w:rPr>
-        <w:t>The prepared build process expects appimagetool-x86_64.AppImage in the MultiRoof project folder. After obtaining appimagetool, make it executable:</w:t>
-      </w:r>
-    </w:p>
-    <w:p>
-      <w:pPr>
-        <w:shd w:val="clear" w:color="auto" w:fill="F2F2F2"/>
-        <w:ind w:left="360"/>
-        <w:rPr>
-          <w:rFonts w:asciiTheme="majorBidi" w:hAnsiTheme="majorBidi" w:cstheme="majorBidi"/>
-        </w:rPr>
-      </w:pPr>
-      <w:r>
-        <w:rPr>
-          <w:rFonts w:asciiTheme="majorBidi" w:hAnsiTheme="majorBidi" w:cstheme="majorBidi"/>
-          <w:sz w:val="18"/>
-        </w:rPr>
-        <w:t>chmod +x appimagetool-x86_64.AppImage</w:t>
-      </w:r>
-    </w:p>
-    <w:p>
-      <w:pPr>
-        <w:rPr>
-          <w:rFonts w:asciiTheme="majorBidi" w:hAnsiTheme="majorBidi" w:cstheme="majorBidi"/>
-        </w:rPr>
-      </w:pPr>
-      <w:r>
-        <w:rPr>
-          <w:rFonts w:asciiTheme="majorBidi" w:hAnsiTheme="majorBidi" w:cstheme="majorBidi"/>
-        </w:rPr>
-        <w:t>Run the build script again:</w:t>
-      </w:r>
-    </w:p>
-    <w:p>
-      <w:pPr>
-        <w:shd w:val="clear" w:color="auto" w:fill="F2F2F2"/>
-        <w:ind w:left="360"/>
-        <w:rPr>
-          <w:rFonts w:asciiTheme="majorBidi" w:hAnsiTheme="majorBidi" w:cstheme="majorBidi"/>
-        </w:rPr>
-      </w:pPr>
-      <w:r>
-        <w:rPr>
-          <w:rFonts w:asciiTheme="majorBidi" w:hAnsiTheme="majorBidi" w:cstheme="majorBidi"/>
-          <w:sz w:val="18"/>
-        </w:rPr>
-        <w:t>./build_linux.sh</w:t>
-      </w:r>
-    </w:p>
-    <w:p>
-      <w:pPr>
-        <w:rPr>
-          <w:rFonts w:asciiTheme="majorBidi" w:hAnsiTheme="majorBidi" w:cstheme="majorBidi"/>
-        </w:rPr>
-      </w:pPr>
-      <w:r>
-        <w:rPr>
-          <w:rFonts w:asciiTheme="majorBidi" w:hAnsiTheme="majorBidi" w:cstheme="majorBidi"/>
-        </w:rPr>
-        <w:t>The intended distribution file is:</w:t>
-      </w:r>
-    </w:p>
-    <w:p>
-      <w:pPr>
-        <w:shd w:val="clear" w:color="auto" w:fill="F2F2F2"/>
-        <w:ind w:left="360"/>
-        <w:rPr>
-          <w:rFonts w:asciiTheme="majorBidi" w:hAnsiTheme="majorBidi" w:cstheme="majorBidi"/>
-        </w:rPr>
-      </w:pPr>
-      <w:r>
-        <w:rPr>
-          <w:rFonts w:asciiTheme="majorBidi" w:hAnsiTheme="majorBidi" w:cstheme="majorBidi"/>
-          <w:sz w:val="18"/>
-        </w:rPr>
-        <w:t>MultiRoof-x86_64.AppImage</w:t>
-      </w:r>
-    </w:p>
-    <w:p>
-      <w:pPr>
-        <w:rPr>
-          <w:rFonts w:asciiTheme="majorBidi" w:hAnsiTheme="majorBidi" w:cstheme="majorBidi"/>
-        </w:rPr>
-      </w:pPr>
-      <w:r>
-        <w:rPr>
-          <w:rFonts w:asciiTheme="majorBidi" w:hAnsiTheme="majorBidi" w:cstheme="majorBidi"/>
-        </w:rPr>
-        <w:t>If appimagetool is not present, a message stating that the final AppImage was not created does not necessarily mean that the PyInstaller build failed. Check whether dist/MultiRoof/MultiRoof was created successfully.</w:t>
-      </w:r>
-    </w:p>
-    <w:p>
-      <w:pPr>
-        <w:pStyle w:val="Heading1"/>
-        <w:rPr>
-          <w:rFonts w:asciiTheme="majorBidi" w:hAnsiTheme="majorBidi"/>
-        </w:rPr>
-      </w:pPr>
-      <w:r>
-        <w:rPr>
-          <w:rFonts w:asciiTheme="majorBidi" w:hAnsiTheme="majorBidi"/>
-        </w:rPr>
-        <w:t>4.</w:t>
-      </w:r>
-      <w:r>
-        <w:rPr>
-          <w:rFonts w:asciiTheme="majorBidi" w:hAnsiTheme="majorBidi"/>
-        </w:rPr>
-        <w:t>10</w:t>
-      </w:r>
-      <w:r>
-        <w:rPr>
-          <w:rFonts w:asciiTheme="majorBidi" w:hAnsiTheme="majorBidi"/>
-        </w:rPr>
-        <w:t>. Run and test the AppImage</w:t>
-      </w:r>
-    </w:p>
-    <w:p>
-      <w:pPr>
-        <w:rPr>
-          <w:rFonts w:asciiTheme="majorBidi" w:hAnsiTheme="majorBidi" w:cstheme="majorBidi"/>
-        </w:rPr>
-      </w:pPr>
-      <w:r>
-        <w:rPr>
-          <w:rFonts w:asciiTheme="majorBidi" w:hAnsiTheme="majorBidi" w:cstheme="majorBidi"/>
-        </w:rPr>
-        <w:t>If an AppImage has been created, make it executable and launch it:</w:t>
-      </w:r>
-    </w:p>
-    <w:p>
-      <w:pPr>
-        <w:shd w:val="clear" w:color="auto" w:fill="F2F2F2"/>
-        <w:ind w:left="360"/>
-        <w:rPr>
-          <w:rFonts w:asciiTheme="majorBidi" w:hAnsiTheme="majorBidi" w:cstheme="majorBidi"/>
-        </w:rPr>
-      </w:pPr>
-      <w:r>
-        <w:rPr>
-          <w:rFonts w:asciiTheme="majorBidi" w:hAnsiTheme="majorBidi" w:cstheme="majorBidi"/>
-          <w:sz w:val="18"/>
-        </w:rPr>
-        <w:t>chmod +x MultiRoof-x86_64.AppImage</w:t>
-      </w:r>
-      <w:r>
-        <w:rPr>
-          <w:rFonts w:asciiTheme="majorBidi" w:hAnsiTheme="majorBidi" w:cstheme="majorBidi"/>
-          <w:sz w:val="18"/>
-        </w:rPr>
-        <w:br/>
-        <w:t>./MultiRoof-x86_64.AppImage</w:t>
-      </w:r>
-    </w:p>
-    <w:p>
-      <w:pPr>
-        <w:rPr>
-          <w:rFonts w:asciiTheme="majorBidi" w:hAnsiTheme="majorBidi" w:cstheme="majorBidi"/>
-        </w:rPr>
-      </w:pPr>
-      <w:r>
-        <w:rPr>
-          <w:rFonts w:asciiTheme="majorBidi" w:hAnsiTheme="majorBidi" w:cstheme="majorBidi"/>
-        </w:rPr>
-        <w:t>Verify that the application starts correctly and that the same GUI, resources, and file operations are available as in the PyInstaller build.</w:t>
+        <w:t xml:space="preserve">Verify that the application starts correctly and that the same GUI, resources, and file operations are available as in the </w:t>
+      </w:r>
+      <w:proofErr w:type="spellStart"/>
+      <w:r>
+        <w:rPr>
+          <w:rFonts w:asciiTheme="majorBidi" w:hAnsiTheme="majorBidi" w:cstheme="majorBidi"/>
+        </w:rPr>
+        <w:t>PyInstaller</w:t>
+      </w:r>
+      <w:proofErr w:type="spellEnd"/>
+      <w:r>
+        <w:rPr>
+          <w:rFonts w:asciiTheme="majorBidi" w:hAnsiTheme="majorBidi" w:cstheme="majorBidi"/>
+        </w:rPr>
+        <w:t xml:space="preserve"> build.</w:t>
       </w:r>
     </w:p>
     <w:p>
@@ -4808,7 +6954,7 @@
   <w:abstractNum w:abstractNumId="8" w15:restartNumberingAfterBreak="0">
     <w:nsid w:val="FFFFFF89"/>
     <w:multiLevelType w:val="singleLevel"/>
-    <w:tmpl w:val="29761A62"/>
+    <w:tmpl w:val="18AAB536"/>
     <w:lvl w:ilvl="0">
       <w:start w:val="1"/>
       <w:numFmt w:val="bullet"/>
@@ -5763,7 +7909,6 @@
   <w:style w:type="character" w:default="1" w:styleId="DefaultParagraphFont">
     <w:name w:val="Default Paragraph Font"/>
     <w:uiPriority w:val="1"/>
-    <w:semiHidden/>
     <w:unhideWhenUsed/>
   </w:style>
   <w:style w:type="table" w:default="1" w:styleId="TableNormal">
@@ -16620,6 +18765,19 @@
       <w:u w:val="single"/>
     </w:rPr>
   </w:style>
+  <w:style w:type="character" w:styleId="HTMLCode">
+    <w:name w:val="HTML Code"/>
+    <w:basedOn w:val="DefaultParagraphFont"/>
+    <w:uiPriority w:val="99"/>
+    <w:semiHidden/>
+    <w:unhideWhenUsed/>
+    <w:rsid w:val="00F96482"/>
+    <w:rPr>
+      <w:rFonts w:ascii="Courier New" w:eastAsia="Times New Roman" w:hAnsi="Courier New" w:cs="Courier New"/>
+      <w:sz w:val="20"/>
+      <w:szCs w:val="20"/>
+    </w:rPr>
+  </w:style>
 </w:styles>
 </file>
 
